--- a/Realtor Forms/PTE RESIDENTIAL Tenancy Agreement.docx
+++ b/Realtor Forms/PTE RESIDENTIAL Tenancy Agreement.docx
@@ -239,107 +239,129 @@
       </w:pPr>
       <w:r>
         <w:rPr>
-          <w:rFonts w:ascii="Arial" w:hAnsi="Arial" w:cs="Arial"/>
-          <w:bCs/>
-          <w:u w:val="single"/>
-        </w:rPr>
-        <w:tab/>
-      </w:r>
-      <w:r>
-        <w:rPr>
-          <w:rFonts w:ascii="Arial" w:hAnsi="Arial" w:cs="Arial"/>
-          <w:bCs/>
-          <w:u w:val="single"/>
-        </w:rPr>
-        <w:tab/>
-      </w:r>
-      <w:r>
-        <w:rPr>
-          <w:rFonts w:ascii="Arial" w:hAnsi="Arial" w:cs="Arial"/>
-          <w:bCs/>
-          <w:u w:val="single"/>
-        </w:rPr>
-        <w:tab/>
-      </w:r>
-      <w:r>
-        <w:rPr>
-          <w:rFonts w:ascii="Arial" w:hAnsi="Arial" w:cs="Arial"/>
-          <w:bCs/>
-          <w:u w:val="single"/>
-        </w:rPr>
-        <w:tab/>
-      </w:r>
-      <w:r>
-        <w:rPr>
-          <w:rFonts w:ascii="Arial" w:hAnsi="Arial" w:cs="Arial"/>
-          <w:bCs/>
-          <w:u w:val="single"/>
-        </w:rPr>
-        <w:tab/>
-      </w:r>
-      <w:r>
-        <w:rPr>
-          <w:rFonts w:ascii="Arial" w:hAnsi="Arial" w:cs="Arial"/>
-          <w:bCs/>
-          <w:u w:val="single"/>
-        </w:rPr>
-        <w:tab/>
-      </w:r>
-      <w:r>
-        <w:rPr>
-          <w:rFonts w:ascii="Arial" w:hAnsi="Arial" w:cs="Arial"/>
-          <w:bCs/>
-          <w:u w:val="single"/>
-        </w:rPr>
-        <w:tab/>
-      </w:r>
-      <w:r>
-        <w:rPr>
-          <w:rFonts w:ascii="Arial" w:hAnsi="Arial" w:cs="Arial"/>
-          <w:bCs/>
-          <w:u w:val="single"/>
-        </w:rPr>
-        <w:tab/>
-      </w:r>
-      <w:r>
-        <w:rPr>
-          <w:rFonts w:ascii="Arial" w:hAnsi="Arial" w:cs="Arial"/>
-          <w:bCs/>
-          <w:u w:val="single"/>
-        </w:rPr>
-        <w:tab/>
-      </w:r>
-      <w:r>
-        <w:rPr>
-          <w:rFonts w:ascii="Arial" w:hAnsi="Arial" w:cs="Arial"/>
-          <w:bCs/>
-          <w:u w:val="single"/>
-        </w:rPr>
-        <w:tab/>
-      </w:r>
-      <w:r>
-        <w:rPr>
-          <w:rFonts w:ascii="Arial" w:hAnsi="Arial" w:cs="Arial"/>
-          <w:bCs/>
-          <w:u w:val="single"/>
-        </w:rPr>
-        <w:tab/>
-      </w:r>
-      <w:r>
-        <w:rPr>
-          <w:rFonts w:ascii="Arial" w:hAnsi="Arial" w:cs="Arial"/>
-          <w:bCs/>
-          <w:u w:val="single"/>
-        </w:rPr>
-        <w:tab/>
-      </w:r>
-      <w:r>
-        <w:rPr>
-          <w:rFonts w:ascii="Arial" w:hAnsi="Arial" w:cs="Arial"/>
-          <w:bCs/>
-          <w:u w:val="single"/>
-        </w:rPr>
-        <w:tab/>
+          <w:rFonts w:ascii="Courier New" w:hAnsi="Courier New" w:cs="Courier New"/>
+        </w:rPr>
+        <w:t>{{landlord_name</w:t>
+      </w:r>
+      <w:proofErr w:type="gramStart"/>
+      <w:r>
+        <w:rPr>
+          <w:rFonts w:ascii="Courier New" w:hAnsi="Courier New" w:cs="Courier New"/>
+        </w:rPr>
+        <w:t>}}</w:t>
+      </w:r>
+      <w:r>
+        <w:rPr>
+          <w:rFonts w:ascii="Courier New" w:hAnsi="Courier New" w:cs="Courier New"/>
+        </w:rPr>
+        <w:t>(</w:t>
+      </w:r>
+      <w:proofErr w:type="gramEnd"/>
+      <w:r>
+        <w:rPr>
+          <w:rFonts w:ascii="Courier New" w:hAnsi="Courier New" w:cs="Courier New"/>
+        </w:rPr>
+        <w:t>{{landlord_n</w:t>
+      </w:r>
+      <w:r>
+        <w:rPr>
+          <w:rFonts w:ascii="Courier New" w:hAnsi="Courier New" w:cs="Courier New"/>
+        </w:rPr>
+        <w:t>ric</w:t>
+      </w:r>
+      <w:r>
+        <w:rPr>
+          <w:rFonts w:ascii="Courier New" w:hAnsi="Courier New" w:cs="Courier New"/>
+        </w:rPr>
+        <w:t>}</w:t>
+      </w:r>
+      <w:proofErr w:type="gramStart"/>
+      <w:r>
+        <w:rPr>
+          <w:rFonts w:ascii="Courier New" w:hAnsi="Courier New" w:cs="Courier New"/>
+        </w:rPr>
+        <w:t>}</w:t>
+      </w:r>
+      <w:r>
+        <w:rPr>
+          <w:rFonts w:ascii="Courier New" w:hAnsi="Courier New" w:cs="Courier New"/>
+        </w:rPr>
+        <w:t>)</w:t>
+      </w:r>
+      <w:r>
+        <w:rPr>
+          <w:rFonts w:ascii="Courier New" w:hAnsi="Courier New" w:cs="Courier New"/>
+        </w:rPr>
+        <w:t>{</w:t>
+      </w:r>
+      <w:proofErr w:type="gramEnd"/>
+      <w:r>
+        <w:rPr>
+          <w:rFonts w:ascii="Courier New" w:hAnsi="Courier New" w:cs="Courier New"/>
+        </w:rPr>
+        <w:t>{landlord</w:t>
+      </w:r>
+      <w:r>
+        <w:rPr>
+          <w:rFonts w:ascii="Courier New" w:hAnsi="Courier New" w:cs="Courier New"/>
+        </w:rPr>
+        <w:t>2</w:t>
+      </w:r>
+      <w:r>
+        <w:rPr>
+          <w:rFonts w:ascii="Courier New" w:hAnsi="Courier New" w:cs="Courier New"/>
+        </w:rPr>
+        <w:t>_name</w:t>
+      </w:r>
+      <w:proofErr w:type="gramStart"/>
+      <w:r>
+        <w:rPr>
+          <w:rFonts w:ascii="Courier New" w:hAnsi="Courier New" w:cs="Courier New"/>
+        </w:rPr>
+        <w:t>}}</w:t>
+      </w:r>
+      <w:r>
+        <w:rPr>
+          <w:rFonts w:ascii="Courier New" w:hAnsi="Courier New" w:cs="Courier New"/>
+        </w:rPr>
+        <w:t>(</w:t>
+      </w:r>
+      <w:proofErr w:type="gramEnd"/>
+      <w:r>
+        <w:rPr>
+          <w:rFonts w:ascii="Courier New" w:hAnsi="Courier New" w:cs="Courier New"/>
+        </w:rPr>
+        <w:t>{{landlord</w:t>
+      </w:r>
+      <w:r>
+        <w:rPr>
+          <w:rFonts w:ascii="Courier New" w:hAnsi="Courier New" w:cs="Courier New"/>
+        </w:rPr>
+        <w:t>s</w:t>
+      </w:r>
+      <w:r>
+        <w:rPr>
+          <w:rFonts w:ascii="Courier New" w:hAnsi="Courier New" w:cs="Courier New"/>
+        </w:rPr>
+        <w:t>_n</w:t>
+      </w:r>
+      <w:r>
+        <w:rPr>
+          <w:rFonts w:ascii="Courier New" w:hAnsi="Courier New" w:cs="Courier New"/>
+        </w:rPr>
+        <w:t>ric</w:t>
+      </w:r>
+      <w:r>
+        <w:rPr>
+          <w:rFonts w:ascii="Courier New" w:hAnsi="Courier New" w:cs="Courier New"/>
+        </w:rPr>
+        <w:t>}}</w:t>
+      </w:r>
+      <w:r>
+        <w:rPr>
+          <w:rFonts w:ascii="Courier New" w:hAnsi="Courier New" w:cs="Courier New"/>
+        </w:rPr>
+        <w:t>)</w:t>
       </w:r>
     </w:p>
     <w:p>
@@ -441,99 +463,129 @@
       </w:pPr>
       <w:r>
         <w:rPr>
-          <w:rFonts w:ascii="Arial" w:hAnsi="Arial" w:cs="Arial"/>
-          <w:bCs/>
-          <w:u w:val="single"/>
-        </w:rPr>
-        <w:tab/>
-      </w:r>
-      <w:r>
-        <w:rPr>
-          <w:rFonts w:ascii="Arial" w:hAnsi="Arial" w:cs="Arial"/>
-          <w:bCs/>
-          <w:u w:val="single"/>
-        </w:rPr>
-        <w:tab/>
-      </w:r>
-      <w:r>
-        <w:rPr>
-          <w:rFonts w:ascii="Arial" w:hAnsi="Arial" w:cs="Arial"/>
-          <w:bCs/>
-          <w:u w:val="single"/>
-        </w:rPr>
-        <w:tab/>
-      </w:r>
-      <w:r>
-        <w:rPr>
-          <w:rFonts w:ascii="Arial" w:hAnsi="Arial" w:cs="Arial"/>
-          <w:bCs/>
-          <w:u w:val="single"/>
-        </w:rPr>
-        <w:tab/>
-      </w:r>
-      <w:r>
-        <w:rPr>
-          <w:rFonts w:ascii="Arial" w:hAnsi="Arial" w:cs="Arial"/>
-          <w:bCs/>
-          <w:u w:val="single"/>
-        </w:rPr>
-        <w:tab/>
-      </w:r>
-      <w:r>
-        <w:rPr>
-          <w:rFonts w:ascii="Arial" w:hAnsi="Arial" w:cs="Arial"/>
-          <w:bCs/>
-          <w:u w:val="single"/>
-        </w:rPr>
-        <w:tab/>
-      </w:r>
-      <w:r>
-        <w:rPr>
-          <w:rFonts w:ascii="Arial" w:hAnsi="Arial" w:cs="Arial"/>
-          <w:bCs/>
-          <w:u w:val="single"/>
-        </w:rPr>
-        <w:tab/>
-      </w:r>
-      <w:r>
-        <w:rPr>
-          <w:rFonts w:ascii="Arial" w:hAnsi="Arial" w:cs="Arial"/>
-          <w:bCs/>
-          <w:u w:val="single"/>
-        </w:rPr>
-        <w:tab/>
-      </w:r>
-      <w:r>
-        <w:rPr>
-          <w:rFonts w:ascii="Arial" w:hAnsi="Arial" w:cs="Arial"/>
-          <w:bCs/>
-          <w:u w:val="single"/>
-        </w:rPr>
-        <w:tab/>
-      </w:r>
-      <w:r>
-        <w:rPr>
-          <w:rFonts w:ascii="Arial" w:hAnsi="Arial" w:cs="Arial"/>
-          <w:bCs/>
-          <w:u w:val="single"/>
-        </w:rPr>
-        <w:tab/>
-      </w:r>
-      <w:r>
-        <w:rPr>
-          <w:rFonts w:ascii="Arial" w:hAnsi="Arial" w:cs="Arial"/>
-          <w:bCs/>
-          <w:u w:val="single"/>
-        </w:rPr>
-        <w:tab/>
-      </w:r>
-      <w:r>
-        <w:rPr>
-          <w:rFonts w:ascii="Arial" w:hAnsi="Arial" w:cs="Arial"/>
-          <w:bCs/>
-          <w:u w:val="single"/>
-        </w:rPr>
-        <w:tab/>
+          <w:rFonts w:ascii="Courier New" w:hAnsi="Courier New" w:cs="Courier New"/>
+        </w:rPr>
+        <w:t>{{tenant_name</w:t>
+      </w:r>
+      <w:proofErr w:type="gramStart"/>
+      <w:r>
+        <w:rPr>
+          <w:rFonts w:ascii="Courier New" w:hAnsi="Courier New" w:cs="Courier New"/>
+        </w:rPr>
+        <w:t>}}</w:t>
+      </w:r>
+      <w:r>
+        <w:rPr>
+          <w:rFonts w:ascii="Courier New" w:hAnsi="Courier New" w:cs="Courier New"/>
+        </w:rPr>
+        <w:t>(</w:t>
+      </w:r>
+      <w:proofErr w:type="gramEnd"/>
+      <w:r>
+        <w:rPr>
+          <w:rFonts w:ascii="Courier New" w:hAnsi="Courier New" w:cs="Courier New"/>
+        </w:rPr>
+        <w:t>{{tenant_n</w:t>
+      </w:r>
+      <w:r>
+        <w:rPr>
+          <w:rFonts w:ascii="Courier New" w:hAnsi="Courier New" w:cs="Courier New"/>
+        </w:rPr>
+        <w:t>ric</w:t>
+      </w:r>
+      <w:r>
+        <w:rPr>
+          <w:rFonts w:ascii="Courier New" w:hAnsi="Courier New" w:cs="Courier New"/>
+        </w:rPr>
+        <w:t>}</w:t>
+      </w:r>
+      <w:proofErr w:type="gramStart"/>
+      <w:r>
+        <w:rPr>
+          <w:rFonts w:ascii="Courier New" w:hAnsi="Courier New" w:cs="Courier New"/>
+        </w:rPr>
+        <w:t>}</w:t>
+      </w:r>
+      <w:r>
+        <w:rPr>
+          <w:rFonts w:ascii="Courier New" w:hAnsi="Courier New" w:cs="Courier New"/>
+        </w:rPr>
+        <w:t>)</w:t>
+      </w:r>
+      <w:r>
+        <w:rPr>
+          <w:rFonts w:ascii="Courier New" w:hAnsi="Courier New" w:cs="Courier New"/>
+        </w:rPr>
+        <w:t>{</w:t>
+      </w:r>
+      <w:proofErr w:type="gramEnd"/>
+      <w:r>
+        <w:rPr>
+          <w:rFonts w:ascii="Courier New" w:hAnsi="Courier New" w:cs="Courier New"/>
+        </w:rPr>
+        <w:t>{tenant</w:t>
+      </w:r>
+      <w:r>
+        <w:rPr>
+          <w:rFonts w:ascii="Courier New" w:hAnsi="Courier New" w:cs="Courier New"/>
+        </w:rPr>
+        <w:t>2</w:t>
+      </w:r>
+      <w:r>
+        <w:rPr>
+          <w:rFonts w:ascii="Courier New" w:hAnsi="Courier New" w:cs="Courier New"/>
+        </w:rPr>
+        <w:t>_name</w:t>
+      </w:r>
+      <w:proofErr w:type="gramStart"/>
+      <w:r>
+        <w:rPr>
+          <w:rFonts w:ascii="Courier New" w:hAnsi="Courier New" w:cs="Courier New"/>
+        </w:rPr>
+        <w:t>}}</w:t>
+      </w:r>
+      <w:r>
+        <w:rPr>
+          <w:rFonts w:ascii="Courier New" w:hAnsi="Courier New" w:cs="Courier New"/>
+        </w:rPr>
+        <w:t>(</w:t>
+      </w:r>
+      <w:proofErr w:type="gramEnd"/>
+      <w:r>
+        <w:rPr>
+          <w:rFonts w:ascii="Courier New" w:hAnsi="Courier New" w:cs="Courier New"/>
+        </w:rPr>
+        <w:t>{{tenant</w:t>
+      </w:r>
+      <w:r>
+        <w:rPr>
+          <w:rFonts w:ascii="Courier New" w:hAnsi="Courier New" w:cs="Courier New"/>
+        </w:rPr>
+        <w:t>2</w:t>
+      </w:r>
+      <w:r>
+        <w:rPr>
+          <w:rFonts w:ascii="Courier New" w:hAnsi="Courier New" w:cs="Courier New"/>
+        </w:rPr>
+        <w:t>_n</w:t>
+      </w:r>
+      <w:r>
+        <w:rPr>
+          <w:rFonts w:ascii="Courier New" w:hAnsi="Courier New" w:cs="Courier New"/>
+        </w:rPr>
+        <w:t>ric</w:t>
+      </w:r>
+      <w:r>
+        <w:rPr>
+          <w:rFonts w:ascii="Courier New" w:hAnsi="Courier New" w:cs="Courier New"/>
+        </w:rPr>
+        <w:t>}}</w:t>
+      </w:r>
+      <w:r>
+        <w:rPr>
+          <w:rFonts w:ascii="Courier New" w:hAnsi="Courier New" w:cs="Courier New"/>
+        </w:rPr>
+        <w:t>)</w:t>
       </w:r>
     </w:p>
     <w:p>
@@ -683,101 +735,23 @@
       </w:pPr>
       <w:r>
         <w:rPr>
-          <w:rFonts w:ascii="Arial" w:hAnsi="Arial" w:cs="Arial"/>
-          <w:u w:val="single"/>
-        </w:rPr>
-        <w:t xml:space="preserve">   </w:t>
-      </w:r>
-      <w:r>
-        <w:rPr>
-          <w:rFonts w:ascii="Arial" w:hAnsi="Arial" w:cs="Arial"/>
-          <w:u w:val="single"/>
-        </w:rPr>
-        <w:tab/>
-      </w:r>
-      <w:r>
-        <w:rPr>
-          <w:rFonts w:ascii="Arial" w:hAnsi="Arial" w:cs="Arial"/>
-          <w:u w:val="single"/>
-        </w:rPr>
-        <w:tab/>
-      </w:r>
-      <w:r>
-        <w:rPr>
-          <w:rFonts w:ascii="Arial" w:hAnsi="Arial" w:cs="Arial"/>
-          <w:u w:val="single"/>
-        </w:rPr>
-        <w:tab/>
-      </w:r>
-      <w:r>
-        <w:rPr>
-          <w:rFonts w:ascii="Arial" w:hAnsi="Arial" w:cs="Arial"/>
-          <w:u w:val="single"/>
-        </w:rPr>
-        <w:tab/>
-      </w:r>
-      <w:r>
-        <w:rPr>
-          <w:rFonts w:ascii="Arial" w:hAnsi="Arial" w:cs="Arial"/>
-          <w:u w:val="single"/>
-        </w:rPr>
-        <w:tab/>
-      </w:r>
-      <w:r>
-        <w:rPr>
-          <w:rFonts w:ascii="Arial" w:hAnsi="Arial" w:cs="Arial"/>
-          <w:u w:val="single"/>
-        </w:rPr>
-        <w:tab/>
-      </w:r>
-      <w:r>
-        <w:rPr>
-          <w:rFonts w:ascii="Arial" w:hAnsi="Arial" w:cs="Arial"/>
-          <w:u w:val="single"/>
-        </w:rPr>
-        <w:tab/>
-      </w:r>
-      <w:r>
-        <w:rPr>
-          <w:rFonts w:ascii="Arial" w:hAnsi="Arial" w:cs="Arial"/>
-          <w:u w:val="single"/>
-        </w:rPr>
-        <w:tab/>
-      </w:r>
-      <w:r>
-        <w:rPr>
-          <w:rFonts w:ascii="Arial" w:hAnsi="Arial" w:cs="Arial"/>
-          <w:u w:val="single"/>
-        </w:rPr>
-        <w:tab/>
-      </w:r>
-      <w:r>
-        <w:rPr>
-          <w:rFonts w:ascii="Arial" w:hAnsi="Arial" w:cs="Arial"/>
-          <w:u w:val="single"/>
-        </w:rPr>
-        <w:tab/>
-      </w:r>
-      <w:r>
-        <w:rPr>
-          <w:rFonts w:ascii="Arial" w:hAnsi="Arial" w:cs="Arial"/>
-          <w:u w:val="single"/>
-        </w:rPr>
-        <w:tab/>
-      </w:r>
-      <w:r>
-        <w:rPr>
-          <w:rFonts w:ascii="Arial" w:hAnsi="Arial" w:cs="Arial"/>
-          <w:u w:val="single"/>
-        </w:rPr>
-        <w:tab/>
-      </w:r>
-      <w:r>
-        <w:rPr>
-          <w:rFonts w:ascii="Arial" w:hAnsi="Arial" w:cs="Arial"/>
-          <w:u w:val="single"/>
-        </w:rPr>
-        <w:tab/>
+          <w:rFonts w:ascii="Courier New" w:hAnsi="Courier New" w:cs="Courier New"/>
+        </w:rPr>
+        <w:t>{{</w:t>
+      </w:r>
+      <w:proofErr w:type="spellStart"/>
+      <w:r>
+        <w:rPr>
+          <w:rFonts w:ascii="Courier New" w:hAnsi="Courier New" w:cs="Courier New"/>
+        </w:rPr>
+        <w:t>property_address</w:t>
+      </w:r>
+      <w:proofErr w:type="spellEnd"/>
+      <w:r>
+        <w:rPr>
+          <w:rFonts w:ascii="Courier New" w:hAnsi="Courier New" w:cs="Courier New"/>
+        </w:rPr>
+        <w:t>}}</w:t>
       </w:r>
       <w:r>
         <w:rPr>
@@ -848,283 +822,348 @@
       </w:r>
       <w:r>
         <w:rPr>
+          <w:rFonts w:ascii="Courier New" w:hAnsi="Courier New" w:cs="Courier New"/>
+        </w:rPr>
+        <w:t>{{</w:t>
+      </w:r>
+      <w:proofErr w:type="spellStart"/>
+      <w:r>
+        <w:rPr>
+          <w:rFonts w:ascii="Courier New" w:hAnsi="Courier New" w:cs="Courier New"/>
+        </w:rPr>
+        <w:t>lease_term_months</w:t>
+      </w:r>
+      <w:r>
+        <w:rPr>
+          <w:rFonts w:ascii="Courier New" w:hAnsi="Courier New" w:cs="Courier New"/>
+        </w:rPr>
+        <w:t>_words</w:t>
+      </w:r>
+      <w:proofErr w:type="spellEnd"/>
+      <w:r>
+        <w:rPr>
+          <w:rFonts w:ascii="Courier New" w:hAnsi="Courier New" w:cs="Courier New"/>
+        </w:rPr>
+        <w:t>}}</w:t>
+      </w:r>
+      <w:r>
+        <w:rPr>
           <w:rFonts w:ascii="Arial" w:hAnsi="Arial" w:cs="Arial"/>
           <w:bCs/>
-          <w:u w:val="single"/>
-        </w:rPr>
-        <w:tab/>
-      </w:r>
-      <w:proofErr w:type="gramStart"/>
+        </w:rPr>
+        <w:t xml:space="preserve"> </w:t>
+      </w:r>
       <w:r>
         <w:rPr>
           <w:rFonts w:ascii="Arial" w:hAnsi="Arial" w:cs="Arial"/>
           <w:bCs/>
-          <w:u w:val="single"/>
-        </w:rPr>
-        <w:tab/>
+        </w:rPr>
+        <w:t>(</w:t>
+      </w:r>
+      <w:r>
+        <w:rPr>
+          <w:rFonts w:ascii="Courier New" w:hAnsi="Courier New" w:cs="Courier New"/>
+        </w:rPr>
+        <w:t>{{</w:t>
+      </w:r>
+      <w:proofErr w:type="spellStart"/>
+      <w:r>
+        <w:rPr>
+          <w:rFonts w:ascii="Courier New" w:hAnsi="Courier New" w:cs="Courier New"/>
+        </w:rPr>
+        <w:t>lease_term_months</w:t>
+      </w:r>
+      <w:proofErr w:type="spellEnd"/>
+      <w:r>
+        <w:rPr>
+          <w:rFonts w:ascii="Courier New" w:hAnsi="Courier New" w:cs="Courier New"/>
+        </w:rPr>
+        <w:t>}}</w:t>
       </w:r>
       <w:r>
         <w:rPr>
           <w:rFonts w:ascii="Arial" w:hAnsi="Arial" w:cs="Arial"/>
           <w:bCs/>
         </w:rPr>
-        <w:t>(</w:t>
-      </w:r>
-      <w:r>
-        <w:rPr>
-          <w:rFonts w:ascii="Arial" w:hAnsi="Arial" w:cs="Arial"/>
-        </w:rPr>
-        <w:t xml:space="preserve">  </w:t>
-      </w:r>
-      <w:proofErr w:type="gramEnd"/>
-      <w:r>
-        <w:rPr>
-          <w:rFonts w:ascii="Arial" w:hAnsi="Arial" w:cs="Arial"/>
-        </w:rPr>
-        <w:t xml:space="preserve">  </w:t>
-      </w:r>
-      <w:proofErr w:type="gramStart"/>
-      <w:r>
-        <w:rPr>
-          <w:rFonts w:ascii="Arial" w:hAnsi="Arial" w:cs="Arial"/>
-        </w:rPr>
-        <w:t xml:space="preserve"> </w:t>
+        <w:t xml:space="preserve">) months from </w:t>
+      </w:r>
+      <w:r>
+        <w:rPr>
+          <w:rFonts w:ascii="Courier New" w:hAnsi="Courier New" w:cs="Courier New"/>
+        </w:rPr>
+        <w:t>{{</w:t>
+      </w:r>
+      <w:proofErr w:type="spellStart"/>
+      <w:r>
+        <w:rPr>
+          <w:rFonts w:ascii="Courier New" w:hAnsi="Courier New" w:cs="Courier New"/>
+        </w:rPr>
+        <w:t>lease_start_day</w:t>
+      </w:r>
+      <w:r>
+        <w:rPr>
+          <w:rFonts w:ascii="Courier New" w:hAnsi="Courier New" w:cs="Courier New"/>
+        </w:rPr>
+        <w:t>_words</w:t>
+      </w:r>
+      <w:proofErr w:type="spellEnd"/>
+      <w:r>
+        <w:rPr>
+          <w:rFonts w:ascii="Courier New" w:hAnsi="Courier New" w:cs="Courier New"/>
+        </w:rPr>
+        <w:t>}}</w:t>
       </w:r>
       <w:r>
         <w:rPr>
           <w:rFonts w:ascii="Arial" w:hAnsi="Arial" w:cs="Arial"/>
           <w:bCs/>
         </w:rPr>
-        <w:t xml:space="preserve"> )</w:t>
-      </w:r>
-      <w:proofErr w:type="gramEnd"/>
+        <w:t xml:space="preserve"> </w:t>
+      </w:r>
       <w:r>
         <w:rPr>
           <w:rFonts w:ascii="Arial" w:hAnsi="Arial" w:cs="Arial"/>
           <w:bCs/>
         </w:rPr>
-        <w:t xml:space="preserve"> months from </w:t>
+        <w:t>(</w:t>
+      </w:r>
+      <w:r>
+        <w:rPr>
+          <w:rFonts w:ascii="Courier New" w:hAnsi="Courier New" w:cs="Courier New"/>
+        </w:rPr>
+        <w:t>{{</w:t>
+      </w:r>
+      <w:proofErr w:type="spellStart"/>
+      <w:r>
+        <w:rPr>
+          <w:rFonts w:ascii="Courier New" w:hAnsi="Courier New" w:cs="Courier New"/>
+        </w:rPr>
+        <w:t>lease_start_day</w:t>
+      </w:r>
+      <w:proofErr w:type="spellEnd"/>
+      <w:r>
+        <w:rPr>
+          <w:rFonts w:ascii="Courier New" w:hAnsi="Courier New" w:cs="Courier New"/>
+        </w:rPr>
+        <w:t>}}</w:t>
       </w:r>
       <w:r>
         <w:rPr>
           <w:rFonts w:ascii="Arial" w:hAnsi="Arial" w:cs="Arial"/>
           <w:bCs/>
-          <w:u w:val="single"/>
-        </w:rPr>
-        <w:tab/>
-      </w:r>
-      <w:proofErr w:type="gramStart"/>
+        </w:rPr>
+        <w:t xml:space="preserve">) day of </w:t>
+      </w:r>
+      <w:r>
+        <w:rPr>
+          <w:rFonts w:ascii="Courier New" w:hAnsi="Courier New" w:cs="Courier New"/>
+        </w:rPr>
+        <w:t>{{</w:t>
+      </w:r>
+      <w:proofErr w:type="spellStart"/>
+      <w:r>
+        <w:rPr>
+          <w:rFonts w:ascii="Courier New" w:hAnsi="Courier New" w:cs="Courier New"/>
+        </w:rPr>
+        <w:t>lease_start_</w:t>
+      </w:r>
+      <w:r>
+        <w:rPr>
+          <w:rFonts w:ascii="Courier New" w:hAnsi="Courier New" w:cs="Courier New"/>
+        </w:rPr>
+        <w:t>month</w:t>
+      </w:r>
+      <w:r>
+        <w:rPr>
+          <w:rFonts w:ascii="Courier New" w:hAnsi="Courier New" w:cs="Courier New"/>
+        </w:rPr>
+        <w:t>_words</w:t>
+      </w:r>
+      <w:proofErr w:type="spellEnd"/>
+      <w:r>
+        <w:rPr>
+          <w:rFonts w:ascii="Courier New" w:hAnsi="Courier New" w:cs="Courier New"/>
+        </w:rPr>
+        <w:t>}}</w:t>
+      </w:r>
       <w:r>
         <w:rPr>
           <w:rFonts w:ascii="Arial" w:hAnsi="Arial" w:cs="Arial"/>
           <w:bCs/>
-          <w:u w:val="single"/>
-        </w:rPr>
-        <w:tab/>
+        </w:rPr>
+        <w:t xml:space="preserve"> </w:t>
+      </w:r>
+      <w:r>
+        <w:rPr>
+          <w:rFonts w:ascii="Courier New" w:hAnsi="Courier New" w:cs="Courier New"/>
+        </w:rPr>
+        <w:t>{{</w:t>
+      </w:r>
+      <w:proofErr w:type="spellStart"/>
+      <w:r>
+        <w:rPr>
+          <w:rFonts w:ascii="Courier New" w:hAnsi="Courier New" w:cs="Courier New"/>
+        </w:rPr>
+        <w:t>lease_start_</w:t>
+      </w:r>
+      <w:r>
+        <w:rPr>
+          <w:rFonts w:ascii="Courier New" w:hAnsi="Courier New" w:cs="Courier New"/>
+        </w:rPr>
+        <w:t>year</w:t>
+      </w:r>
+      <w:proofErr w:type="spellEnd"/>
+      <w:r>
+        <w:rPr>
+          <w:rFonts w:ascii="Courier New" w:hAnsi="Courier New" w:cs="Courier New"/>
+        </w:rPr>
+        <w:t>}}</w:t>
+      </w:r>
+      <w:r>
+        <w:rPr>
+          <w:rFonts w:ascii="Arial" w:hAnsi="Arial" w:cs="Arial"/>
+        </w:rPr>
+        <w:t xml:space="preserve"> </w:t>
       </w:r>
       <w:r>
         <w:rPr>
           <w:rFonts w:ascii="Arial" w:hAnsi="Arial" w:cs="Arial"/>
           <w:bCs/>
         </w:rPr>
-        <w:t>(</w:t>
-      </w:r>
-      <w:r>
-        <w:rPr>
-          <w:rFonts w:ascii="Arial" w:hAnsi="Arial" w:cs="Arial"/>
-        </w:rPr>
-        <w:t xml:space="preserve">  </w:t>
-      </w:r>
-      <w:proofErr w:type="gramEnd"/>
-      <w:r>
-        <w:rPr>
-          <w:rFonts w:ascii="Arial" w:hAnsi="Arial" w:cs="Arial"/>
-        </w:rPr>
-        <w:t xml:space="preserve">  </w:t>
-      </w:r>
-      <w:proofErr w:type="gramStart"/>
-      <w:r>
-        <w:rPr>
-          <w:rFonts w:ascii="Arial" w:hAnsi="Arial" w:cs="Arial"/>
-        </w:rPr>
-        <w:t xml:space="preserve"> </w:t>
+        <w:t>to the</w:t>
       </w:r>
       <w:r>
         <w:rPr>
           <w:rFonts w:ascii="Arial" w:hAnsi="Arial" w:cs="Arial"/>
           <w:bCs/>
         </w:rPr>
-        <w:t xml:space="preserve"> )</w:t>
-      </w:r>
-      <w:proofErr w:type="gramEnd"/>
+        <w:t xml:space="preserve"> </w:t>
+      </w:r>
+      <w:r>
+        <w:rPr>
+          <w:rFonts w:ascii="Courier New" w:hAnsi="Courier New" w:cs="Courier New"/>
+        </w:rPr>
+        <w:t>{{</w:t>
+      </w:r>
+      <w:proofErr w:type="spellStart"/>
+      <w:r>
+        <w:rPr>
+          <w:rFonts w:ascii="Courier New" w:hAnsi="Courier New" w:cs="Courier New"/>
+        </w:rPr>
+        <w:t>lease_end_day</w:t>
+      </w:r>
+      <w:r>
+        <w:rPr>
+          <w:rFonts w:ascii="Courier New" w:hAnsi="Courier New" w:cs="Courier New"/>
+        </w:rPr>
+        <w:t>_words</w:t>
+      </w:r>
+      <w:proofErr w:type="spellEnd"/>
+      <w:r>
+        <w:rPr>
+          <w:rFonts w:ascii="Courier New" w:hAnsi="Courier New" w:cs="Courier New"/>
+        </w:rPr>
+        <w:t>}}</w:t>
+      </w:r>
       <w:r>
         <w:rPr>
           <w:rFonts w:ascii="Arial" w:hAnsi="Arial" w:cs="Arial"/>
           <w:bCs/>
         </w:rPr>
-        <w:t xml:space="preserve"> day of </w:t>
+        <w:t xml:space="preserve"> </w:t>
       </w:r>
       <w:r>
         <w:rPr>
           <w:rFonts w:ascii="Arial" w:hAnsi="Arial" w:cs="Arial"/>
           <w:bCs/>
-          <w:u w:val="single"/>
-        </w:rPr>
-        <w:tab/>
+        </w:rPr>
+        <w:t>(</w:t>
+      </w:r>
+      <w:r>
+        <w:rPr>
+          <w:rFonts w:ascii="Courier New" w:hAnsi="Courier New" w:cs="Courier New"/>
+        </w:rPr>
+        <w:t>{{</w:t>
+      </w:r>
+      <w:proofErr w:type="spellStart"/>
+      <w:r>
+        <w:rPr>
+          <w:rFonts w:ascii="Courier New" w:hAnsi="Courier New" w:cs="Courier New"/>
+        </w:rPr>
+        <w:t>lease_end_day</w:t>
+      </w:r>
+      <w:proofErr w:type="spellEnd"/>
+      <w:r>
+        <w:rPr>
+          <w:rFonts w:ascii="Courier New" w:hAnsi="Courier New" w:cs="Courier New"/>
+        </w:rPr>
+        <w:t>}}</w:t>
       </w:r>
       <w:r>
         <w:rPr>
           <w:rFonts w:ascii="Arial" w:hAnsi="Arial" w:cs="Arial"/>
           <w:bCs/>
-          <w:u w:val="single"/>
-        </w:rPr>
-        <w:tab/>
+        </w:rPr>
+        <w:t xml:space="preserve">) day of </w:t>
+      </w:r>
+      <w:r>
+        <w:rPr>
+          <w:rFonts w:ascii="Courier New" w:hAnsi="Courier New" w:cs="Courier New"/>
+        </w:rPr>
+        <w:t>{{</w:t>
+      </w:r>
+      <w:proofErr w:type="spellStart"/>
+      <w:r>
+        <w:rPr>
+          <w:rFonts w:ascii="Courier New" w:hAnsi="Courier New" w:cs="Courier New"/>
+        </w:rPr>
+        <w:t>lease_end_</w:t>
+      </w:r>
+      <w:r>
+        <w:rPr>
+          <w:rFonts w:ascii="Courier New" w:hAnsi="Courier New" w:cs="Courier New"/>
+        </w:rPr>
+        <w:t>month_words</w:t>
+      </w:r>
+      <w:proofErr w:type="spellEnd"/>
+      <w:r>
+        <w:rPr>
+          <w:rFonts w:ascii="Courier New" w:hAnsi="Courier New" w:cs="Courier New"/>
+        </w:rPr>
+        <w:t>}}</w:t>
       </w:r>
       <w:r>
         <w:rPr>
           <w:rFonts w:ascii="Arial" w:hAnsi="Arial" w:cs="Arial"/>
           <w:bCs/>
-          <w:u w:val="single"/>
-        </w:rPr>
-        <w:tab/>
-      </w:r>
-      <w:r>
-        <w:rPr>
-          <w:rFonts w:ascii="Arial" w:hAnsi="Arial" w:cs="Arial"/>
-          <w:bCs/>
         </w:rPr>
         <w:t xml:space="preserve"> </w:t>
       </w:r>
       <w:r>
         <w:rPr>
-          <w:rFonts w:ascii="Arial" w:hAnsi="Arial" w:cs="Arial"/>
-        </w:rPr>
-        <w:t>20</w:t>
-      </w:r>
-      <w:r>
-        <w:rPr>
-          <w:rFonts w:ascii="Arial" w:hAnsi="Arial" w:cs="Arial"/>
-          <w:bCs/>
-          <w:u w:val="single"/>
-        </w:rPr>
-        <w:tab/>
-      </w:r>
-      <w:r>
-        <w:rPr>
-          <w:rFonts w:ascii="Arial" w:hAnsi="Arial" w:cs="Arial"/>
-        </w:rPr>
-        <w:t xml:space="preserve"> </w:t>
-      </w:r>
-      <w:r>
-        <w:rPr>
-          <w:rFonts w:ascii="Arial" w:hAnsi="Arial" w:cs="Arial"/>
-          <w:bCs/>
-        </w:rPr>
-        <w:t>to the</w:t>
-      </w:r>
-      <w:r>
-        <w:rPr>
-          <w:rFonts w:ascii="Arial" w:hAnsi="Arial" w:cs="Arial"/>
-          <w:bCs/>
-          <w:u w:val="single"/>
-        </w:rPr>
-        <w:tab/>
-      </w:r>
-      <w:proofErr w:type="gramStart"/>
-      <w:r>
-        <w:rPr>
-          <w:rFonts w:ascii="Arial" w:hAnsi="Arial" w:cs="Arial"/>
-          <w:bCs/>
-          <w:u w:val="single"/>
-        </w:rPr>
-        <w:tab/>
-      </w:r>
-      <w:r>
-        <w:rPr>
-          <w:rFonts w:ascii="Arial" w:hAnsi="Arial" w:cs="Arial"/>
-          <w:bCs/>
-        </w:rPr>
-        <w:t>(</w:t>
-      </w:r>
-      <w:r>
-        <w:rPr>
-          <w:rFonts w:ascii="Arial" w:hAnsi="Arial" w:cs="Arial"/>
-        </w:rPr>
-        <w:t xml:space="preserve">  </w:t>
-      </w:r>
-      <w:proofErr w:type="gramEnd"/>
-      <w:r>
-        <w:rPr>
-          <w:rFonts w:ascii="Arial" w:hAnsi="Arial" w:cs="Arial"/>
-        </w:rPr>
-        <w:t xml:space="preserve">  </w:t>
-      </w:r>
-      <w:proofErr w:type="gramStart"/>
-      <w:r>
-        <w:rPr>
-          <w:rFonts w:ascii="Arial" w:hAnsi="Arial" w:cs="Arial"/>
-        </w:rPr>
-        <w:t xml:space="preserve"> </w:t>
-      </w:r>
-      <w:r>
-        <w:rPr>
-          <w:rFonts w:ascii="Arial" w:hAnsi="Arial" w:cs="Arial"/>
-          <w:bCs/>
-        </w:rPr>
-        <w:t xml:space="preserve"> )</w:t>
-      </w:r>
-      <w:proofErr w:type="gramEnd"/>
-      <w:r>
-        <w:rPr>
-          <w:rFonts w:ascii="Arial" w:hAnsi="Arial" w:cs="Arial"/>
-          <w:bCs/>
-        </w:rPr>
-        <w:t xml:space="preserve"> day of </w:t>
-      </w:r>
-      <w:r>
-        <w:rPr>
-          <w:rFonts w:ascii="Arial" w:hAnsi="Arial" w:cs="Arial"/>
-          <w:bCs/>
-          <w:u w:val="single"/>
-        </w:rPr>
-        <w:tab/>
-      </w:r>
-      <w:r>
-        <w:rPr>
-          <w:rFonts w:ascii="Arial" w:hAnsi="Arial" w:cs="Arial"/>
-          <w:bCs/>
-          <w:u w:val="single"/>
-        </w:rPr>
-        <w:tab/>
-      </w:r>
-      <w:r>
-        <w:rPr>
-          <w:rFonts w:ascii="Arial" w:hAnsi="Arial" w:cs="Arial"/>
-          <w:bCs/>
-          <w:u w:val="single"/>
-        </w:rPr>
-        <w:tab/>
-      </w:r>
-      <w:r>
-        <w:rPr>
-          <w:rFonts w:ascii="Arial" w:hAnsi="Arial" w:cs="Arial"/>
-          <w:bCs/>
-        </w:rPr>
-        <w:t xml:space="preserve"> </w:t>
-      </w:r>
-      <w:r>
-        <w:rPr>
-          <w:rFonts w:ascii="Arial" w:hAnsi="Arial" w:cs="Arial"/>
-        </w:rPr>
-        <w:t>20</w:t>
-      </w:r>
-      <w:r>
-        <w:rPr>
-          <w:rFonts w:ascii="Arial" w:hAnsi="Arial" w:cs="Arial"/>
-          <w:bCs/>
-          <w:u w:val="single"/>
-        </w:rPr>
-        <w:tab/>
+          <w:rFonts w:ascii="Courier New" w:hAnsi="Courier New" w:cs="Courier New"/>
+        </w:rPr>
+        <w:t>{{</w:t>
+      </w:r>
+      <w:proofErr w:type="spellStart"/>
+      <w:r>
+        <w:rPr>
+          <w:rFonts w:ascii="Courier New" w:hAnsi="Courier New" w:cs="Courier New"/>
+        </w:rPr>
+        <w:t>lease_end_</w:t>
+      </w:r>
+      <w:r>
+        <w:rPr>
+          <w:rFonts w:ascii="Courier New" w:hAnsi="Courier New" w:cs="Courier New"/>
+        </w:rPr>
+        <w:t>year</w:t>
+      </w:r>
+      <w:proofErr w:type="spellEnd"/>
+      <w:r>
+        <w:rPr>
+          <w:rFonts w:ascii="Courier New" w:hAnsi="Courier New" w:cs="Courier New"/>
+        </w:rPr>
+        <w:t>}}</w:t>
       </w:r>
       <w:r>
         <w:rPr>
@@ -1185,18 +1224,41 @@
       <w:r>
         <w:rPr>
           <w:rFonts w:ascii="Arial" w:hAnsi="Arial" w:cs="Arial"/>
-          <w:bCs/>
-          <w:u w:val="single"/>
-        </w:rPr>
-        <w:tab/>
+        </w:rPr>
+        <w:t xml:space="preserve"> </w:t>
+      </w:r>
+      <w:r>
+        <w:rPr>
+          <w:rFonts w:ascii="Courier New" w:hAnsi="Courier New" w:cs="Courier New"/>
+        </w:rPr>
+        <w:t>{{</w:t>
+      </w:r>
+      <w:proofErr w:type="spellStart"/>
+      <w:r>
+        <w:rPr>
+          <w:rFonts w:ascii="Courier New" w:hAnsi="Courier New" w:cs="Courier New"/>
+        </w:rPr>
+        <w:t>rent_</w:t>
+      </w:r>
+      <w:r>
+        <w:rPr>
+          <w:rFonts w:ascii="Courier New" w:hAnsi="Courier New" w:cs="Courier New"/>
+        </w:rPr>
+        <w:t>payment_day_words</w:t>
+      </w:r>
+      <w:proofErr w:type="spellEnd"/>
+      <w:r>
+        <w:rPr>
+          <w:rFonts w:ascii="Courier New" w:hAnsi="Courier New" w:cs="Courier New"/>
+        </w:rPr>
+        <w:t>}}</w:t>
       </w:r>
       <w:r>
         <w:rPr>
           <w:rFonts w:ascii="Arial" w:hAnsi="Arial" w:cs="Arial"/>
           <w:bCs/>
-          <w:u w:val="single"/>
-        </w:rPr>
-        <w:tab/>
+        </w:rPr>
+        <w:t xml:space="preserve"> </w:t>
       </w:r>
       <w:r>
         <w:rPr>
@@ -1207,16 +1269,36 @@
       </w:r>
       <w:r>
         <w:rPr>
-          <w:rFonts w:ascii="Arial" w:hAnsi="Arial" w:cs="Arial"/>
-        </w:rPr>
-        <w:t xml:space="preserve">     </w:t>
+          <w:rFonts w:ascii="Courier New" w:hAnsi="Courier New" w:cs="Courier New"/>
+        </w:rPr>
+        <w:t>{{</w:t>
+      </w:r>
+      <w:proofErr w:type="spellStart"/>
+      <w:r>
+        <w:rPr>
+          <w:rFonts w:ascii="Courier New" w:hAnsi="Courier New" w:cs="Courier New"/>
+        </w:rPr>
+        <w:t>rent_</w:t>
+      </w:r>
+      <w:r>
+        <w:rPr>
+          <w:rFonts w:ascii="Courier New" w:hAnsi="Courier New" w:cs="Courier New"/>
+        </w:rPr>
+        <w:t>payment_day</w:t>
+      </w:r>
+      <w:proofErr w:type="spellEnd"/>
+      <w:r>
+        <w:rPr>
+          <w:rFonts w:ascii="Courier New" w:hAnsi="Courier New" w:cs="Courier New"/>
+        </w:rPr>
+        <w:t>}}</w:t>
       </w:r>
       <w:r>
         <w:rPr>
           <w:rFonts w:ascii="Arial" w:hAnsi="Arial" w:cs="Arial"/>
           <w:bCs/>
         </w:rPr>
-        <w:t xml:space="preserve"> ) </w:t>
+        <w:t xml:space="preserve">) </w:t>
       </w:r>
       <w:r>
         <w:rPr>
@@ -1246,17 +1328,36 @@
       </w:r>
       <w:r>
         <w:rPr>
-          <w:rFonts w:ascii="Arial" w:hAnsi="Arial" w:cs="Arial"/>
-        </w:rPr>
-        <w:t>______________________________________________________________________________________________________________________________________________________________________</w:t>
+          <w:rFonts w:ascii="Courier New" w:hAnsi="Courier New" w:cs="Courier New"/>
+        </w:rPr>
+        <w:t>{{</w:t>
+      </w:r>
+      <w:proofErr w:type="spellStart"/>
+      <w:r>
+        <w:rPr>
+          <w:rFonts w:ascii="Courier New" w:hAnsi="Courier New" w:cs="Courier New"/>
+        </w:rPr>
+        <w:t>rent_amount</w:t>
+      </w:r>
+      <w:r>
+        <w:rPr>
+          <w:rFonts w:ascii="Courier New" w:hAnsi="Courier New" w:cs="Courier New"/>
+        </w:rPr>
+        <w:t>_words</w:t>
+      </w:r>
+      <w:proofErr w:type="spellEnd"/>
+      <w:r>
+        <w:rPr>
+          <w:rFonts w:ascii="Courier New" w:hAnsi="Courier New" w:cs="Courier New"/>
+        </w:rPr>
+        <w:t>}}</w:t>
       </w:r>
       <w:r>
         <w:rPr>
           <w:rFonts w:ascii="Arial" w:hAnsi="Arial" w:cs="Arial"/>
           <w:bCs/>
-          <w:u w:val="single"/>
-        </w:rPr>
-        <w:t xml:space="preserve">  </w:t>
+        </w:rPr>
+        <w:t xml:space="preserve"> </w:t>
       </w:r>
       <w:r>
         <w:rPr>
@@ -1267,10 +1368,23 @@
       </w:r>
       <w:r>
         <w:rPr>
-          <w:rFonts w:ascii="Arial" w:hAnsi="Arial" w:cs="Arial"/>
-          <w:bCs/>
-        </w:rPr>
-        <w:t>____________________________</w:t>
+          <w:rFonts w:ascii="Courier New" w:hAnsi="Courier New" w:cs="Courier New"/>
+        </w:rPr>
+        <w:t>{{</w:t>
+      </w:r>
+      <w:proofErr w:type="spellStart"/>
+      <w:r>
+        <w:rPr>
+          <w:rFonts w:ascii="Courier New" w:hAnsi="Courier New" w:cs="Courier New"/>
+        </w:rPr>
+        <w:t>rent_amount</w:t>
+      </w:r>
+      <w:proofErr w:type="spellEnd"/>
+      <w:r>
+        <w:rPr>
+          <w:rFonts w:ascii="Courier New" w:hAnsi="Courier New" w:cs="Courier New"/>
+        </w:rPr>
+        <w:t>}}</w:t>
       </w:r>
       <w:r>
         <w:rPr>
@@ -1620,9 +1734,23 @@
       </w:r>
       <w:r>
         <w:rPr>
-          <w:rFonts w:ascii="Arial" w:hAnsi="Arial" w:cs="Arial"/>
-        </w:rPr>
-        <w:t>_______</w:t>
+          <w:rFonts w:ascii="Courier New" w:hAnsi="Courier New" w:cs="Courier New"/>
+        </w:rPr>
+        <w:t>{{</w:t>
+      </w:r>
+      <w:proofErr w:type="spellStart"/>
+      <w:r>
+        <w:rPr>
+          <w:rFonts w:ascii="Courier New" w:hAnsi="Courier New" w:cs="Courier New"/>
+        </w:rPr>
+        <w:t>rent_payment_day</w:t>
+      </w:r>
+      <w:proofErr w:type="spellEnd"/>
+      <w:r>
+        <w:rPr>
+          <w:rFonts w:ascii="Courier New" w:hAnsi="Courier New" w:cs="Courier New"/>
+        </w:rPr>
+        <w:t>}}</w:t>
       </w:r>
       <w:r>
         <w:rPr>
@@ -1687,9 +1815,27 @@
             </w:r>
             <w:r>
               <w:rPr>
-                <w:rFonts w:ascii="Arial" w:hAnsi="Arial" w:cs="Arial"/>
-                <w:bCs/>
-                <w:u w:val="single"/>
+                <w:rFonts w:ascii="Courier New" w:hAnsi="Courier New" w:cs="Courier New"/>
+              </w:rPr>
+              <w:t>{{</w:t>
+            </w:r>
+            <w:proofErr w:type="spellStart"/>
+            <w:r>
+              <w:rPr>
+                <w:rFonts w:ascii="Courier New" w:hAnsi="Courier New" w:cs="Courier New"/>
+              </w:rPr>
+              <w:t>security_deposit_words</w:t>
+            </w:r>
+            <w:proofErr w:type="spellEnd"/>
+            <w:r>
+              <w:rPr>
+                <w:rFonts w:ascii="Courier New" w:hAnsi="Courier New" w:cs="Courier New"/>
+              </w:rPr>
+              <w:t>}}</w:t>
+            </w:r>
+            <w:r>
+              <w:rPr>
+                <w:rFonts w:ascii="Arial" w:hAnsi="Arial" w:cs="Arial"/>
               </w:rPr>
               <w:t xml:space="preserve"> </w:t>
             </w:r>
@@ -1697,64 +1843,78 @@
               <w:rPr>
                 <w:rFonts w:ascii="Arial" w:hAnsi="Arial" w:cs="Arial"/>
                 <w:bCs/>
-                <w:u w:val="single"/>
-              </w:rPr>
-              <w:tab/>
-              <w:t xml:space="preserve">         </w:t>
-            </w:r>
-            <w:r>
-              <w:rPr>
-                <w:rFonts w:ascii="Arial" w:hAnsi="Arial" w:cs="Arial"/>
-                <w:bCs/>
-                <w:u w:val="single"/>
-              </w:rPr>
-              <w:tab/>
-            </w:r>
-            <w:r>
-              <w:rPr>
-                <w:rFonts w:ascii="Arial" w:hAnsi="Arial" w:cs="Arial"/>
-                <w:bCs/>
-                <w:u w:val="single"/>
-              </w:rPr>
-              <w:tab/>
-              <w:t xml:space="preserve">       </w:t>
-            </w:r>
-            <w:r>
-              <w:rPr>
-                <w:rFonts w:ascii="Arial" w:hAnsi="Arial" w:cs="Arial"/>
-                <w:bCs/>
-                <w:u w:val="single"/>
-              </w:rPr>
-              <w:tab/>
-            </w:r>
-            <w:r>
-              <w:rPr>
-                <w:rFonts w:ascii="Arial" w:hAnsi="Arial" w:cs="Arial"/>
-                <w:bCs/>
-                <w:u w:val="single"/>
-              </w:rPr>
-              <w:tab/>
-            </w:r>
-            <w:r>
-              <w:rPr>
-                <w:rFonts w:ascii="Arial" w:hAnsi="Arial" w:cs="Arial"/>
-                <w:bCs/>
-                <w:u w:val="single"/>
-              </w:rPr>
-              <w:tab/>
-              <w:t xml:space="preserve">    </w:t>
-            </w:r>
-            <w:r>
-              <w:rPr>
-                <w:rFonts w:ascii="Arial" w:hAnsi="Arial" w:cs="Arial"/>
-                <w:bCs/>
-                <w:u w:val="single"/>
-              </w:rPr>
-              <w:tab/>
-            </w:r>
-            <w:r>
-              <w:rPr>
-                <w:rFonts w:ascii="Arial" w:hAnsi="Arial" w:cs="Arial"/>
+              </w:rPr>
+              <w:t>(S$</w:t>
+            </w:r>
+            <w:r>
+              <w:rPr>
+                <w:rFonts w:ascii="Courier New" w:hAnsi="Courier New" w:cs="Courier New"/>
+              </w:rPr>
+              <w:t>{{</w:t>
+            </w:r>
+            <w:proofErr w:type="spellStart"/>
+            <w:r>
+              <w:rPr>
+                <w:rFonts w:ascii="Courier New" w:hAnsi="Courier New" w:cs="Courier New"/>
+              </w:rPr>
+              <w:t>security_deposit</w:t>
+            </w:r>
+            <w:proofErr w:type="spellEnd"/>
+            <w:r>
+              <w:rPr>
+                <w:rFonts w:ascii="Courier New" w:hAnsi="Courier New" w:cs="Courier New"/>
+              </w:rPr>
+              <w:t>}}</w:t>
+            </w:r>
+            <w:r>
+              <w:rPr>
+                <w:rFonts w:ascii="Arial" w:hAnsi="Arial" w:cs="Arial"/>
+                <w:bCs/>
+              </w:rPr>
+              <w:t xml:space="preserve">) </w:t>
+            </w:r>
+            <w:r>
+              <w:rPr>
+                <w:rFonts w:ascii="Arial" w:hAnsi="Arial" w:cs="Arial"/>
+              </w:rPr>
+              <w:t xml:space="preserve">which is equivalent to </w:t>
+            </w:r>
+            <w:r>
+              <w:rPr>
+                <w:rFonts w:ascii="Courier New" w:hAnsi="Courier New" w:cs="Courier New"/>
+              </w:rPr>
+              <w:t>{{</w:t>
+            </w:r>
+            <w:proofErr w:type="spellStart"/>
+            <w:r>
+              <w:rPr>
+                <w:rFonts w:ascii="Courier New" w:hAnsi="Courier New" w:cs="Courier New"/>
+              </w:rPr>
+              <w:t>security_deposit_</w:t>
+            </w:r>
+            <w:r>
+              <w:rPr>
+                <w:rFonts w:ascii="Courier New" w:hAnsi="Courier New" w:cs="Courier New"/>
+              </w:rPr>
+              <w:t>months_</w:t>
+            </w:r>
+            <w:r>
+              <w:rPr>
+                <w:rFonts w:ascii="Courier New" w:hAnsi="Courier New" w:cs="Courier New"/>
+              </w:rPr>
+              <w:t>words</w:t>
+            </w:r>
+            <w:proofErr w:type="spellEnd"/>
+            <w:r>
+              <w:rPr>
+                <w:rFonts w:ascii="Courier New" w:hAnsi="Courier New" w:cs="Courier New"/>
+              </w:rPr>
+              <w:t>}}</w:t>
+            </w:r>
+            <w:r>
+              <w:rPr>
+                <w:rFonts w:ascii="Arial" w:hAnsi="Arial" w:cs="Arial"/>
+                <w:bCs/>
               </w:rPr>
               <w:t xml:space="preserve"> </w:t>
             </w:r>
@@ -1763,80 +1923,40 @@
                 <w:rFonts w:ascii="Arial" w:hAnsi="Arial" w:cs="Arial"/>
                 <w:bCs/>
               </w:rPr>
-              <w:t xml:space="preserve">(S$ </w:t>
-            </w:r>
-            <w:r>
-              <w:rPr>
-                <w:rFonts w:ascii="Arial" w:hAnsi="Arial" w:cs="Arial"/>
-                <w:bCs/>
-                <w:u w:val="single"/>
-              </w:rPr>
-              <w:tab/>
-            </w:r>
-            <w:r>
-              <w:rPr>
-                <w:rFonts w:ascii="Arial" w:hAnsi="Arial" w:cs="Arial"/>
-                <w:bCs/>
-                <w:u w:val="single"/>
-              </w:rPr>
-              <w:tab/>
-            </w:r>
-            <w:r>
-              <w:rPr>
-                <w:rFonts w:ascii="Arial" w:hAnsi="Arial" w:cs="Arial"/>
-                <w:bCs/>
-                <w:u w:val="single"/>
-              </w:rPr>
-              <w:t xml:space="preserve">         </w:t>
-            </w:r>
-            <w:r>
-              <w:rPr>
-                <w:rFonts w:ascii="Arial" w:hAnsi="Arial" w:cs="Arial"/>
-                <w:bCs/>
-              </w:rPr>
-              <w:t xml:space="preserve">) </w:t>
-            </w:r>
-            <w:r>
-              <w:rPr>
-                <w:rFonts w:ascii="Arial" w:hAnsi="Arial" w:cs="Arial"/>
-              </w:rPr>
-              <w:t xml:space="preserve">which is equivalent to </w:t>
-            </w:r>
-            <w:r>
-              <w:rPr>
-                <w:rFonts w:ascii="Arial" w:hAnsi="Arial" w:cs="Arial"/>
-                <w:bCs/>
-                <w:u w:val="single"/>
-              </w:rPr>
-              <w:tab/>
-            </w:r>
-            <w:r>
-              <w:rPr>
-                <w:rFonts w:ascii="Arial" w:hAnsi="Arial" w:cs="Arial"/>
-                <w:bCs/>
-                <w:u w:val="single"/>
-              </w:rPr>
-              <w:tab/>
-            </w:r>
-            <w:r>
-              <w:rPr>
-                <w:rFonts w:ascii="Arial" w:hAnsi="Arial" w:cs="Arial"/>
-                <w:bCs/>
-              </w:rPr>
               <w:t>(</w:t>
             </w:r>
             <w:r>
               <w:rPr>
-                <w:rFonts w:ascii="Arial" w:hAnsi="Arial" w:cs="Arial"/>
-              </w:rPr>
-              <w:t xml:space="preserve">     </w:t>
-            </w:r>
-            <w:r>
-              <w:rPr>
-                <w:rFonts w:ascii="Arial" w:hAnsi="Arial" w:cs="Arial"/>
-                <w:bCs/>
-              </w:rPr>
-              <w:t xml:space="preserve"> ) month(s) </w:t>
+                <w:rFonts w:ascii="Courier New" w:hAnsi="Courier New" w:cs="Courier New"/>
+              </w:rPr>
+              <w:t>{{</w:t>
+            </w:r>
+            <w:proofErr w:type="spellStart"/>
+            <w:r>
+              <w:rPr>
+                <w:rFonts w:ascii="Courier New" w:hAnsi="Courier New" w:cs="Courier New"/>
+              </w:rPr>
+              <w:t>security_deposit_</w:t>
+            </w:r>
+            <w:r>
+              <w:rPr>
+                <w:rFonts w:ascii="Courier New" w:hAnsi="Courier New" w:cs="Courier New"/>
+              </w:rPr>
+              <w:t>months</w:t>
+            </w:r>
+            <w:proofErr w:type="spellEnd"/>
+            <w:r>
+              <w:rPr>
+                <w:rFonts w:ascii="Courier New" w:hAnsi="Courier New" w:cs="Courier New"/>
+              </w:rPr>
+              <w:t>}}</w:t>
+            </w:r>
+            <w:r>
+              <w:rPr>
+                <w:rFonts w:ascii="Arial" w:hAnsi="Arial" w:cs="Arial"/>
+                <w:bCs/>
+              </w:rPr>
+              <w:t xml:space="preserve">) month(s) </w:t>
             </w:r>
             <w:r>
               <w:rPr>
@@ -2404,7 +2524,15 @@
                 <w:rFonts w:ascii="Arial" w:hAnsi="Arial" w:cs="Arial"/>
                 <w:bCs/>
               </w:rPr>
-              <w:t>If the Landlord has not been reimbursed for such expenses owed to him during the lease, it shall be lawful for the Landlord to deduct such amounts from the Security Deposit</w:t>
+              <w:t xml:space="preserve">If the Landlord has not been reimbursed for such expenses </w:t>
+            </w:r>
+            <w:r>
+              <w:rPr>
+                <w:rFonts w:ascii="Arial" w:hAnsi="Arial" w:cs="Arial"/>
+                <w:bCs/>
+              </w:rPr>
+              <w:lastRenderedPageBreak/>
+              <w:t>owed to him during the lease, it shall be lawful for the Landlord to deduct such amounts from the Security Deposit</w:t>
             </w:r>
             <w:r>
               <w:rPr>
@@ -2444,6 +2572,7 @@
                 <w:szCs w:val="18"/>
                 <w:u w:val="none"/>
               </w:rPr>
+              <w:lastRenderedPageBreak/>
               <w:t>SERVICE OF AIR -CONDITIONERS</w:t>
             </w:r>
           </w:p>
@@ -2516,7 +2645,67 @@
                 <w:rFonts w:ascii="Arial" w:hAnsi="Arial" w:cs="Arial"/>
                 <w:bCs/>
               </w:rPr>
-              <w:t xml:space="preserve">Singapore Dollars ________________________________ (S$__________) </w:t>
+              <w:t xml:space="preserve">Singapore Dollars </w:t>
+            </w:r>
+            <w:r>
+              <w:rPr>
+                <w:rFonts w:ascii="Courier New" w:hAnsi="Courier New" w:cs="Courier New"/>
+              </w:rPr>
+              <w:t>{{</w:t>
+            </w:r>
+            <w:proofErr w:type="spellStart"/>
+            <w:r>
+              <w:rPr>
+                <w:rFonts w:ascii="Courier New" w:hAnsi="Courier New" w:cs="Courier New"/>
+              </w:rPr>
+              <w:t>repair_cap_</w:t>
+            </w:r>
+            <w:r>
+              <w:rPr>
+                <w:rFonts w:ascii="Courier New" w:hAnsi="Courier New" w:cs="Courier New"/>
+              </w:rPr>
+              <w:t>words</w:t>
+            </w:r>
+            <w:proofErr w:type="spellEnd"/>
+            <w:r>
+              <w:rPr>
+                <w:rFonts w:ascii="Courier New" w:hAnsi="Courier New" w:cs="Courier New"/>
+              </w:rPr>
+              <w:t>}}</w:t>
+            </w:r>
+            <w:r>
+              <w:rPr>
+                <w:rFonts w:ascii="Arial" w:hAnsi="Arial" w:cs="Arial"/>
+                <w:bCs/>
+              </w:rPr>
+              <w:t xml:space="preserve"> (S$</w:t>
+            </w:r>
+            <w:r>
+              <w:rPr>
+                <w:rFonts w:ascii="Courier New" w:hAnsi="Courier New" w:cs="Courier New"/>
+              </w:rPr>
+              <w:t>{{</w:t>
+            </w:r>
+            <w:proofErr w:type="spellStart"/>
+            <w:r>
+              <w:rPr>
+                <w:rFonts w:ascii="Courier New" w:hAnsi="Courier New" w:cs="Courier New"/>
+              </w:rPr>
+              <w:t>repair_cap_amount</w:t>
+            </w:r>
+            <w:proofErr w:type="spellEnd"/>
+            <w:r>
+              <w:rPr>
+                <w:rFonts w:ascii="Courier New" w:hAnsi="Courier New" w:cs="Courier New"/>
+              </w:rPr>
+              <w:t>}}</w:t>
+            </w:r>
+            <w:r>
+              <w:rPr>
+                <w:rFonts w:ascii="Arial" w:hAnsi="Arial" w:cs="Arial"/>
+                <w:bCs/>
+              </w:rPr>
+              <w:t xml:space="preserve">) </w:t>
             </w:r>
             <w:r>
               <w:rPr>
@@ -2538,37 +2727,61 @@
             </w:r>
             <w:r>
               <w:rPr>
-                <w:rFonts w:ascii="Arial" w:hAnsi="Arial" w:cs="Arial"/>
-              </w:rPr>
-              <w:t>____________________________</w:t>
-            </w:r>
-            <w:r>
-              <w:rPr>
-                <w:rFonts w:ascii="Arial" w:hAnsi="Arial" w:cs="Arial"/>
-              </w:rPr>
-              <w:t xml:space="preserve"> (</w:t>
-            </w:r>
-            <w:r>
-              <w:rPr>
-                <w:rFonts w:ascii="Arial" w:hAnsi="Arial" w:cs="Arial"/>
-              </w:rPr>
-              <w:t>S</w:t>
-            </w:r>
-            <w:r>
-              <w:rPr>
-                <w:rFonts w:ascii="Arial" w:hAnsi="Arial" w:cs="Arial"/>
-              </w:rPr>
-              <w:t>$</w:t>
-            </w:r>
-            <w:r>
-              <w:rPr>
-                <w:rFonts w:ascii="Arial" w:hAnsi="Arial" w:cs="Arial"/>
-              </w:rPr>
-              <w:t>____________</w:t>
-            </w:r>
-            <w:r>
-              <w:rPr>
-                <w:rFonts w:ascii="Arial" w:hAnsi="Arial" w:cs="Arial"/>
+                <w:rFonts w:ascii="Courier New" w:hAnsi="Courier New" w:cs="Courier New"/>
+              </w:rPr>
+              <w:t>{{</w:t>
+            </w:r>
+            <w:proofErr w:type="spellStart"/>
+            <w:r>
+              <w:rPr>
+                <w:rFonts w:ascii="Courier New" w:hAnsi="Courier New" w:cs="Courier New"/>
+              </w:rPr>
+              <w:t>repair_cap_</w:t>
+            </w:r>
+            <w:r>
+              <w:rPr>
+                <w:rFonts w:ascii="Courier New" w:hAnsi="Courier New" w:cs="Courier New"/>
+              </w:rPr>
+              <w:t>words</w:t>
+            </w:r>
+            <w:proofErr w:type="spellEnd"/>
+            <w:r>
+              <w:rPr>
+                <w:rFonts w:ascii="Courier New" w:hAnsi="Courier New" w:cs="Courier New"/>
+              </w:rPr>
+              <w:t>}}</w:t>
+            </w:r>
+            <w:r>
+              <w:rPr>
+                <w:rFonts w:ascii="Arial" w:hAnsi="Arial" w:cs="Arial"/>
+                <w:bCs/>
+              </w:rPr>
+              <w:t xml:space="preserve"> (S$</w:t>
+            </w:r>
+            <w:r>
+              <w:rPr>
+                <w:rFonts w:ascii="Courier New" w:hAnsi="Courier New" w:cs="Courier New"/>
+              </w:rPr>
+              <w:t>{{</w:t>
+            </w:r>
+            <w:proofErr w:type="spellStart"/>
+            <w:r>
+              <w:rPr>
+                <w:rFonts w:ascii="Courier New" w:hAnsi="Courier New" w:cs="Courier New"/>
+              </w:rPr>
+              <w:t>repair_cap_amount</w:t>
+            </w:r>
+            <w:proofErr w:type="spellEnd"/>
+            <w:r>
+              <w:rPr>
+                <w:rFonts w:ascii="Courier New" w:hAnsi="Courier New" w:cs="Courier New"/>
+              </w:rPr>
+              <w:t>}}</w:t>
+            </w:r>
+            <w:r>
+              <w:rPr>
+                <w:rFonts w:ascii="Arial" w:hAnsi="Arial" w:cs="Arial"/>
+                <w:bCs/>
               </w:rPr>
               <w:t>)</w:t>
             </w:r>
@@ -2600,7 +2813,27 @@
               <w:rPr>
                 <w:rFonts w:ascii="Arial" w:hAnsi="Arial" w:cs="Arial"/>
               </w:rPr>
-              <w:t>any repair cost that exceeds S$___________</w:t>
+              <w:t>any repair cost that exceeds S$</w:t>
+            </w:r>
+            <w:r>
+              <w:rPr>
+                <w:rFonts w:ascii="Courier New" w:hAnsi="Courier New" w:cs="Courier New"/>
+              </w:rPr>
+              <w:t>{{</w:t>
+            </w:r>
+            <w:proofErr w:type="spellStart"/>
+            <w:r>
+              <w:rPr>
+                <w:rFonts w:ascii="Courier New" w:hAnsi="Courier New" w:cs="Courier New"/>
+              </w:rPr>
+              <w:t>repair_threshold_amount</w:t>
+            </w:r>
+            <w:proofErr w:type="spellEnd"/>
+            <w:r>
+              <w:rPr>
+                <w:rFonts w:ascii="Courier New" w:hAnsi="Courier New" w:cs="Courier New"/>
+              </w:rPr>
+              <w:t>}}</w:t>
             </w:r>
             <w:r>
               <w:rPr>
@@ -3333,7 +3566,7 @@
           </w:tcPr>
           <w:p>
             <w:pPr>
-              <w:pStyle w:val="LIST2"/>
+              <w:pStyle w:val="List21"/>
               <w:tabs>
                 <w:tab w:val="left" w:pos="8010"/>
               </w:tabs>
@@ -3432,6 +3665,7 @@
               <w:rPr>
                 <w:rFonts w:ascii="Arial" w:hAnsi="Arial" w:cs="Arial"/>
               </w:rPr>
+              <w:lastRenderedPageBreak/>
               <w:t xml:space="preserve">Not to keep or permit to be kept on the said </w:t>
             </w:r>
             <w:r>
@@ -3483,6 +3717,7 @@
                 <w:sz w:val="16"/>
                 <w:szCs w:val="18"/>
               </w:rPr>
+              <w:lastRenderedPageBreak/>
               <w:t>PROHIBITION AGAINST STORAGE</w:t>
             </w:r>
           </w:p>
@@ -3739,7 +3974,33 @@
               <w:rPr>
                 <w:rFonts w:ascii="Arial" w:hAnsi="Arial" w:cs="Arial"/>
               </w:rPr>
-              <w:t xml:space="preserve"> of the monthly rental of S$ ____________ whichever is higher, will be charged by Landlord to recover </w:t>
+              <w:t xml:space="preserve"> of the monthly rental of S$ </w:t>
+            </w:r>
+            <w:r>
+              <w:rPr>
+                <w:rFonts w:ascii="Courier New" w:hAnsi="Courier New" w:cs="Courier New"/>
+              </w:rPr>
+              <w:t>{{</w:t>
+            </w:r>
+            <w:proofErr w:type="spellStart"/>
+            <w:r>
+              <w:rPr>
+                <w:rFonts w:ascii="Courier New" w:hAnsi="Courier New" w:cs="Courier New"/>
+              </w:rPr>
+              <w:t>rent_amount</w:t>
+            </w:r>
+            <w:proofErr w:type="spellEnd"/>
+            <w:r>
+              <w:rPr>
+                <w:rFonts w:ascii="Courier New" w:hAnsi="Courier New" w:cs="Courier New"/>
+              </w:rPr>
+              <w:t>}}</w:t>
+            </w:r>
+            <w:r>
+              <w:rPr>
+                <w:rFonts w:ascii="Arial" w:hAnsi="Arial" w:cs="Arial"/>
+              </w:rPr>
+              <w:t xml:space="preserve"> whichever is higher, will be charged by Landlord to recover </w:t>
             </w:r>
             <w:r>
               <w:rPr>
@@ -4251,6 +4512,7 @@
                 <w:sz w:val="20"/>
                 <w:szCs w:val="20"/>
               </w:rPr>
+              <w:lastRenderedPageBreak/>
               <w:t>To comply and conform at all times and in all respects during the continuance of this agreement with the provisions of all laws, acts, enactments and ordinances and rules, regulations, by-laws, orders and notice made thereunder by the Singapore government or any other competent authority and to indemnify the Landlord of all fines, impositions or penalties due to any default or non-compliance of the Tenant</w:t>
             </w:r>
             <w:r>
@@ -4858,7 +5120,7 @@
           </w:tcPr>
           <w:p>
             <w:pPr>
-              <w:pStyle w:val="LIST2"/>
+              <w:pStyle w:val="List21"/>
               <w:numPr>
                 <w:ilvl w:val="0"/>
                 <w:numId w:val="4"/>
@@ -4952,7 +5214,7 @@
           </w:tcPr>
           <w:p>
             <w:pPr>
-              <w:pStyle w:val="LIST2"/>
+              <w:pStyle w:val="List21"/>
               <w:numPr>
                 <w:ilvl w:val="0"/>
                 <w:numId w:val="4"/>
@@ -5055,7 +5317,7 @@
           </w:tcPr>
           <w:p>
             <w:pPr>
-              <w:pStyle w:val="LIST2"/>
+              <w:pStyle w:val="List21"/>
               <w:numPr>
                 <w:ilvl w:val="0"/>
                 <w:numId w:val="4"/>
@@ -5149,7 +5411,7 @@
           </w:tcPr>
           <w:p>
             <w:pPr>
-              <w:pStyle w:val="LIST2"/>
+              <w:pStyle w:val="List21"/>
               <w:numPr>
                 <w:ilvl w:val="0"/>
                 <w:numId w:val="4"/>
@@ -5244,7 +5506,7 @@
           </w:tcPr>
           <w:p>
             <w:pPr>
-              <w:pStyle w:val="LIST2"/>
+              <w:pStyle w:val="List21"/>
               <w:numPr>
                 <w:ilvl w:val="0"/>
                 <w:numId w:val="4"/>
@@ -5293,55 +5555,27 @@
               <w:rPr>
                 <w:rFonts w:ascii="Arial" w:hAnsi="Arial" w:cs="Arial"/>
               </w:rPr>
-              <w:t xml:space="preserve"> _</w:t>
-            </w:r>
-            <w:r>
-              <w:rPr>
-                <w:rFonts w:ascii="Arial" w:hAnsi="Arial" w:cs="Arial"/>
-              </w:rPr>
-              <w:t>_________</w:t>
-            </w:r>
-            <w:r>
-              <w:rPr>
-                <w:rFonts w:ascii="Arial" w:hAnsi="Arial" w:cs="Arial"/>
-              </w:rPr>
-              <w:t>__</w:t>
-            </w:r>
-            <w:r>
-              <w:rPr>
-                <w:rFonts w:ascii="Arial" w:hAnsi="Arial" w:cs="Arial"/>
-              </w:rPr>
-              <w:t>_</w:t>
-            </w:r>
-            <w:r>
-              <w:rPr>
-                <w:rFonts w:ascii="Arial" w:hAnsi="Arial" w:cs="Arial"/>
-              </w:rPr>
-              <w:t xml:space="preserve"> 202</w:t>
-            </w:r>
-            <w:r>
-              <w:rPr>
-                <w:rFonts w:ascii="Arial" w:hAnsi="Arial" w:cs="Arial"/>
-              </w:rPr>
-              <w:softHyphen/>
-            </w:r>
-            <w:r>
-              <w:rPr>
-                <w:rFonts w:ascii="Arial" w:hAnsi="Arial" w:cs="Arial"/>
-              </w:rPr>
-              <w:softHyphen/>
-            </w:r>
-            <w:r>
-              <w:rPr>
-                <w:rFonts w:ascii="Arial" w:hAnsi="Arial" w:cs="Arial"/>
-              </w:rPr>
-              <w:t>_</w:t>
-            </w:r>
-            <w:r>
-              <w:rPr>
-                <w:rFonts w:ascii="Arial" w:hAnsi="Arial" w:cs="Arial"/>
-              </w:rPr>
-              <w:t>__</w:t>
+              <w:t xml:space="preserve"> </w:t>
+            </w:r>
+            <w:r>
+              <w:rPr>
+                <w:rFonts w:ascii="Courier New" w:hAnsi="Courier New" w:cs="Courier New"/>
+              </w:rPr>
+              <w:t>{{</w:t>
+            </w:r>
+            <w:proofErr w:type="spellStart"/>
+            <w:r>
+              <w:rPr>
+                <w:rFonts w:ascii="Courier New" w:hAnsi="Courier New" w:cs="Courier New"/>
+              </w:rPr>
+              <w:t>letter_of_intent_date</w:t>
+            </w:r>
+            <w:proofErr w:type="spellEnd"/>
+            <w:r>
+              <w:rPr>
+                <w:rFonts w:ascii="Courier New" w:hAnsi="Courier New" w:cs="Courier New"/>
+              </w:rPr>
+              <w:t>}}</w:t>
             </w:r>
             <w:r>
               <w:rPr>
@@ -5387,6 +5621,7 @@
           </w:tcPr>
           <w:p>
             <w:pPr>
+              <w:spacing w:line="120" w:lineRule="auto"/>
               <w:rPr>
                 <w:sz w:val="16"/>
                 <w:szCs w:val="18"/>
@@ -5433,7 +5668,7 @@
           </w:tcPr>
           <w:p>
             <w:pPr>
-              <w:pStyle w:val="LIST2"/>
+              <w:pStyle w:val="List21"/>
               <w:tabs>
                 <w:tab w:val="left" w:pos="-1701"/>
               </w:tabs>
@@ -5449,7 +5684,7 @@
           </w:p>
           <w:p>
             <w:pPr>
-              <w:pStyle w:val="LIST2"/>
+              <w:pStyle w:val="List21"/>
               <w:tabs>
                 <w:tab w:val="left" w:pos="-1701"/>
               </w:tabs>
@@ -5465,7 +5700,7 @@
           </w:p>
           <w:p>
             <w:pPr>
-              <w:pStyle w:val="LIST2"/>
+              <w:pStyle w:val="List21"/>
               <w:tabs>
                 <w:tab w:val="left" w:pos="-1701"/>
               </w:tabs>
@@ -5565,7 +5800,7 @@
           </w:tcPr>
           <w:p>
             <w:pPr>
-              <w:pStyle w:val="LIST2"/>
+              <w:pStyle w:val="List21"/>
               <w:numPr>
                 <w:ilvl w:val="0"/>
                 <w:numId w:val="1"/>
@@ -5638,7 +5873,7 @@
           </w:tcPr>
           <w:p>
             <w:pPr>
-              <w:pStyle w:val="LIST2"/>
+              <w:pStyle w:val="List21"/>
               <w:numPr>
                 <w:ilvl w:val="0"/>
                 <w:numId w:val="5"/>
@@ -5673,7 +5908,15 @@
                 <w:rFonts w:ascii="Arial" w:hAnsi="Arial" w:cs="Arial"/>
                 <w:bCs/>
               </w:rPr>
-              <w:t xml:space="preserve">) days after becoming payable (whether formally demanded or not) or if the Tenant shall at anytime fail or neglect to perform or observe any of the obligations, stipulations and agreements herein contained on its part to be performed or observed or if any condition or stipulation entered into between the parties hereto shall not be so performed or if the Tenant or any other person in whom for the time being the tenancy shall be vested shall become bankrupt or enter into composition with the Tenant’s creditors or suffer any distress or execution to be levied on  the Tenant’s  goods  or  if  the  Tenant  being  a  company  shall  go into liquidation whether voluntary (save for the purpose  of </w:t>
+              <w:t xml:space="preserve">) days after becoming payable (whether formally demanded or not) or if the Tenant shall at anytime fail or neglect to perform or observe any of the obligations, stipulations and agreements herein contained on its part to be performed or observed or if any condition or stipulation entered into between the parties hereto shall not be so performed or if the Tenant or any </w:t>
+            </w:r>
+            <w:r>
+              <w:rPr>
+                <w:rFonts w:ascii="Arial" w:hAnsi="Arial" w:cs="Arial"/>
+                <w:bCs/>
+              </w:rPr>
+              <w:lastRenderedPageBreak/>
+              <w:t xml:space="preserve">other person in whom for the time being the tenancy shall be vested shall become bankrupt or enter into composition with the Tenant’s creditors or suffer any distress or execution to be levied on  the Tenant’s  goods  or  if  the  Tenant  being  a  company  shall  go into liquidation whether voluntary (save for the purpose  of </w:t>
             </w:r>
             <w:r>
               <w:rPr>
@@ -5824,6 +6067,7 @@
                 <w:sz w:val="16"/>
                 <w:szCs w:val="18"/>
               </w:rPr>
+              <w:lastRenderedPageBreak/>
               <w:t>DEFAULT OF LESSEE</w:t>
             </w:r>
           </w:p>
@@ -5852,7 +6096,7 @@
           </w:tcPr>
           <w:p>
             <w:pPr>
-              <w:pStyle w:val="LIST2"/>
+              <w:pStyle w:val="List21"/>
               <w:numPr>
                 <w:ilvl w:val="0"/>
                 <w:numId w:val="5"/>
@@ -6011,7 +6255,7 @@
           </w:tcPr>
           <w:p>
             <w:pPr>
-              <w:pStyle w:val="LIST2"/>
+              <w:pStyle w:val="List21"/>
               <w:numPr>
                 <w:ilvl w:val="0"/>
                 <w:numId w:val="5"/>
@@ -6101,7 +6345,7 @@
           </w:tcPr>
           <w:p>
             <w:pPr>
-              <w:pStyle w:val="LIST2"/>
+              <w:pStyle w:val="List21"/>
               <w:numPr>
                 <w:ilvl w:val="0"/>
                 <w:numId w:val="5"/>
@@ -6125,7 +6369,7 @@
           </w:p>
           <w:p>
             <w:pPr>
-              <w:pStyle w:val="LIST2"/>
+              <w:pStyle w:val="List21"/>
               <w:numPr>
                 <w:ilvl w:val="0"/>
                 <w:numId w:val="5"/>
@@ -6209,7 +6453,7 @@
           </w:p>
           <w:p>
             <w:pPr>
-              <w:pStyle w:val="LIST2"/>
+              <w:pStyle w:val="List21"/>
               <w:numPr>
                 <w:ilvl w:val="0"/>
                 <w:numId w:val="6"/>
@@ -6273,7 +6517,7 @@
           </w:p>
           <w:p>
             <w:pPr>
-              <w:pStyle w:val="LIST2"/>
+              <w:pStyle w:val="List21"/>
               <w:numPr>
                 <w:ilvl w:val="0"/>
                 <w:numId w:val="6"/>
@@ -6317,7 +6561,7 @@
           </w:p>
           <w:p>
             <w:pPr>
-              <w:pStyle w:val="LIST2"/>
+              <w:pStyle w:val="List21"/>
               <w:tabs>
                 <w:tab w:val="left" w:pos="-1701"/>
               </w:tabs>
@@ -6551,7 +6795,7 @@
           </w:tcPr>
           <w:p>
             <w:pPr>
-              <w:pStyle w:val="LIST2"/>
+              <w:pStyle w:val="List21"/>
               <w:tabs>
                 <w:tab w:val="left" w:pos="-1701"/>
               </w:tabs>
@@ -6566,13 +6810,50 @@
               <w:rPr>
                 <w:rFonts w:ascii="Arial" w:hAnsi="Arial" w:cs="Arial"/>
               </w:rPr>
-              <w:lastRenderedPageBreak/>
-              <w:t xml:space="preserve">if ____________________________ is required to leave Singapore permanently on a job transfer or if for any cause whatsoever he/she shall be ordered to leave the Republic of Singapore. Documentary evidence of such transfer, cessation or order shall be required and such notice shall be deemed to have commenced on such date as the Landlord shall have actually received such evidence.  </w:t>
-            </w:r>
-          </w:p>
-          <w:p>
-            <w:pPr>
-              <w:pStyle w:val="LIST2"/>
+              <w:t xml:space="preserve">if </w:t>
+            </w:r>
+            <w:r>
+              <w:rPr>
+                <w:rFonts w:ascii="Courier New" w:hAnsi="Courier New" w:cs="Courier New"/>
+              </w:rPr>
+              <w:t>{{</w:t>
+            </w:r>
+            <w:proofErr w:type="spellStart"/>
+            <w:r>
+              <w:rPr>
+                <w:rFonts w:ascii="Courier New" w:hAnsi="Courier New" w:cs="Courier New"/>
+              </w:rPr>
+              <w:t>tenant</w:t>
+            </w:r>
+            <w:r>
+              <w:rPr>
+                <w:rFonts w:ascii="Courier New" w:hAnsi="Courier New" w:cs="Courier New"/>
+              </w:rPr>
+              <w:t>_</w:t>
+            </w:r>
+            <w:r>
+              <w:rPr>
+                <w:rFonts w:ascii="Courier New" w:hAnsi="Courier New" w:cs="Courier New"/>
+              </w:rPr>
+              <w:t>name</w:t>
+            </w:r>
+            <w:proofErr w:type="spellEnd"/>
+            <w:r>
+              <w:rPr>
+                <w:rFonts w:ascii="Courier New" w:hAnsi="Courier New" w:cs="Courier New"/>
+              </w:rPr>
+              <w:t>}}</w:t>
+            </w:r>
+            <w:r>
+              <w:rPr>
+                <w:rFonts w:ascii="Arial" w:hAnsi="Arial" w:cs="Arial"/>
+              </w:rPr>
+              <w:t xml:space="preserve"> is required to leave Singapore permanently on a job transfer or if for any cause whatsoever he/she shall be ordered to leave the Republic of Singapore. Documentary evidence of such transfer, cessation or order shall be required and such notice shall be deemed to have commenced on such date as the Landlord shall have actually received such evidence.  </w:t>
+            </w:r>
+          </w:p>
+          <w:p>
+            <w:pPr>
+              <w:pStyle w:val="List21"/>
               <w:tabs>
                 <w:tab w:val="left" w:pos="-1701"/>
               </w:tabs>
@@ -6587,8 +6868,29 @@
               <w:rPr>
                 <w:rFonts w:ascii="Arial" w:hAnsi="Arial" w:cs="Arial"/>
               </w:rPr>
-              <w:t>For clarity, should the Tenant wish to exercise the diplomatic clause before the __</w:t>
-            </w:r>
+              <w:t xml:space="preserve">For clarity, should the Tenant wish to exercise the diplomatic clause before the </w:t>
+            </w:r>
+            <w:r>
+              <w:rPr>
+                <w:rFonts w:ascii="Courier New" w:hAnsi="Courier New" w:cs="Courier New"/>
+              </w:rPr>
+              <w:t>{{</w:t>
+            </w:r>
+            <w:proofErr w:type="spellStart"/>
+            <w:r>
+              <w:rPr>
+                <w:rFonts w:ascii="Courier New" w:hAnsi="Courier New" w:cs="Courier New"/>
+              </w:rPr>
+              <w:t>diplomatic_clause_months</w:t>
+            </w:r>
+            <w:proofErr w:type="spellEnd"/>
+            <w:r>
+              <w:rPr>
+                <w:rFonts w:ascii="Courier New" w:hAnsi="Courier New" w:cs="Courier New"/>
+              </w:rPr>
+              <w:t>}}</w:t>
+            </w:r>
+            <w:proofErr w:type="spellStart"/>
             <w:r>
               <w:rPr>
                 <w:rFonts w:ascii="Arial" w:hAnsi="Arial" w:cs="Arial"/>
@@ -6596,12 +6898,40 @@
               </w:rPr>
               <w:t>th</w:t>
             </w:r>
-            <w:r>
-              <w:rPr>
-                <w:rFonts w:ascii="Arial" w:hAnsi="Arial" w:cs="Arial"/>
-              </w:rPr>
-              <w:t xml:space="preserve"> month of this lease, the Tenant will compensate the Landlord, on an upfront basis, all the rent payable right up to the ___</w:t>
-            </w:r>
+            <w:proofErr w:type="spellEnd"/>
+            <w:r>
+              <w:rPr>
+                <w:rFonts w:ascii="Arial" w:hAnsi="Arial" w:cs="Arial"/>
+              </w:rPr>
+              <w:t xml:space="preserve"> month of this lease, the Tenant will compensate the Landlord, on an upfront basis, all the rent payable right up to the </w:t>
+            </w:r>
+            <w:r>
+              <w:rPr>
+                <w:rFonts w:ascii="Courier New" w:hAnsi="Courier New" w:cs="Courier New"/>
+              </w:rPr>
+              <w:t>{{</w:t>
+            </w:r>
+            <w:proofErr w:type="spellStart"/>
+            <w:r>
+              <w:rPr>
+                <w:rFonts w:ascii="Courier New" w:hAnsi="Courier New" w:cs="Courier New"/>
+              </w:rPr>
+              <w:t>diplomatic_clause_months</w:t>
+            </w:r>
+            <w:r>
+              <w:rPr>
+                <w:rFonts w:ascii="Courier New" w:hAnsi="Courier New" w:cs="Courier New"/>
+              </w:rPr>
+              <w:t>_plus_two</w:t>
+            </w:r>
+            <w:proofErr w:type="spellEnd"/>
+            <w:r>
+              <w:rPr>
+                <w:rFonts w:ascii="Courier New" w:hAnsi="Courier New" w:cs="Courier New"/>
+              </w:rPr>
+              <w:t>}}</w:t>
+            </w:r>
+            <w:proofErr w:type="spellStart"/>
             <w:r>
               <w:rPr>
                 <w:rFonts w:ascii="Arial" w:hAnsi="Arial" w:cs="Arial"/>
@@ -6609,6 +6939,7 @@
               </w:rPr>
               <w:t>th</w:t>
             </w:r>
+            <w:proofErr w:type="spellEnd"/>
             <w:r>
               <w:rPr>
                 <w:rFonts w:ascii="Arial" w:hAnsi="Arial" w:cs="Arial"/>
@@ -6625,7 +6956,39 @@
               <w:rPr>
                 <w:rFonts w:ascii="Arial" w:hAnsi="Arial" w:cs="Arial"/>
               </w:rPr>
-              <w:t xml:space="preserve">This way, under all circumstances, the Landlord will always receive a minimum of ___ </w:t>
+              <w:t xml:space="preserve">This way, under all circumstances, the Landlord will always receive a minimum of </w:t>
+            </w:r>
+            <w:r>
+              <w:rPr>
+                <w:rFonts w:ascii="Courier New" w:hAnsi="Courier New" w:cs="Courier New"/>
+              </w:rPr>
+              <w:t>{{</w:t>
+            </w:r>
+            <w:proofErr w:type="spellStart"/>
+            <w:r>
+              <w:rPr>
+                <w:rFonts w:ascii="Courier New" w:hAnsi="Courier New" w:cs="Courier New"/>
+              </w:rPr>
+              <w:t>diplomatic_clause_months</w:t>
+            </w:r>
+            <w:r>
+              <w:rPr>
+                <w:rFonts w:ascii="Courier New" w:hAnsi="Courier New" w:cs="Courier New"/>
+              </w:rPr>
+              <w:t>_plus_two</w:t>
+            </w:r>
+            <w:proofErr w:type="spellEnd"/>
+            <w:r>
+              <w:rPr>
+                <w:rFonts w:ascii="Courier New" w:hAnsi="Courier New" w:cs="Courier New"/>
+              </w:rPr>
+              <w:t>}}</w:t>
+            </w:r>
+            <w:r>
+              <w:rPr>
+                <w:rFonts w:ascii="Arial" w:hAnsi="Arial" w:cs="Arial"/>
+              </w:rPr>
+              <w:t xml:space="preserve"> </w:t>
             </w:r>
             <w:r>
               <w:rPr>
@@ -6685,7 +7048,7 @@
           </w:tcPr>
           <w:p>
             <w:pPr>
-              <w:pStyle w:val="LIST2"/>
+              <w:pStyle w:val="List21"/>
               <w:numPr>
                 <w:ilvl w:val="0"/>
                 <w:numId w:val="5"/>
@@ -6725,7 +7088,14 @@
               <w:rPr>
                 <w:rFonts w:ascii="Arial" w:hAnsi="Arial" w:cs="Arial"/>
               </w:rPr>
-              <w:t xml:space="preserve"> before the expiration of the tenancy hereby created and if there shall not at the time of such request be any existing breach or non-observance of any of the agreements and stipulations on the part of the Tenant herein contained at the expense of the Tenant grant to the Tenant a tenancy of the said </w:t>
+              <w:t xml:space="preserve"> before the expiration of the tenancy hereby created and if there shall not at the time of such request be any existing breach or non-observance of any of the agreements </w:t>
+            </w:r>
+            <w:r>
+              <w:rPr>
+                <w:rFonts w:ascii="Arial" w:hAnsi="Arial" w:cs="Arial"/>
+              </w:rPr>
+              <w:lastRenderedPageBreak/>
+              <w:t xml:space="preserve">and stipulations on the part of the Tenant herein contained at the expense of the Tenant grant to the Tenant a tenancy of the said </w:t>
             </w:r>
             <w:r>
               <w:rPr>
@@ -6796,6 +7166,7 @@
                 <w:sz w:val="16"/>
                 <w:szCs w:val="18"/>
               </w:rPr>
+              <w:lastRenderedPageBreak/>
               <w:t>OPTION TO RENEW</w:t>
             </w:r>
           </w:p>
@@ -6824,7 +7195,7 @@
           </w:tcPr>
           <w:p>
             <w:pPr>
-              <w:pStyle w:val="LIST2"/>
+              <w:pStyle w:val="List21"/>
               <w:numPr>
                 <w:ilvl w:val="0"/>
                 <w:numId w:val="5"/>
@@ -6960,7 +7331,7 @@
           </w:tcPr>
           <w:p>
             <w:pPr>
-              <w:pStyle w:val="LIST2"/>
+              <w:pStyle w:val="List21"/>
               <w:numPr>
                 <w:ilvl w:val="0"/>
                 <w:numId w:val="5"/>
@@ -7422,7 +7793,6 @@
                 <w:sz w:val="20"/>
                 <w:szCs w:val="20"/>
               </w:rPr>
-              <w:lastRenderedPageBreak/>
               <w:t xml:space="preserve">Notwithstanding anything herein contained the Landlord shall be under no liability to the Tenant, members of the Tenant’s, Tenant’s immediate family or to any other person who may be permitted to enter, occupy or use the said </w:t>
             </w:r>
             <w:r>
@@ -7771,6 +8141,7 @@
                 <w:sz w:val="20"/>
                 <w:szCs w:val="20"/>
               </w:rPr>
+              <w:lastRenderedPageBreak/>
               <w:t xml:space="preserve">It is expressly understood by the Landlord that the commission plus GST paid by the Landlord to </w:t>
             </w:r>
             <w:r>
@@ -7871,7 +8242,7 @@
           </w:tcPr>
           <w:p>
             <w:pPr>
-              <w:pStyle w:val="LIST2"/>
+              <w:pStyle w:val="List21"/>
               <w:tabs>
                 <w:tab w:val="left" w:pos="8010"/>
               </w:tabs>
@@ -7989,7 +8360,7 @@
           </w:tcPr>
           <w:p>
             <w:pPr>
-              <w:pStyle w:val="LIST2"/>
+              <w:pStyle w:val="List21"/>
               <w:tabs>
                 <w:tab w:val="left" w:pos="8010"/>
               </w:tabs>
@@ -8377,7 +8748,6 @@
                 <w:rFonts w:ascii="Arial" w:hAnsi="Arial" w:cs="Arial"/>
                 <w:lang w:val="en-SG"/>
               </w:rPr>
-              <w:lastRenderedPageBreak/>
               <w:t>In respect of any change in the particulars, immigration status or employment status of the Tenant or the occupier(s), the Tenant shall inform the Landlord of the same in writing not less than fourteen (14) days prior to such change. If the change cannot be anticipated, the Tenant shall inform the Landlord as soon as practicable upon knowledge of such change.</w:t>
             </w:r>
           </w:p>
@@ -8581,6 +8951,7 @@
                 <w:b/>
                 <w:bCs/>
               </w:rPr>
+              <w:lastRenderedPageBreak/>
               <w:t>Landlord 1:</w:t>
             </w:r>
             <w:r>
@@ -8717,6 +9088,40 @@
                 <w:sz w:val="20"/>
                 <w:szCs w:val="20"/>
               </w:rPr>
+              <w:t xml:space="preserve"> </w:t>
+            </w:r>
+            <w:r>
+              <w:rPr>
+                <w:rFonts w:ascii="Courier New" w:eastAsia="Times New Roman" w:hAnsi="Courier New" w:cs="Courier New"/>
+                <w:sz w:val="20"/>
+                <w:szCs w:val="20"/>
+              </w:rPr>
+              <w:t>{{</w:t>
+            </w:r>
+            <w:proofErr w:type="spellStart"/>
+            <w:r>
+              <w:rPr>
+                <w:rFonts w:ascii="Courier New" w:eastAsia="Times New Roman" w:hAnsi="Courier New" w:cs="Courier New"/>
+                <w:sz w:val="20"/>
+                <w:szCs w:val="20"/>
+              </w:rPr>
+              <w:t>landlord_name</w:t>
+            </w:r>
+            <w:proofErr w:type="spellEnd"/>
+            <w:r>
+              <w:rPr>
+                <w:rFonts w:ascii="Courier New" w:eastAsia="Times New Roman" w:hAnsi="Courier New" w:cs="Courier New"/>
+                <w:sz w:val="20"/>
+                <w:szCs w:val="20"/>
+              </w:rPr>
+              <w:t>}}</w:t>
+            </w:r>
+            <w:r>
+              <w:rPr>
+                <w:rFonts w:ascii="Arial" w:hAnsi="Arial"/>
+                <w:sz w:val="20"/>
+                <w:szCs w:val="20"/>
+              </w:rPr>
               <w:tab/>
             </w:r>
             <w:r>
@@ -8755,6 +9160,48 @@
                 <w:szCs w:val="20"/>
               </w:rPr>
               <w:t>NRIC/Passport No.:</w:t>
+            </w:r>
+            <w:r>
+              <w:rPr>
+                <w:rFonts w:ascii="Arial" w:hAnsi="Arial"/>
+                <w:sz w:val="20"/>
+                <w:szCs w:val="20"/>
+              </w:rPr>
+              <w:t xml:space="preserve"> </w:t>
+            </w:r>
+            <w:r>
+              <w:rPr>
+                <w:rFonts w:ascii="Courier New" w:eastAsia="Times New Roman" w:hAnsi="Courier New" w:cs="Courier New"/>
+                <w:sz w:val="20"/>
+                <w:szCs w:val="20"/>
+              </w:rPr>
+              <w:t>{{</w:t>
+            </w:r>
+            <w:proofErr w:type="spellStart"/>
+            <w:r>
+              <w:rPr>
+                <w:rFonts w:ascii="Courier New" w:eastAsia="Times New Roman" w:hAnsi="Courier New" w:cs="Courier New"/>
+                <w:sz w:val="20"/>
+                <w:szCs w:val="20"/>
+              </w:rPr>
+              <w:t>landlord_n</w:t>
+            </w:r>
+            <w:r>
+              <w:rPr>
+                <w:rFonts w:ascii="Courier New" w:eastAsia="Times New Roman" w:hAnsi="Courier New" w:cs="Courier New"/>
+                <w:sz w:val="20"/>
+                <w:szCs w:val="20"/>
+              </w:rPr>
+              <w:t>ric</w:t>
+            </w:r>
+            <w:proofErr w:type="spellEnd"/>
+            <w:r>
+              <w:rPr>
+                <w:rFonts w:ascii="Courier New" w:eastAsia="Times New Roman" w:hAnsi="Courier New" w:cs="Courier New"/>
+                <w:sz w:val="20"/>
+                <w:szCs w:val="20"/>
+              </w:rPr>
+              <w:t>}}</w:t>
             </w:r>
           </w:p>
           <w:p>
@@ -8907,34 +9354,71 @@
                 <w:tab w:val="clear" w:pos="5760"/>
               </w:tabs>
               <w:rPr>
+                <w:rFonts w:ascii="Courier New" w:eastAsia="Times New Roman" w:hAnsi="Courier New"/>
+                <w:sz w:val="20"/>
+                <w:szCs w:val="20"/>
+              </w:rPr>
+            </w:pPr>
+            <w:r>
+              <w:rPr>
                 <w:rFonts w:ascii="Arial" w:hAnsi="Arial"/>
                 <w:sz w:val="20"/>
                 <w:szCs w:val="20"/>
               </w:rPr>
-            </w:pPr>
+              <w:t>Name:</w:t>
+            </w:r>
             <w:r>
               <w:rPr>
                 <w:rFonts w:ascii="Arial" w:hAnsi="Arial"/>
                 <w:sz w:val="20"/>
                 <w:szCs w:val="20"/>
               </w:rPr>
-              <w:t>Name:</w:t>
-            </w:r>
-            <w:r>
+              <w:t xml:space="preserve"> </w:t>
+            </w:r>
+            <w:r>
+              <w:rPr>
+                <w:rFonts w:ascii="Courier New" w:eastAsia="Times New Roman" w:hAnsi="Courier New" w:cs="Courier New"/>
+                <w:sz w:val="20"/>
+                <w:szCs w:val="20"/>
+              </w:rPr>
+              <w:t>{{landlord</w:t>
+            </w:r>
+            <w:r>
+              <w:rPr>
+                <w:rFonts w:ascii="Courier New" w:eastAsia="Times New Roman" w:hAnsi="Courier New" w:cs="Courier New"/>
+                <w:sz w:val="20"/>
+                <w:szCs w:val="20"/>
+              </w:rPr>
+              <w:t>2</w:t>
+            </w:r>
+            <w:r>
+              <w:rPr>
+                <w:rFonts w:ascii="Courier New" w:eastAsia="Times New Roman" w:hAnsi="Courier New" w:cs="Courier New"/>
+                <w:sz w:val="20"/>
+                <w:szCs w:val="20"/>
+              </w:rPr>
+              <w:t>_name}}</w:t>
+            </w:r>
+          </w:p>
+          <w:p>
+            <w:pPr>
+              <w:pStyle w:val="BodyText"/>
+              <w:tabs>
+                <w:tab w:val="clear" w:pos="5760"/>
+              </w:tabs>
               <w:rPr>
                 <w:rFonts w:ascii="Arial" w:hAnsi="Arial"/>
                 <w:sz w:val="20"/>
                 <w:szCs w:val="20"/>
               </w:rPr>
-              <w:tab/>
-            </w:r>
+            </w:pPr>
             <w:r>
               <w:rPr>
                 <w:rFonts w:ascii="Arial" w:hAnsi="Arial"/>
                 <w:sz w:val="20"/>
                 <w:szCs w:val="20"/>
               </w:rPr>
-              <w:tab/>
+              <w:t>NRIC/Passport No.:</w:t>
             </w:r>
             <w:r>
               <w:rPr>
@@ -8942,24 +9426,47 @@
                 <w:sz w:val="20"/>
                 <w:szCs w:val="20"/>
               </w:rPr>
-              <w:tab/>
-            </w:r>
-            <w:r>
-              <w:rPr>
-                <w:rFonts w:ascii="Arial" w:hAnsi="Arial"/>
-                <w:sz w:val="20"/>
-                <w:szCs w:val="20"/>
-              </w:rPr>
-              <w:tab/>
-            </w:r>
-            <w:r>
-              <w:rPr>
-                <w:rFonts w:ascii="Arial" w:hAnsi="Arial"/>
-                <w:sz w:val="20"/>
-                <w:szCs w:val="20"/>
-              </w:rPr>
-              <w:tab/>
-              <w:t xml:space="preserve">    NRIC/Passport No.:</w:t>
+              <w:t xml:space="preserve"> </w:t>
+            </w:r>
+            <w:r>
+              <w:rPr>
+                <w:rFonts w:ascii="Courier New" w:eastAsia="Times New Roman" w:hAnsi="Courier New" w:cs="Courier New"/>
+                <w:sz w:val="20"/>
+                <w:szCs w:val="20"/>
+              </w:rPr>
+              <w:t>{{landlord</w:t>
+            </w:r>
+            <w:r>
+              <w:rPr>
+                <w:rFonts w:ascii="Courier New" w:eastAsia="Times New Roman" w:hAnsi="Courier New" w:cs="Courier New"/>
+                <w:sz w:val="20"/>
+                <w:szCs w:val="20"/>
+              </w:rPr>
+              <w:t>2</w:t>
+            </w:r>
+            <w:r>
+              <w:rPr>
+                <w:rFonts w:ascii="Courier New" w:eastAsia="Times New Roman" w:hAnsi="Courier New" w:cs="Courier New"/>
+                <w:sz w:val="20"/>
+                <w:szCs w:val="20"/>
+              </w:rPr>
+              <w:t>_n</w:t>
+            </w:r>
+            <w:r>
+              <w:rPr>
+                <w:rFonts w:ascii="Courier New" w:eastAsia="Times New Roman" w:hAnsi="Courier New" w:cs="Courier New"/>
+                <w:sz w:val="20"/>
+                <w:szCs w:val="20"/>
+              </w:rPr>
+              <w:t>ric</w:t>
+            </w:r>
+            <w:r>
+              <w:rPr>
+                <w:rFonts w:ascii="Courier New" w:eastAsia="Times New Roman" w:hAnsi="Courier New" w:cs="Courier New"/>
+                <w:sz w:val="20"/>
+                <w:szCs w:val="20"/>
+              </w:rPr>
+              <w:t>}}</w:t>
             </w:r>
           </w:p>
           <w:p>
@@ -9328,6 +9835,48 @@
                 <w:sz w:val="20"/>
                 <w:szCs w:val="20"/>
               </w:rPr>
+              <w:t xml:space="preserve"> </w:t>
+            </w:r>
+            <w:r>
+              <w:rPr>
+                <w:rFonts w:ascii="Courier New" w:eastAsia="Times New Roman" w:hAnsi="Courier New" w:cs="Courier New"/>
+                <w:sz w:val="20"/>
+                <w:szCs w:val="20"/>
+              </w:rPr>
+              <w:t>{{</w:t>
+            </w:r>
+            <w:proofErr w:type="spellStart"/>
+            <w:r>
+              <w:rPr>
+                <w:rFonts w:ascii="Courier New" w:eastAsia="Times New Roman" w:hAnsi="Courier New" w:cs="Courier New"/>
+                <w:sz w:val="20"/>
+                <w:szCs w:val="20"/>
+              </w:rPr>
+              <w:t>tenant</w:t>
+            </w:r>
+            <w:r>
+              <w:rPr>
+                <w:rFonts w:ascii="Courier New" w:eastAsia="Times New Roman" w:hAnsi="Courier New" w:cs="Courier New"/>
+                <w:sz w:val="20"/>
+                <w:szCs w:val="20"/>
+              </w:rPr>
+              <w:t>_name</w:t>
+            </w:r>
+            <w:proofErr w:type="spellEnd"/>
+            <w:r>
+              <w:rPr>
+                <w:rFonts w:ascii="Courier New" w:eastAsia="Times New Roman" w:hAnsi="Courier New" w:cs="Courier New"/>
+                <w:sz w:val="20"/>
+                <w:szCs w:val="20"/>
+              </w:rPr>
+              <w:t>}}</w:t>
+            </w:r>
+            <w:r>
+              <w:rPr>
+                <w:rFonts w:ascii="Arial" w:hAnsi="Arial"/>
+                <w:sz w:val="20"/>
+                <w:szCs w:val="20"/>
+              </w:rPr>
               <w:tab/>
             </w:r>
             <w:r>
@@ -9366,6 +9915,56 @@
                 <w:szCs w:val="20"/>
               </w:rPr>
               <w:t>NRIC/Passport No.:</w:t>
+            </w:r>
+            <w:r>
+              <w:rPr>
+                <w:rFonts w:ascii="Arial" w:hAnsi="Arial"/>
+                <w:sz w:val="20"/>
+                <w:szCs w:val="20"/>
+              </w:rPr>
+              <w:t xml:space="preserve"> </w:t>
+            </w:r>
+            <w:r>
+              <w:rPr>
+                <w:rFonts w:ascii="Courier New" w:eastAsia="Times New Roman" w:hAnsi="Courier New" w:cs="Courier New"/>
+                <w:sz w:val="20"/>
+                <w:szCs w:val="20"/>
+              </w:rPr>
+              <w:t>{{</w:t>
+            </w:r>
+            <w:proofErr w:type="spellStart"/>
+            <w:r>
+              <w:rPr>
+                <w:rFonts w:ascii="Courier New" w:eastAsia="Times New Roman" w:hAnsi="Courier New" w:cs="Courier New"/>
+                <w:sz w:val="20"/>
+                <w:szCs w:val="20"/>
+              </w:rPr>
+              <w:t>tenant</w:t>
+            </w:r>
+            <w:r>
+              <w:rPr>
+                <w:rFonts w:ascii="Courier New" w:eastAsia="Times New Roman" w:hAnsi="Courier New" w:cs="Courier New"/>
+                <w:sz w:val="20"/>
+                <w:szCs w:val="20"/>
+              </w:rPr>
+              <w:t>_n</w:t>
+            </w:r>
+            <w:r>
+              <w:rPr>
+                <w:rFonts w:ascii="Courier New" w:eastAsia="Times New Roman" w:hAnsi="Courier New" w:cs="Courier New"/>
+                <w:sz w:val="20"/>
+                <w:szCs w:val="20"/>
+              </w:rPr>
+              <w:t>ric</w:t>
+            </w:r>
+            <w:proofErr w:type="spellEnd"/>
+            <w:r>
+              <w:rPr>
+                <w:rFonts w:ascii="Courier New" w:eastAsia="Times New Roman" w:hAnsi="Courier New" w:cs="Courier New"/>
+                <w:sz w:val="20"/>
+                <w:szCs w:val="20"/>
+              </w:rPr>
+              <w:t>}}</w:t>
             </w:r>
           </w:p>
           <w:p>
@@ -9518,34 +10117,79 @@
                 <w:tab w:val="clear" w:pos="5760"/>
               </w:tabs>
               <w:rPr>
+                <w:rFonts w:ascii="Courier New" w:eastAsia="Times New Roman" w:hAnsi="Courier New"/>
+                <w:sz w:val="20"/>
+                <w:szCs w:val="20"/>
+              </w:rPr>
+            </w:pPr>
+            <w:r>
+              <w:rPr>
                 <w:rFonts w:ascii="Arial" w:hAnsi="Arial"/>
                 <w:sz w:val="20"/>
                 <w:szCs w:val="20"/>
               </w:rPr>
-            </w:pPr>
+              <w:t>Name:</w:t>
+            </w:r>
             <w:r>
               <w:rPr>
                 <w:rFonts w:ascii="Arial" w:hAnsi="Arial"/>
                 <w:sz w:val="20"/>
                 <w:szCs w:val="20"/>
               </w:rPr>
-              <w:t>Name:</w:t>
-            </w:r>
-            <w:r>
+              <w:t xml:space="preserve"> </w:t>
+            </w:r>
+            <w:r>
+              <w:rPr>
+                <w:rFonts w:ascii="Courier New" w:eastAsia="Times New Roman" w:hAnsi="Courier New" w:cs="Courier New"/>
+                <w:sz w:val="20"/>
+                <w:szCs w:val="20"/>
+              </w:rPr>
+              <w:t>{{</w:t>
+            </w:r>
+            <w:r>
+              <w:rPr>
+                <w:rFonts w:ascii="Courier New" w:eastAsia="Times New Roman" w:hAnsi="Courier New" w:cs="Courier New"/>
+                <w:sz w:val="20"/>
+                <w:szCs w:val="20"/>
+              </w:rPr>
+              <w:t>tenant</w:t>
+            </w:r>
+            <w:r>
+              <w:rPr>
+                <w:rFonts w:ascii="Courier New" w:eastAsia="Times New Roman" w:hAnsi="Courier New" w:cs="Courier New"/>
+                <w:sz w:val="20"/>
+                <w:szCs w:val="20"/>
+              </w:rPr>
+              <w:t>2</w:t>
+            </w:r>
+            <w:r>
+              <w:rPr>
+                <w:rFonts w:ascii="Courier New" w:eastAsia="Times New Roman" w:hAnsi="Courier New" w:cs="Courier New"/>
+                <w:sz w:val="20"/>
+                <w:szCs w:val="20"/>
+              </w:rPr>
+              <w:t>_name}}</w:t>
+            </w:r>
+          </w:p>
+          <w:p>
+            <w:pPr>
+              <w:pStyle w:val="BodyText"/>
+              <w:tabs>
+                <w:tab w:val="clear" w:pos="5760"/>
+              </w:tabs>
               <w:rPr>
                 <w:rFonts w:ascii="Arial" w:hAnsi="Arial"/>
                 <w:sz w:val="20"/>
                 <w:szCs w:val="20"/>
               </w:rPr>
-              <w:tab/>
-            </w:r>
+            </w:pPr>
             <w:r>
               <w:rPr>
                 <w:rFonts w:ascii="Arial" w:hAnsi="Arial"/>
                 <w:sz w:val="20"/>
                 <w:szCs w:val="20"/>
               </w:rPr>
-              <w:tab/>
+              <w:t>NRIC/Passport No.:</w:t>
             </w:r>
             <w:r>
               <w:rPr>
@@ -9553,24 +10197,55 @@
                 <w:sz w:val="20"/>
                 <w:szCs w:val="20"/>
               </w:rPr>
-              <w:tab/>
-            </w:r>
-            <w:r>
-              <w:rPr>
-                <w:rFonts w:ascii="Arial" w:hAnsi="Arial"/>
-                <w:sz w:val="20"/>
-                <w:szCs w:val="20"/>
-              </w:rPr>
-              <w:tab/>
-            </w:r>
-            <w:r>
-              <w:rPr>
-                <w:rFonts w:ascii="Arial" w:hAnsi="Arial"/>
-                <w:sz w:val="20"/>
-                <w:szCs w:val="20"/>
-              </w:rPr>
-              <w:tab/>
-              <w:t xml:space="preserve">    NRIC/Passport No.:</w:t>
+              <w:t xml:space="preserve"> </w:t>
+            </w:r>
+            <w:r>
+              <w:rPr>
+                <w:rFonts w:ascii="Courier New" w:eastAsia="Times New Roman" w:hAnsi="Courier New" w:cs="Courier New"/>
+                <w:sz w:val="20"/>
+                <w:szCs w:val="20"/>
+              </w:rPr>
+              <w:t>{{</w:t>
+            </w:r>
+            <w:r>
+              <w:rPr>
+                <w:rFonts w:ascii="Courier New" w:eastAsia="Times New Roman" w:hAnsi="Courier New" w:cs="Courier New"/>
+                <w:sz w:val="20"/>
+                <w:szCs w:val="20"/>
+              </w:rPr>
+              <w:t>tenant</w:t>
+            </w:r>
+            <w:r>
+              <w:rPr>
+                <w:rFonts w:ascii="Courier New" w:eastAsia="Times New Roman" w:hAnsi="Courier New" w:cs="Courier New"/>
+                <w:sz w:val="20"/>
+                <w:szCs w:val="20"/>
+              </w:rPr>
+              <w:t>2</w:t>
+            </w:r>
+            <w:r>
+              <w:rPr>
+                <w:rFonts w:ascii="Courier New" w:eastAsia="Times New Roman" w:hAnsi="Courier New" w:cs="Courier New"/>
+                <w:sz w:val="20"/>
+                <w:szCs w:val="20"/>
+              </w:rPr>
+              <w:t>_n</w:t>
+            </w:r>
+            <w:r>
+              <w:rPr>
+                <w:rFonts w:ascii="Courier New" w:eastAsia="Times New Roman" w:hAnsi="Courier New" w:cs="Courier New"/>
+                <w:sz w:val="20"/>
+                <w:szCs w:val="20"/>
+              </w:rPr>
+              <w:t>ric</w:t>
+            </w:r>
+            <w:r>
+              <w:rPr>
+                <w:rFonts w:ascii="Courier New" w:eastAsia="Times New Roman" w:hAnsi="Courier New" w:cs="Courier New"/>
+                <w:sz w:val="20"/>
+                <w:szCs w:val="20"/>
+              </w:rPr>
+              <w:t>}}</w:t>
             </w:r>
           </w:p>
           <w:p>
@@ -12543,7 +13218,51 @@
     <w:lsdException w:name="Subtitle" w:qFormat="1"/>
     <w:lsdException w:name="Strong" w:qFormat="1"/>
     <w:lsdException w:name="Emphasis" w:qFormat="1"/>
+    <w:lsdException w:name="Normal Table" w:semiHidden="1" w:unhideWhenUsed="1"/>
+    <w:lsdException w:name="Table Simple 1" w:semiHidden="1" w:unhideWhenUsed="1"/>
+    <w:lsdException w:name="Table Simple 2" w:semiHidden="1" w:unhideWhenUsed="1"/>
+    <w:lsdException w:name="Table Simple 3" w:semiHidden="1" w:unhideWhenUsed="1"/>
+    <w:lsdException w:name="Table Classic 1" w:semiHidden="1" w:unhideWhenUsed="1"/>
+    <w:lsdException w:name="Table Classic 2" w:semiHidden="1" w:unhideWhenUsed="1"/>
+    <w:lsdException w:name="Table Classic 3" w:semiHidden="1" w:unhideWhenUsed="1"/>
+    <w:lsdException w:name="Table Classic 4" w:semiHidden="1" w:unhideWhenUsed="1"/>
+    <w:lsdException w:name="Table Colorful 1" w:semiHidden="1" w:unhideWhenUsed="1"/>
+    <w:lsdException w:name="Table Colorful 2" w:semiHidden="1" w:unhideWhenUsed="1"/>
+    <w:lsdException w:name="Table Colorful 3" w:semiHidden="1" w:unhideWhenUsed="1"/>
+    <w:lsdException w:name="Table Columns 1" w:semiHidden="1" w:unhideWhenUsed="1"/>
+    <w:lsdException w:name="Table Columns 2" w:semiHidden="1" w:unhideWhenUsed="1"/>
+    <w:lsdException w:name="Table Columns 3" w:semiHidden="1" w:unhideWhenUsed="1"/>
+    <w:lsdException w:name="Table Columns 4" w:semiHidden="1" w:unhideWhenUsed="1"/>
+    <w:lsdException w:name="Table Columns 5" w:semiHidden="1" w:unhideWhenUsed="1"/>
+    <w:lsdException w:name="Table Grid 1" w:semiHidden="1" w:unhideWhenUsed="1"/>
+    <w:lsdException w:name="Table Grid 2" w:semiHidden="1" w:unhideWhenUsed="1"/>
+    <w:lsdException w:name="Table Grid 3" w:semiHidden="1" w:unhideWhenUsed="1"/>
+    <w:lsdException w:name="Table Grid 4" w:semiHidden="1" w:unhideWhenUsed="1"/>
+    <w:lsdException w:name="Table Grid 5" w:semiHidden="1" w:unhideWhenUsed="1"/>
+    <w:lsdException w:name="Table Grid 6" w:semiHidden="1" w:unhideWhenUsed="1"/>
+    <w:lsdException w:name="Table Grid 7" w:semiHidden="1" w:unhideWhenUsed="1"/>
+    <w:lsdException w:name="Table Grid 8" w:semiHidden="1" w:unhideWhenUsed="1"/>
+    <w:lsdException w:name="Table List 1" w:semiHidden="1" w:unhideWhenUsed="1"/>
+    <w:lsdException w:name="Table List 2" w:semiHidden="1" w:unhideWhenUsed="1"/>
+    <w:lsdException w:name="Table List 3" w:semiHidden="1" w:unhideWhenUsed="1"/>
+    <w:lsdException w:name="Table List 4" w:semiHidden="1" w:unhideWhenUsed="1"/>
+    <w:lsdException w:name="Table List 5" w:semiHidden="1" w:unhideWhenUsed="1"/>
+    <w:lsdException w:name="Table List 6" w:semiHidden="1" w:unhideWhenUsed="1"/>
+    <w:lsdException w:name="Table List 7" w:semiHidden="1" w:unhideWhenUsed="1"/>
+    <w:lsdException w:name="Table List 8" w:semiHidden="1" w:unhideWhenUsed="1"/>
+    <w:lsdException w:name="Table 3D effects 1" w:semiHidden="1" w:unhideWhenUsed="1"/>
+    <w:lsdException w:name="Table 3D effects 2" w:semiHidden="1" w:unhideWhenUsed="1"/>
+    <w:lsdException w:name="Table 3D effects 3" w:semiHidden="1" w:unhideWhenUsed="1"/>
+    <w:lsdException w:name="Table Contemporary" w:semiHidden="1" w:unhideWhenUsed="1"/>
+    <w:lsdException w:name="Table Elegant" w:semiHidden="1" w:unhideWhenUsed="1"/>
+    <w:lsdException w:name="Table Professional" w:semiHidden="1" w:unhideWhenUsed="1"/>
+    <w:lsdException w:name="Table Subtle 1" w:semiHidden="1" w:unhideWhenUsed="1"/>
+    <w:lsdException w:name="Table Subtle 2" w:semiHidden="1" w:unhideWhenUsed="1"/>
+    <w:lsdException w:name="Table Web 1" w:semiHidden="1" w:unhideWhenUsed="1"/>
+    <w:lsdException w:name="Table Web 2" w:semiHidden="1" w:unhideWhenUsed="1"/>
+    <w:lsdException w:name="Table Web 3" w:semiHidden="1" w:unhideWhenUsed="1"/>
     <w:lsdException w:name="Table Grid" w:uiPriority="39"/>
+    <w:lsdException w:name="Table Theme" w:semiHidden="1" w:unhideWhenUsed="1"/>
     <w:lsdException w:name="Placeholder Text" w:semiHidden="1" w:uiPriority="99"/>
     <w:lsdException w:name="No Spacing" w:uiPriority="1" w:qFormat="1"/>
     <w:lsdException w:name="Light Shading" w:uiPriority="60"/>
@@ -12662,8 +13381,8 @@
     <w:lsdException w:name="Plain Table 5" w:uiPriority="31" w:qFormat="1"/>
     <w:lsdException w:name="Grid Table Light" w:uiPriority="32" w:qFormat="1"/>
     <w:lsdException w:name="Grid Table 1 Light" w:uiPriority="33" w:qFormat="1"/>
-    <w:lsdException w:name="Grid Table 2" w:semiHidden="1" w:uiPriority="37" w:unhideWhenUsed="1"/>
-    <w:lsdException w:name="Grid Table 3" w:semiHidden="1" w:uiPriority="39" w:unhideWhenUsed="1" w:qFormat="1"/>
+    <w:lsdException w:name="Grid Table 2" w:uiPriority="37"/>
+    <w:lsdException w:name="Grid Table 3" w:uiPriority="39" w:qFormat="1"/>
     <w:lsdException w:name="Grid Table 4" w:uiPriority="49"/>
     <w:lsdException w:name="Grid Table 5 Dark" w:uiPriority="50"/>
     <w:lsdException w:name="Grid Table 6 Colorful" w:uiPriority="51"/>
@@ -12849,11 +13568,15 @@
   </w:style>
   <w:style w:type="character" w:default="1" w:styleId="DefaultParagraphFont">
     <w:name w:val="Default Paragraph Font"/>
+    <w:uiPriority w:val="1"/>
     <w:semiHidden/>
+    <w:unhideWhenUsed/>
   </w:style>
   <w:style w:type="table" w:default="1" w:styleId="TableNormal">
     <w:name w:val="Normal Table"/>
+    <w:uiPriority w:val="99"/>
     <w:semiHidden/>
+    <w:unhideWhenUsed/>
     <w:tblPr>
       <w:tblInd w:w="0" w:type="dxa"/>
       <w:tblCellMar>
@@ -12866,7 +13589,9 @@
   </w:style>
   <w:style w:type="numbering" w:default="1" w:styleId="NoList">
     <w:name w:val="No List"/>
+    <w:uiPriority w:val="99"/>
     <w:semiHidden/>
+    <w:unhideWhenUsed/>
   </w:style>
   <w:style w:type="paragraph" w:styleId="Header">
     <w:name w:val="header"/>
@@ -13059,8 +13784,8 @@
       <w:lang w:eastAsia="ar-SA"/>
     </w:rPr>
   </w:style>
-  <w:style w:type="paragraph" w:customStyle="1" w:styleId="LIST2">
-    <w:name w:val="LIST 2"/>
+  <w:style w:type="paragraph" w:customStyle="1" w:styleId="List21">
+    <w:name w:val="List 21"/>
     <w:basedOn w:val="LIST1"/>
     <w:rsid w:val="000326E3"/>
     <w:pPr>

--- a/Realtor Forms/PTE RESIDENTIAL Tenancy Agreement.docx
+++ b/Realtor Forms/PTE RESIDENTIAL Tenancy Agreement.docx
@@ -233,6 +233,7 @@
         <w:jc w:val="center"/>
         <w:rPr>
           <w:rFonts w:ascii="Arial" w:hAnsi="Arial" w:cs="Arial"/>
+          <w:b/>
           <w:bCs/>
           <w:u w:val="single"/>
         </w:rPr>
@@ -240,6 +241,9 @@
       <w:r>
         <w:rPr>
           <w:rFonts w:ascii="Courier New" w:hAnsi="Courier New" w:cs="Courier New"/>
+          <w:b/>
+          <w:bCs/>
+          <w:u w:val="single"/>
         </w:rPr>
         <w:t>{{landlord_name</w:t>
       </w:r>
@@ -247,121 +251,79 @@
       <w:r>
         <w:rPr>
           <w:rFonts w:ascii="Courier New" w:hAnsi="Courier New" w:cs="Courier New"/>
-        </w:rPr>
-        <w:t>}}</w:t>
-      </w:r>
+          <w:b/>
+          <w:bCs/>
+          <w:u w:val="single"/>
+        </w:rPr>
+        <w:t>}}(</w:t>
+      </w:r>
+      <w:proofErr w:type="gramEnd"/>
       <w:r>
         <w:rPr>
           <w:rFonts w:ascii="Courier New" w:hAnsi="Courier New" w:cs="Courier New"/>
-        </w:rPr>
-        <w:t>(</w:t>
+          <w:b/>
+          <w:bCs/>
+          <w:u w:val="single"/>
+        </w:rPr>
+        <w:t>{{landlord_nric}</w:t>
+      </w:r>
+      <w:proofErr w:type="gramStart"/>
+      <w:r>
+        <w:rPr>
+          <w:rFonts w:ascii="Courier New" w:hAnsi="Courier New" w:cs="Courier New"/>
+          <w:b/>
+          <w:bCs/>
+          <w:u w:val="single"/>
+        </w:rPr>
+        <w:t>}){</w:t>
       </w:r>
       <w:proofErr w:type="gramEnd"/>
       <w:r>
         <w:rPr>
           <w:rFonts w:ascii="Courier New" w:hAnsi="Courier New" w:cs="Courier New"/>
-        </w:rPr>
-        <w:t>{{landlord_n</w:t>
-      </w:r>
+          <w:b/>
+          <w:bCs/>
+          <w:u w:val="single"/>
+        </w:rPr>
+        <w:t>{landlord2_name</w:t>
+      </w:r>
+      <w:proofErr w:type="gramStart"/>
       <w:r>
         <w:rPr>
           <w:rFonts w:ascii="Courier New" w:hAnsi="Courier New" w:cs="Courier New"/>
-        </w:rPr>
-        <w:t>ric</w:t>
-      </w:r>
+          <w:b/>
+          <w:bCs/>
+          <w:u w:val="single"/>
+        </w:rPr>
+        <w:t>}}(</w:t>
+      </w:r>
+      <w:proofErr w:type="gramEnd"/>
       <w:r>
         <w:rPr>
           <w:rFonts w:ascii="Courier New" w:hAnsi="Courier New" w:cs="Courier New"/>
-        </w:rPr>
-        <w:t>}</w:t>
-      </w:r>
-      <w:proofErr w:type="gramStart"/>
+          <w:b/>
+          <w:bCs/>
+          <w:u w:val="single"/>
+        </w:rPr>
+        <w:t>{{landlord</w:t>
+      </w:r>
       <w:r>
         <w:rPr>
           <w:rFonts w:ascii="Courier New" w:hAnsi="Courier New" w:cs="Courier New"/>
-        </w:rPr>
-        <w:t>}</w:t>
+          <w:b/>
+          <w:bCs/>
+          <w:u w:val="single"/>
+        </w:rPr>
+        <w:t>2</w:t>
       </w:r>
       <w:r>
         <w:rPr>
           <w:rFonts w:ascii="Courier New" w:hAnsi="Courier New" w:cs="Courier New"/>
-        </w:rPr>
-        <w:t>)</w:t>
-      </w:r>
-      <w:r>
-        <w:rPr>
-          <w:rFonts w:ascii="Courier New" w:hAnsi="Courier New" w:cs="Courier New"/>
-        </w:rPr>
-        <w:t>{</w:t>
-      </w:r>
-      <w:proofErr w:type="gramEnd"/>
-      <w:r>
-        <w:rPr>
-          <w:rFonts w:ascii="Courier New" w:hAnsi="Courier New" w:cs="Courier New"/>
-        </w:rPr>
-        <w:t>{landlord</w:t>
-      </w:r>
-      <w:r>
-        <w:rPr>
-          <w:rFonts w:ascii="Courier New" w:hAnsi="Courier New" w:cs="Courier New"/>
-        </w:rPr>
-        <w:t>2</w:t>
-      </w:r>
-      <w:r>
-        <w:rPr>
-          <w:rFonts w:ascii="Courier New" w:hAnsi="Courier New" w:cs="Courier New"/>
-        </w:rPr>
-        <w:t>_name</w:t>
-      </w:r>
-      <w:proofErr w:type="gramStart"/>
-      <w:r>
-        <w:rPr>
-          <w:rFonts w:ascii="Courier New" w:hAnsi="Courier New" w:cs="Courier New"/>
-        </w:rPr>
-        <w:t>}}</w:t>
-      </w:r>
-      <w:r>
-        <w:rPr>
-          <w:rFonts w:ascii="Courier New" w:hAnsi="Courier New" w:cs="Courier New"/>
-        </w:rPr>
-        <w:t>(</w:t>
-      </w:r>
-      <w:proofErr w:type="gramEnd"/>
-      <w:r>
-        <w:rPr>
-          <w:rFonts w:ascii="Courier New" w:hAnsi="Courier New" w:cs="Courier New"/>
-        </w:rPr>
-        <w:t>{{landlord</w:t>
-      </w:r>
-      <w:r>
-        <w:rPr>
-          <w:rFonts w:ascii="Courier New" w:hAnsi="Courier New" w:cs="Courier New"/>
-        </w:rPr>
-        <w:t>s</w:t>
-      </w:r>
-      <w:r>
-        <w:rPr>
-          <w:rFonts w:ascii="Courier New" w:hAnsi="Courier New" w:cs="Courier New"/>
-        </w:rPr>
-        <w:t>_n</w:t>
-      </w:r>
-      <w:r>
-        <w:rPr>
-          <w:rFonts w:ascii="Courier New" w:hAnsi="Courier New" w:cs="Courier New"/>
-        </w:rPr>
-        <w:t>ric</w:t>
-      </w:r>
-      <w:r>
-        <w:rPr>
-          <w:rFonts w:ascii="Courier New" w:hAnsi="Courier New" w:cs="Courier New"/>
-        </w:rPr>
-        <w:t>}}</w:t>
-      </w:r>
-      <w:r>
-        <w:rPr>
-          <w:rFonts w:ascii="Courier New" w:hAnsi="Courier New" w:cs="Courier New"/>
-        </w:rPr>
-        <w:t>)</w:t>
+          <w:b/>
+          <w:bCs/>
+          <w:u w:val="single"/>
+        </w:rPr>
+        <w:t>_nric}})</w:t>
       </w:r>
     </w:p>
     <w:p>
@@ -457,6 +419,7 @@
         <w:jc w:val="center"/>
         <w:rPr>
           <w:rFonts w:ascii="Arial" w:hAnsi="Arial" w:cs="Arial"/>
+          <w:b/>
           <w:bCs/>
           <w:u w:val="single"/>
         </w:rPr>
@@ -464,6 +427,9 @@
       <w:r>
         <w:rPr>
           <w:rFonts w:ascii="Courier New" w:hAnsi="Courier New" w:cs="Courier New"/>
+          <w:b/>
+          <w:bCs/>
+          <w:u w:val="single"/>
         </w:rPr>
         <w:t>{{tenant_name</w:t>
       </w:r>
@@ -471,121 +437,61 @@
       <w:r>
         <w:rPr>
           <w:rFonts w:ascii="Courier New" w:hAnsi="Courier New" w:cs="Courier New"/>
-        </w:rPr>
-        <w:t>}}</w:t>
-      </w:r>
+          <w:b/>
+          <w:bCs/>
+          <w:u w:val="single"/>
+        </w:rPr>
+        <w:t>}}(</w:t>
+      </w:r>
+      <w:proofErr w:type="gramEnd"/>
       <w:r>
         <w:rPr>
           <w:rFonts w:ascii="Courier New" w:hAnsi="Courier New" w:cs="Courier New"/>
-        </w:rPr>
-        <w:t>(</w:t>
+          <w:b/>
+          <w:bCs/>
+          <w:u w:val="single"/>
+        </w:rPr>
+        <w:t>{{tenant_nric}</w:t>
+      </w:r>
+      <w:proofErr w:type="gramStart"/>
+      <w:r>
+        <w:rPr>
+          <w:rFonts w:ascii="Courier New" w:hAnsi="Courier New" w:cs="Courier New"/>
+          <w:b/>
+          <w:bCs/>
+          <w:u w:val="single"/>
+        </w:rPr>
+        <w:t>}){</w:t>
       </w:r>
       <w:proofErr w:type="gramEnd"/>
       <w:r>
         <w:rPr>
           <w:rFonts w:ascii="Courier New" w:hAnsi="Courier New" w:cs="Courier New"/>
-        </w:rPr>
-        <w:t>{{tenant_n</w:t>
-      </w:r>
+          <w:b/>
+          <w:bCs/>
+          <w:u w:val="single"/>
+        </w:rPr>
+        <w:t>{tenant2_name</w:t>
+      </w:r>
+      <w:proofErr w:type="gramStart"/>
       <w:r>
         <w:rPr>
           <w:rFonts w:ascii="Courier New" w:hAnsi="Courier New" w:cs="Courier New"/>
-        </w:rPr>
-        <w:t>ric</w:t>
-      </w:r>
+          <w:b/>
+          <w:bCs/>
+          <w:u w:val="single"/>
+        </w:rPr>
+        <w:t>}}(</w:t>
+      </w:r>
+      <w:proofErr w:type="gramEnd"/>
       <w:r>
         <w:rPr>
           <w:rFonts w:ascii="Courier New" w:hAnsi="Courier New" w:cs="Courier New"/>
-        </w:rPr>
-        <w:t>}</w:t>
-      </w:r>
-      <w:proofErr w:type="gramStart"/>
-      <w:r>
-        <w:rPr>
-          <w:rFonts w:ascii="Courier New" w:hAnsi="Courier New" w:cs="Courier New"/>
-        </w:rPr>
-        <w:t>}</w:t>
-      </w:r>
-      <w:r>
-        <w:rPr>
-          <w:rFonts w:ascii="Courier New" w:hAnsi="Courier New" w:cs="Courier New"/>
-        </w:rPr>
-        <w:t>)</w:t>
-      </w:r>
-      <w:r>
-        <w:rPr>
-          <w:rFonts w:ascii="Courier New" w:hAnsi="Courier New" w:cs="Courier New"/>
-        </w:rPr>
-        <w:t>{</w:t>
-      </w:r>
-      <w:proofErr w:type="gramEnd"/>
-      <w:r>
-        <w:rPr>
-          <w:rFonts w:ascii="Courier New" w:hAnsi="Courier New" w:cs="Courier New"/>
-        </w:rPr>
-        <w:t>{tenant</w:t>
-      </w:r>
-      <w:r>
-        <w:rPr>
-          <w:rFonts w:ascii="Courier New" w:hAnsi="Courier New" w:cs="Courier New"/>
-        </w:rPr>
-        <w:t>2</w:t>
-      </w:r>
-      <w:r>
-        <w:rPr>
-          <w:rFonts w:ascii="Courier New" w:hAnsi="Courier New" w:cs="Courier New"/>
-        </w:rPr>
-        <w:t>_name</w:t>
-      </w:r>
-      <w:proofErr w:type="gramStart"/>
-      <w:r>
-        <w:rPr>
-          <w:rFonts w:ascii="Courier New" w:hAnsi="Courier New" w:cs="Courier New"/>
-        </w:rPr>
-        <w:t>}}</w:t>
-      </w:r>
-      <w:r>
-        <w:rPr>
-          <w:rFonts w:ascii="Courier New" w:hAnsi="Courier New" w:cs="Courier New"/>
-        </w:rPr>
-        <w:t>(</w:t>
-      </w:r>
-      <w:proofErr w:type="gramEnd"/>
-      <w:r>
-        <w:rPr>
-          <w:rFonts w:ascii="Courier New" w:hAnsi="Courier New" w:cs="Courier New"/>
-        </w:rPr>
-        <w:t>{{tenant</w:t>
-      </w:r>
-      <w:r>
-        <w:rPr>
-          <w:rFonts w:ascii="Courier New" w:hAnsi="Courier New" w:cs="Courier New"/>
-        </w:rPr>
-        <w:t>2</w:t>
-      </w:r>
-      <w:r>
-        <w:rPr>
-          <w:rFonts w:ascii="Courier New" w:hAnsi="Courier New" w:cs="Courier New"/>
-        </w:rPr>
-        <w:t>_n</w:t>
-      </w:r>
-      <w:r>
-        <w:rPr>
-          <w:rFonts w:ascii="Courier New" w:hAnsi="Courier New" w:cs="Courier New"/>
-        </w:rPr>
-        <w:t>ric</w:t>
-      </w:r>
-      <w:r>
-        <w:rPr>
-          <w:rFonts w:ascii="Courier New" w:hAnsi="Courier New" w:cs="Courier New"/>
-        </w:rPr>
-        <w:t>}}</w:t>
-      </w:r>
-      <w:r>
-        <w:rPr>
-          <w:rFonts w:ascii="Courier New" w:hAnsi="Courier New" w:cs="Courier New"/>
-        </w:rPr>
-        <w:t>)</w:t>
+          <w:b/>
+          <w:bCs/>
+          <w:u w:val="single"/>
+        </w:rPr>
+        <w:t>{{tenant2_nric}})</w:t>
       </w:r>
     </w:p>
     <w:p>
@@ -714,13 +620,6 @@
           <w:rFonts w:ascii="Arial" w:hAnsi="Arial" w:cs="Arial"/>
           <w:u w:val="single"/>
         </w:rPr>
-        <w:tab/>
-      </w:r>
-      <w:r>
-        <w:rPr>
-          <w:rFonts w:ascii="Arial" w:hAnsi="Arial" w:cs="Arial"/>
-          <w:u w:val="single"/>
-        </w:rPr>
         <w:t xml:space="preserve">  </w:t>
       </w:r>
     </w:p>
@@ -736,6 +635,9 @@
       <w:r>
         <w:rPr>
           <w:rFonts w:ascii="Courier New" w:hAnsi="Courier New" w:cs="Courier New"/>
+          <w:b/>
+          <w:bCs/>
+          <w:u w:val="single"/>
         </w:rPr>
         <w:t>{{</w:t>
       </w:r>
@@ -743,6 +645,9 @@
       <w:r>
         <w:rPr>
           <w:rFonts w:ascii="Courier New" w:hAnsi="Courier New" w:cs="Courier New"/>
+          <w:b/>
+          <w:bCs/>
+          <w:u w:val="single"/>
         </w:rPr>
         <w:t>property_address</w:t>
       </w:r>
@@ -750,6 +655,9 @@
       <w:r>
         <w:rPr>
           <w:rFonts w:ascii="Courier New" w:hAnsi="Courier New" w:cs="Courier New"/>
+          <w:b/>
+          <w:bCs/>
+          <w:u w:val="single"/>
         </w:rPr>
         <w:t>}}</w:t>
       </w:r>
@@ -823,6 +731,9 @@
       <w:r>
         <w:rPr>
           <w:rFonts w:ascii="Courier New" w:hAnsi="Courier New" w:cs="Courier New"/>
+          <w:b/>
+          <w:bCs/>
+          <w:u w:val="single"/>
         </w:rPr>
         <w:t>{{</w:t>
       </w:r>
@@ -830,12 +741,18 @@
       <w:r>
         <w:rPr>
           <w:rFonts w:ascii="Courier New" w:hAnsi="Courier New" w:cs="Courier New"/>
+          <w:b/>
+          <w:bCs/>
+          <w:u w:val="single"/>
         </w:rPr>
         <w:t>lease_term_months</w:t>
       </w:r>
       <w:r>
         <w:rPr>
           <w:rFonts w:ascii="Courier New" w:hAnsi="Courier New" w:cs="Courier New"/>
+          <w:b/>
+          <w:bCs/>
+          <w:u w:val="single"/>
         </w:rPr>
         <w:t>_words</w:t>
       </w:r>
@@ -843,26 +760,182 @@
       <w:r>
         <w:rPr>
           <w:rFonts w:ascii="Courier New" w:hAnsi="Courier New" w:cs="Courier New"/>
+          <w:b/>
+          <w:bCs/>
+          <w:u w:val="single"/>
         </w:rPr>
         <w:t>}}</w:t>
+      </w:r>
+      <w:r>
+        <w:rPr>
+          <w:rFonts w:ascii="Arial" w:hAnsi="Arial" w:cs="Arial"/>
+          <w:b/>
+          <w:bCs/>
+          <w:u w:val="single"/>
+        </w:rPr>
+        <w:t xml:space="preserve"> </w:t>
+      </w:r>
+      <w:r>
+        <w:rPr>
+          <w:rFonts w:ascii="Arial" w:hAnsi="Arial" w:cs="Arial"/>
+          <w:b/>
+          <w:bCs/>
+          <w:u w:val="single"/>
+        </w:rPr>
+        <w:t>(</w:t>
+      </w:r>
+      <w:r>
+        <w:rPr>
+          <w:rFonts w:ascii="Courier New" w:hAnsi="Courier New" w:cs="Courier New"/>
+          <w:b/>
+          <w:bCs/>
+          <w:u w:val="single"/>
+        </w:rPr>
+        <w:t>{{</w:t>
+      </w:r>
+      <w:proofErr w:type="spellStart"/>
+      <w:r>
+        <w:rPr>
+          <w:rFonts w:ascii="Courier New" w:hAnsi="Courier New" w:cs="Courier New"/>
+          <w:b/>
+          <w:bCs/>
+          <w:u w:val="single"/>
+        </w:rPr>
+        <w:t>lease_term_months</w:t>
+      </w:r>
+      <w:proofErr w:type="spellEnd"/>
+      <w:r>
+        <w:rPr>
+          <w:rFonts w:ascii="Courier New" w:hAnsi="Courier New" w:cs="Courier New"/>
+          <w:b/>
+          <w:bCs/>
+          <w:u w:val="single"/>
+        </w:rPr>
+        <w:t>}}</w:t>
+      </w:r>
+      <w:r>
+        <w:rPr>
+          <w:rFonts w:ascii="Arial" w:hAnsi="Arial" w:cs="Arial"/>
+          <w:b/>
+          <w:bCs/>
+          <w:u w:val="single"/>
+        </w:rPr>
+        <w:t>)</w:t>
       </w:r>
       <w:r>
         <w:rPr>
           <w:rFonts w:ascii="Arial" w:hAnsi="Arial" w:cs="Arial"/>
           <w:bCs/>
         </w:rPr>
+        <w:t xml:space="preserve"> months from </w:t>
+      </w:r>
+      <w:r>
+        <w:rPr>
+          <w:rFonts w:ascii="Courier New" w:hAnsi="Courier New" w:cs="Courier New"/>
+          <w:b/>
+          <w:bCs/>
+          <w:u w:val="single"/>
+        </w:rPr>
+        <w:t>{{</w:t>
+      </w:r>
+      <w:proofErr w:type="spellStart"/>
+      <w:r>
+        <w:rPr>
+          <w:rFonts w:ascii="Courier New" w:hAnsi="Courier New" w:cs="Courier New"/>
+          <w:b/>
+          <w:bCs/>
+          <w:u w:val="single"/>
+        </w:rPr>
+        <w:t>lease_start_day</w:t>
+      </w:r>
+      <w:r>
+        <w:rPr>
+          <w:rFonts w:ascii="Courier New" w:hAnsi="Courier New" w:cs="Courier New"/>
+          <w:b/>
+          <w:bCs/>
+          <w:u w:val="single"/>
+        </w:rPr>
+        <w:t>_words</w:t>
+      </w:r>
+      <w:proofErr w:type="spellEnd"/>
+      <w:r>
+        <w:rPr>
+          <w:rFonts w:ascii="Courier New" w:hAnsi="Courier New" w:cs="Courier New"/>
+          <w:b/>
+          <w:bCs/>
+          <w:u w:val="single"/>
+        </w:rPr>
+        <w:t>}}</w:t>
+      </w:r>
+      <w:r>
+        <w:rPr>
+          <w:rFonts w:ascii="Arial" w:hAnsi="Arial" w:cs="Arial"/>
+          <w:b/>
+          <w:bCs/>
+          <w:u w:val="single"/>
+        </w:rPr>
         <w:t xml:space="preserve"> </w:t>
+      </w:r>
+      <w:r>
+        <w:rPr>
+          <w:rFonts w:ascii="Arial" w:hAnsi="Arial" w:cs="Arial"/>
+          <w:b/>
+          <w:bCs/>
+          <w:u w:val="single"/>
+        </w:rPr>
+        <w:t>(</w:t>
+      </w:r>
+      <w:r>
+        <w:rPr>
+          <w:rFonts w:ascii="Courier New" w:hAnsi="Courier New" w:cs="Courier New"/>
+          <w:b/>
+          <w:bCs/>
+          <w:u w:val="single"/>
+        </w:rPr>
+        <w:t>{{</w:t>
+      </w:r>
+      <w:proofErr w:type="spellStart"/>
+      <w:r>
+        <w:rPr>
+          <w:rFonts w:ascii="Courier New" w:hAnsi="Courier New" w:cs="Courier New"/>
+          <w:b/>
+          <w:bCs/>
+          <w:u w:val="single"/>
+        </w:rPr>
+        <w:t>lease_start_day</w:t>
+      </w:r>
+      <w:proofErr w:type="spellEnd"/>
+      <w:r>
+        <w:rPr>
+          <w:rFonts w:ascii="Courier New" w:hAnsi="Courier New" w:cs="Courier New"/>
+          <w:b/>
+          <w:bCs/>
+          <w:u w:val="single"/>
+        </w:rPr>
+        <w:t>}}</w:t>
+      </w:r>
+      <w:r>
+        <w:rPr>
+          <w:rFonts w:ascii="Arial" w:hAnsi="Arial" w:cs="Arial"/>
+          <w:b/>
+          <w:bCs/>
+          <w:u w:val="single"/>
+        </w:rPr>
+        <w:t>)</w:t>
       </w:r>
       <w:r>
         <w:rPr>
           <w:rFonts w:ascii="Arial" w:hAnsi="Arial" w:cs="Arial"/>
           <w:bCs/>
         </w:rPr>
-        <w:t>(</w:t>
+        <w:t xml:space="preserve"> day of </w:t>
       </w:r>
       <w:r>
         <w:rPr>
           <w:rFonts w:ascii="Courier New" w:hAnsi="Courier New" w:cs="Courier New"/>
+          <w:b/>
+          <w:bCs/>
+          <w:u w:val="single"/>
         </w:rPr>
         <w:t>{{</w:t>
       </w:r>
@@ -870,48 +943,81 @@
       <w:r>
         <w:rPr>
           <w:rFonts w:ascii="Courier New" w:hAnsi="Courier New" w:cs="Courier New"/>
-        </w:rPr>
-        <w:t>lease_term_months</w:t>
+          <w:b/>
+          <w:bCs/>
+          <w:u w:val="single"/>
+        </w:rPr>
+        <w:t>lease_start_month</w:t>
+      </w:r>
+      <w:r>
+        <w:rPr>
+          <w:rFonts w:ascii="Courier New" w:hAnsi="Courier New" w:cs="Courier New"/>
+          <w:b/>
+          <w:bCs/>
+          <w:u w:val="single"/>
+        </w:rPr>
+        <w:t>_words</w:t>
       </w:r>
       <w:proofErr w:type="spellEnd"/>
       <w:r>
         <w:rPr>
           <w:rFonts w:ascii="Courier New" w:hAnsi="Courier New" w:cs="Courier New"/>
+          <w:b/>
+          <w:bCs/>
+          <w:u w:val="single"/>
         </w:rPr>
         <w:t>}}</w:t>
+      </w:r>
+      <w:r>
+        <w:rPr>
+          <w:rFonts w:ascii="Arial" w:hAnsi="Arial" w:cs="Arial"/>
+          <w:b/>
+          <w:bCs/>
+          <w:u w:val="single"/>
+        </w:rPr>
+        <w:t xml:space="preserve"> </w:t>
+      </w:r>
+      <w:r>
+        <w:rPr>
+          <w:rFonts w:ascii="Courier New" w:hAnsi="Courier New" w:cs="Courier New"/>
+          <w:b/>
+          <w:bCs/>
+          <w:u w:val="single"/>
+        </w:rPr>
+        <w:t>{{</w:t>
+      </w:r>
+      <w:proofErr w:type="spellStart"/>
+      <w:r>
+        <w:rPr>
+          <w:rFonts w:ascii="Courier New" w:hAnsi="Courier New" w:cs="Courier New"/>
+          <w:b/>
+          <w:bCs/>
+          <w:u w:val="single"/>
+        </w:rPr>
+        <w:t>lease_start_year</w:t>
+      </w:r>
+      <w:proofErr w:type="spellEnd"/>
+      <w:r>
+        <w:rPr>
+          <w:rFonts w:ascii="Courier New" w:hAnsi="Courier New" w:cs="Courier New"/>
+          <w:b/>
+          <w:bCs/>
+          <w:u w:val="single"/>
+        </w:rPr>
+        <w:t>}}</w:t>
+      </w:r>
+      <w:r>
+        <w:rPr>
+          <w:rFonts w:ascii="Arial" w:hAnsi="Arial" w:cs="Arial"/>
+        </w:rPr>
+        <w:t xml:space="preserve"> </w:t>
       </w:r>
       <w:r>
         <w:rPr>
           <w:rFonts w:ascii="Arial" w:hAnsi="Arial" w:cs="Arial"/>
           <w:bCs/>
         </w:rPr>
-        <w:t xml:space="preserve">) months from </w:t>
-      </w:r>
-      <w:r>
-        <w:rPr>
-          <w:rFonts w:ascii="Courier New" w:hAnsi="Courier New" w:cs="Courier New"/>
-        </w:rPr>
-        <w:t>{{</w:t>
-      </w:r>
-      <w:proofErr w:type="spellStart"/>
-      <w:r>
-        <w:rPr>
-          <w:rFonts w:ascii="Courier New" w:hAnsi="Courier New" w:cs="Courier New"/>
-        </w:rPr>
-        <w:t>lease_start_day</w:t>
-      </w:r>
-      <w:r>
-        <w:rPr>
-          <w:rFonts w:ascii="Courier New" w:hAnsi="Courier New" w:cs="Courier New"/>
-        </w:rPr>
-        <w:t>_words</w:t>
-      </w:r>
-      <w:proofErr w:type="spellEnd"/>
-      <w:r>
-        <w:rPr>
-          <w:rFonts w:ascii="Courier New" w:hAnsi="Courier New" w:cs="Courier New"/>
-        </w:rPr>
-        <w:t>}}</w:t>
+        <w:t>to the</w:t>
       </w:r>
       <w:r>
         <w:rPr>
@@ -922,14 +1028,102 @@
       </w:r>
       <w:r>
         <w:rPr>
+          <w:rFonts w:ascii="Courier New" w:hAnsi="Courier New" w:cs="Courier New"/>
+          <w:b/>
+          <w:bCs/>
+          <w:u w:val="single"/>
+        </w:rPr>
+        <w:t>{{</w:t>
+      </w:r>
+      <w:proofErr w:type="spellStart"/>
+      <w:r>
+        <w:rPr>
+          <w:rFonts w:ascii="Courier New" w:hAnsi="Courier New" w:cs="Courier New"/>
+          <w:b/>
+          <w:bCs/>
+          <w:u w:val="single"/>
+        </w:rPr>
+        <w:t>lease_end_day_words</w:t>
+      </w:r>
+      <w:proofErr w:type="spellEnd"/>
+      <w:r>
+        <w:rPr>
+          <w:rFonts w:ascii="Courier New" w:hAnsi="Courier New" w:cs="Courier New"/>
+          <w:b/>
+          <w:bCs/>
+          <w:u w:val="single"/>
+        </w:rPr>
+        <w:t>}}</w:t>
+      </w:r>
+      <w:r>
+        <w:rPr>
+          <w:rFonts w:ascii="Arial" w:hAnsi="Arial" w:cs="Arial"/>
+          <w:b/>
+          <w:bCs/>
+          <w:u w:val="single"/>
+        </w:rPr>
+        <w:t xml:space="preserve"> </w:t>
+      </w:r>
+      <w:r>
+        <w:rPr>
+          <w:rFonts w:ascii="Arial" w:hAnsi="Arial" w:cs="Arial"/>
+          <w:b/>
+          <w:bCs/>
+          <w:u w:val="single"/>
+        </w:rPr>
+        <w:t>(</w:t>
+      </w:r>
+      <w:r>
+        <w:rPr>
+          <w:rFonts w:ascii="Courier New" w:hAnsi="Courier New" w:cs="Courier New"/>
+          <w:b/>
+          <w:bCs/>
+          <w:u w:val="single"/>
+        </w:rPr>
+        <w:t>{{</w:t>
+      </w:r>
+      <w:proofErr w:type="spellStart"/>
+      <w:r>
+        <w:rPr>
+          <w:rFonts w:ascii="Courier New" w:hAnsi="Courier New" w:cs="Courier New"/>
+          <w:b/>
+          <w:bCs/>
+          <w:u w:val="single"/>
+        </w:rPr>
+        <w:t>lease_end_day</w:t>
+      </w:r>
+      <w:proofErr w:type="spellEnd"/>
+      <w:r>
+        <w:rPr>
+          <w:rFonts w:ascii="Courier New" w:hAnsi="Courier New" w:cs="Courier New"/>
+          <w:b/>
+          <w:bCs/>
+          <w:u w:val="single"/>
+        </w:rPr>
+        <w:t>}}</w:t>
+      </w:r>
+      <w:r>
+        <w:rPr>
+          <w:rFonts w:ascii="Arial" w:hAnsi="Arial" w:cs="Arial"/>
+          <w:b/>
+          <w:bCs/>
+          <w:u w:val="single"/>
+        </w:rPr>
+        <w:t>)</w:t>
+      </w:r>
+      <w:r>
+        <w:rPr>
           <w:rFonts w:ascii="Arial" w:hAnsi="Arial" w:cs="Arial"/>
           <w:bCs/>
         </w:rPr>
-        <w:t>(</w:t>
+        <w:t xml:space="preserve"> day of </w:t>
       </w:r>
       <w:r>
         <w:rPr>
           <w:rFonts w:ascii="Courier New" w:hAnsi="Courier New" w:cs="Courier New"/>
+          <w:b/>
+          <w:bCs/>
+          <w:u w:val="single"/>
         </w:rPr>
         <w:t>{{</w:t>
       </w:r>
@@ -937,26 +1131,37 @@
       <w:r>
         <w:rPr>
           <w:rFonts w:ascii="Courier New" w:hAnsi="Courier New" w:cs="Courier New"/>
-        </w:rPr>
-        <w:t>lease_start_day</w:t>
+          <w:b/>
+          <w:bCs/>
+          <w:u w:val="single"/>
+        </w:rPr>
+        <w:t>lease_end_month_words</w:t>
       </w:r>
       <w:proofErr w:type="spellEnd"/>
       <w:r>
         <w:rPr>
           <w:rFonts w:ascii="Courier New" w:hAnsi="Courier New" w:cs="Courier New"/>
+          <w:b/>
+          <w:bCs/>
+          <w:u w:val="single"/>
         </w:rPr>
         <w:t>}}</w:t>
       </w:r>
       <w:r>
         <w:rPr>
           <w:rFonts w:ascii="Arial" w:hAnsi="Arial" w:cs="Arial"/>
+          <w:b/>
           <w:bCs/>
-        </w:rPr>
-        <w:t xml:space="preserve">) day of </w:t>
+          <w:u w:val="single"/>
+        </w:rPr>
+        <w:t xml:space="preserve"> </w:t>
       </w:r>
       <w:r>
         <w:rPr>
           <w:rFonts w:ascii="Courier New" w:hAnsi="Courier New" w:cs="Courier New"/>
+          <w:b/>
+          <w:bCs/>
+          <w:u w:val="single"/>
         </w:rPr>
         <w:t>{{</w:t>
       </w:r>
@@ -964,212 +1169,36 @@
       <w:r>
         <w:rPr>
           <w:rFonts w:ascii="Courier New" w:hAnsi="Courier New" w:cs="Courier New"/>
-        </w:rPr>
-        <w:t>lease_start_</w:t>
-      </w:r>
+          <w:b/>
+          <w:bCs/>
+          <w:u w:val="single"/>
+        </w:rPr>
+        <w:t>lease_end_year</w:t>
+      </w:r>
+      <w:proofErr w:type="spellEnd"/>
       <w:r>
         <w:rPr>
           <w:rFonts w:ascii="Courier New" w:hAnsi="Courier New" w:cs="Courier New"/>
-        </w:rPr>
-        <w:t>month</w:t>
-      </w:r>
-      <w:r>
-        <w:rPr>
-          <w:rFonts w:ascii="Courier New" w:hAnsi="Courier New" w:cs="Courier New"/>
-        </w:rPr>
-        <w:t>_words</w:t>
-      </w:r>
-      <w:proofErr w:type="spellEnd"/>
-      <w:r>
-        <w:rPr>
-          <w:rFonts w:ascii="Courier New" w:hAnsi="Courier New" w:cs="Courier New"/>
+          <w:b/>
+          <w:bCs/>
+          <w:u w:val="single"/>
         </w:rPr>
         <w:t>}}</w:t>
       </w:r>
       <w:r>
         <w:rPr>
           <w:rFonts w:ascii="Arial" w:hAnsi="Arial" w:cs="Arial"/>
+          <w:b/>
           <w:bCs/>
+          <w:u w:val="single"/>
+        </w:rPr>
+        <w:t>.</w:t>
+      </w:r>
+      <w:r>
+        <w:rPr>
+          <w:rFonts w:ascii="Arial" w:hAnsi="Arial" w:cs="Arial"/>
         </w:rPr>
         <w:t xml:space="preserve"> </w:t>
-      </w:r>
-      <w:r>
-        <w:rPr>
-          <w:rFonts w:ascii="Courier New" w:hAnsi="Courier New" w:cs="Courier New"/>
-        </w:rPr>
-        <w:t>{{</w:t>
-      </w:r>
-      <w:proofErr w:type="spellStart"/>
-      <w:r>
-        <w:rPr>
-          <w:rFonts w:ascii="Courier New" w:hAnsi="Courier New" w:cs="Courier New"/>
-        </w:rPr>
-        <w:t>lease_start_</w:t>
-      </w:r>
-      <w:r>
-        <w:rPr>
-          <w:rFonts w:ascii="Courier New" w:hAnsi="Courier New" w:cs="Courier New"/>
-        </w:rPr>
-        <w:t>year</w:t>
-      </w:r>
-      <w:proofErr w:type="spellEnd"/>
-      <w:r>
-        <w:rPr>
-          <w:rFonts w:ascii="Courier New" w:hAnsi="Courier New" w:cs="Courier New"/>
-        </w:rPr>
-        <w:t>}}</w:t>
-      </w:r>
-      <w:r>
-        <w:rPr>
-          <w:rFonts w:ascii="Arial" w:hAnsi="Arial" w:cs="Arial"/>
-        </w:rPr>
-        <w:t xml:space="preserve"> </w:t>
-      </w:r>
-      <w:r>
-        <w:rPr>
-          <w:rFonts w:ascii="Arial" w:hAnsi="Arial" w:cs="Arial"/>
-          <w:bCs/>
-        </w:rPr>
-        <w:t>to the</w:t>
-      </w:r>
-      <w:r>
-        <w:rPr>
-          <w:rFonts w:ascii="Arial" w:hAnsi="Arial" w:cs="Arial"/>
-          <w:bCs/>
-        </w:rPr>
-        <w:t xml:space="preserve"> </w:t>
-      </w:r>
-      <w:r>
-        <w:rPr>
-          <w:rFonts w:ascii="Courier New" w:hAnsi="Courier New" w:cs="Courier New"/>
-        </w:rPr>
-        <w:t>{{</w:t>
-      </w:r>
-      <w:proofErr w:type="spellStart"/>
-      <w:r>
-        <w:rPr>
-          <w:rFonts w:ascii="Courier New" w:hAnsi="Courier New" w:cs="Courier New"/>
-        </w:rPr>
-        <w:t>lease_end_day</w:t>
-      </w:r>
-      <w:r>
-        <w:rPr>
-          <w:rFonts w:ascii="Courier New" w:hAnsi="Courier New" w:cs="Courier New"/>
-        </w:rPr>
-        <w:t>_words</w:t>
-      </w:r>
-      <w:proofErr w:type="spellEnd"/>
-      <w:r>
-        <w:rPr>
-          <w:rFonts w:ascii="Courier New" w:hAnsi="Courier New" w:cs="Courier New"/>
-        </w:rPr>
-        <w:t>}}</w:t>
-      </w:r>
-      <w:r>
-        <w:rPr>
-          <w:rFonts w:ascii="Arial" w:hAnsi="Arial" w:cs="Arial"/>
-          <w:bCs/>
-        </w:rPr>
-        <w:t xml:space="preserve"> </w:t>
-      </w:r>
-      <w:r>
-        <w:rPr>
-          <w:rFonts w:ascii="Arial" w:hAnsi="Arial" w:cs="Arial"/>
-          <w:bCs/>
-        </w:rPr>
-        <w:t>(</w:t>
-      </w:r>
-      <w:r>
-        <w:rPr>
-          <w:rFonts w:ascii="Courier New" w:hAnsi="Courier New" w:cs="Courier New"/>
-        </w:rPr>
-        <w:t>{{</w:t>
-      </w:r>
-      <w:proofErr w:type="spellStart"/>
-      <w:r>
-        <w:rPr>
-          <w:rFonts w:ascii="Courier New" w:hAnsi="Courier New" w:cs="Courier New"/>
-        </w:rPr>
-        <w:t>lease_end_day</w:t>
-      </w:r>
-      <w:proofErr w:type="spellEnd"/>
-      <w:r>
-        <w:rPr>
-          <w:rFonts w:ascii="Courier New" w:hAnsi="Courier New" w:cs="Courier New"/>
-        </w:rPr>
-        <w:t>}}</w:t>
-      </w:r>
-      <w:r>
-        <w:rPr>
-          <w:rFonts w:ascii="Arial" w:hAnsi="Arial" w:cs="Arial"/>
-          <w:bCs/>
-        </w:rPr>
-        <w:t xml:space="preserve">) day of </w:t>
-      </w:r>
-      <w:r>
-        <w:rPr>
-          <w:rFonts w:ascii="Courier New" w:hAnsi="Courier New" w:cs="Courier New"/>
-        </w:rPr>
-        <w:t>{{</w:t>
-      </w:r>
-      <w:proofErr w:type="spellStart"/>
-      <w:r>
-        <w:rPr>
-          <w:rFonts w:ascii="Courier New" w:hAnsi="Courier New" w:cs="Courier New"/>
-        </w:rPr>
-        <w:t>lease_end_</w:t>
-      </w:r>
-      <w:r>
-        <w:rPr>
-          <w:rFonts w:ascii="Courier New" w:hAnsi="Courier New" w:cs="Courier New"/>
-        </w:rPr>
-        <w:t>month_words</w:t>
-      </w:r>
-      <w:proofErr w:type="spellEnd"/>
-      <w:r>
-        <w:rPr>
-          <w:rFonts w:ascii="Courier New" w:hAnsi="Courier New" w:cs="Courier New"/>
-        </w:rPr>
-        <w:t>}}</w:t>
-      </w:r>
-      <w:r>
-        <w:rPr>
-          <w:rFonts w:ascii="Arial" w:hAnsi="Arial" w:cs="Arial"/>
-          <w:bCs/>
-        </w:rPr>
-        <w:t xml:space="preserve"> </w:t>
-      </w:r>
-      <w:r>
-        <w:rPr>
-          <w:rFonts w:ascii="Courier New" w:hAnsi="Courier New" w:cs="Courier New"/>
-        </w:rPr>
-        <w:t>{{</w:t>
-      </w:r>
-      <w:proofErr w:type="spellStart"/>
-      <w:r>
-        <w:rPr>
-          <w:rFonts w:ascii="Courier New" w:hAnsi="Courier New" w:cs="Courier New"/>
-        </w:rPr>
-        <w:t>lease_end_</w:t>
-      </w:r>
-      <w:r>
-        <w:rPr>
-          <w:rFonts w:ascii="Courier New" w:hAnsi="Courier New" w:cs="Courier New"/>
-        </w:rPr>
-        <w:t>year</w:t>
-      </w:r>
-      <w:proofErr w:type="spellEnd"/>
-      <w:r>
-        <w:rPr>
-          <w:rFonts w:ascii="Courier New" w:hAnsi="Courier New" w:cs="Courier New"/>
-        </w:rPr>
-        <w:t>}}</w:t>
-      </w:r>
-      <w:r>
-        <w:rPr>
-          <w:rFonts w:ascii="Arial" w:hAnsi="Arial" w:cs="Arial"/>
-        </w:rPr>
-        <w:t xml:space="preserve">. </w:t>
       </w:r>
       <w:r>
         <w:rPr>
@@ -1230,6 +1259,9 @@
       <w:r>
         <w:rPr>
           <w:rFonts w:ascii="Courier New" w:hAnsi="Courier New" w:cs="Courier New"/>
+          <w:b/>
+          <w:bCs/>
+          <w:u w:val="single"/>
         </w:rPr>
         <w:t>{{</w:t>
       </w:r>
@@ -1237,19 +1269,19 @@
       <w:r>
         <w:rPr>
           <w:rFonts w:ascii="Courier New" w:hAnsi="Courier New" w:cs="Courier New"/>
-        </w:rPr>
-        <w:t>rent_</w:t>
-      </w:r>
+          <w:b/>
+          <w:bCs/>
+          <w:u w:val="single"/>
+        </w:rPr>
+        <w:t>rent_payment_day_words</w:t>
+      </w:r>
+      <w:proofErr w:type="spellEnd"/>
       <w:r>
         <w:rPr>
           <w:rFonts w:ascii="Courier New" w:hAnsi="Courier New" w:cs="Courier New"/>
-        </w:rPr>
-        <w:t>payment_day_words</w:t>
-      </w:r>
-      <w:proofErr w:type="spellEnd"/>
-      <w:r>
-        <w:rPr>
-          <w:rFonts w:ascii="Courier New" w:hAnsi="Courier New" w:cs="Courier New"/>
+          <w:b/>
+          <w:bCs/>
+          <w:u w:val="single"/>
         </w:rPr>
         <w:t>}}</w:t>
       </w:r>
@@ -1263,13 +1295,16 @@
       <w:r>
         <w:rPr>
           <w:rFonts w:ascii="Arial" w:hAnsi="Arial" w:cs="Arial"/>
-          <w:bCs/>
+          <w:b/>
+          <w:u w:val="single"/>
         </w:rPr>
         <w:t>(</w:t>
       </w:r>
       <w:r>
         <w:rPr>
           <w:rFonts w:ascii="Courier New" w:hAnsi="Courier New" w:cs="Courier New"/>
+          <w:b/>
+          <w:u w:val="single"/>
         </w:rPr>
         <w:t>{{</w:t>
       </w:r>
@@ -1277,28 +1312,34 @@
       <w:r>
         <w:rPr>
           <w:rFonts w:ascii="Courier New" w:hAnsi="Courier New" w:cs="Courier New"/>
-        </w:rPr>
-        <w:t>rent_</w:t>
-      </w:r>
+          <w:b/>
+          <w:u w:val="single"/>
+        </w:rPr>
+        <w:t>rent_payment_day</w:t>
+      </w:r>
+      <w:proofErr w:type="spellEnd"/>
       <w:r>
         <w:rPr>
           <w:rFonts w:ascii="Courier New" w:hAnsi="Courier New" w:cs="Courier New"/>
-        </w:rPr>
-        <w:t>payment_day</w:t>
-      </w:r>
-      <w:proofErr w:type="spellEnd"/>
-      <w:r>
-        <w:rPr>
-          <w:rFonts w:ascii="Courier New" w:hAnsi="Courier New" w:cs="Courier New"/>
+          <w:b/>
+          <w:u w:val="single"/>
         </w:rPr>
         <w:t>}}</w:t>
+      </w:r>
+      <w:r>
+        <w:rPr>
+          <w:rFonts w:ascii="Arial" w:hAnsi="Arial" w:cs="Arial"/>
+          <w:b/>
+          <w:u w:val="single"/>
+        </w:rPr>
+        <w:t>)</w:t>
       </w:r>
       <w:r>
         <w:rPr>
           <w:rFonts w:ascii="Arial" w:hAnsi="Arial" w:cs="Arial"/>
           <w:bCs/>
         </w:rPr>
-        <w:t xml:space="preserve">) </w:t>
+        <w:t xml:space="preserve"> </w:t>
       </w:r>
       <w:r>
         <w:rPr>
@@ -1329,6 +1370,8 @@
       <w:r>
         <w:rPr>
           <w:rFonts w:ascii="Courier New" w:hAnsi="Courier New" w:cs="Courier New"/>
+          <w:b/>
+          <w:bCs/>
         </w:rPr>
         <w:t>{{</w:t>
       </w:r>
@@ -1336,19 +1379,17 @@
       <w:r>
         <w:rPr>
           <w:rFonts w:ascii="Courier New" w:hAnsi="Courier New" w:cs="Courier New"/>
-        </w:rPr>
-        <w:t>rent_amount</w:t>
-      </w:r>
+          <w:b/>
+          <w:bCs/>
+        </w:rPr>
+        <w:t>rent_amount_words</w:t>
+      </w:r>
+      <w:proofErr w:type="spellEnd"/>
       <w:r>
         <w:rPr>
           <w:rFonts w:ascii="Courier New" w:hAnsi="Courier New" w:cs="Courier New"/>
-        </w:rPr>
-        <w:t>_words</w:t>
-      </w:r>
-      <w:proofErr w:type="spellEnd"/>
-      <w:r>
-        <w:rPr>
-          <w:rFonts w:ascii="Courier New" w:hAnsi="Courier New" w:cs="Courier New"/>
+          <w:b/>
+          <w:bCs/>
         </w:rPr>
         <w:t>}}</w:t>
       </w:r>
@@ -1364,11 +1405,21 @@
           <w:rFonts w:ascii="Arial" w:hAnsi="Arial" w:cs="Arial"/>
           <w:bCs/>
         </w:rPr>
-        <w:t>(S$</w:t>
+        <w:t>(S</w:t>
+      </w:r>
+      <w:r>
+        <w:rPr>
+          <w:rFonts w:ascii="Arial" w:hAnsi="Arial" w:cs="Arial"/>
+          <w:b/>
+          <w:u w:val="single"/>
+        </w:rPr>
+        <w:t>$</w:t>
       </w:r>
       <w:r>
         <w:rPr>
           <w:rFonts w:ascii="Courier New" w:hAnsi="Courier New" w:cs="Courier New"/>
+          <w:b/>
+          <w:u w:val="single"/>
         </w:rPr>
         <w:t>{{</w:t>
       </w:r>
@@ -1376,6 +1427,8 @@
       <w:r>
         <w:rPr>
           <w:rFonts w:ascii="Courier New" w:hAnsi="Courier New" w:cs="Courier New"/>
+          <w:b/>
+          <w:u w:val="single"/>
         </w:rPr>
         <w:t>rent_amount</w:t>
       </w:r>
@@ -1383,15 +1436,25 @@
       <w:r>
         <w:rPr>
           <w:rFonts w:ascii="Courier New" w:hAnsi="Courier New" w:cs="Courier New"/>
+          <w:b/>
+          <w:u w:val="single"/>
         </w:rPr>
         <w:t>}}</w:t>
+      </w:r>
+      <w:r>
+        <w:rPr>
+          <w:rFonts w:ascii="Arial" w:hAnsi="Arial" w:cs="Arial"/>
+          <w:b/>
+          <w:u w:val="single"/>
+        </w:rPr>
+        <w:t>)</w:t>
       </w:r>
       <w:r>
         <w:rPr>
           <w:rFonts w:ascii="Arial" w:hAnsi="Arial" w:cs="Arial"/>
           <w:bCs/>
         </w:rPr>
-        <w:t xml:space="preserve">) </w:t>
+        <w:t xml:space="preserve"> </w:t>
       </w:r>
       <w:r>
         <w:rPr>
@@ -1816,6 +1879,9 @@
             <w:r>
               <w:rPr>
                 <w:rFonts w:ascii="Courier New" w:hAnsi="Courier New" w:cs="Courier New"/>
+                <w:b/>
+                <w:bCs/>
+                <w:u w:val="single"/>
               </w:rPr>
               <w:t>{{</w:t>
             </w:r>
@@ -1823,6 +1889,9 @@
             <w:r>
               <w:rPr>
                 <w:rFonts w:ascii="Courier New" w:hAnsi="Courier New" w:cs="Courier New"/>
+                <w:b/>
+                <w:bCs/>
+                <w:u w:val="single"/>
               </w:rPr>
               <w:t>security_deposit_words</w:t>
             </w:r>
@@ -1830,25 +1899,78 @@
             <w:r>
               <w:rPr>
                 <w:rFonts w:ascii="Courier New" w:hAnsi="Courier New" w:cs="Courier New"/>
+                <w:b/>
+                <w:bCs/>
+                <w:u w:val="single"/>
               </w:rPr>
               <w:t>}}</w:t>
             </w:r>
             <w:r>
               <w:rPr>
                 <w:rFonts w:ascii="Arial" w:hAnsi="Arial" w:cs="Arial"/>
+                <w:b/>
+                <w:bCs/>
+                <w:u w:val="single"/>
+              </w:rPr>
+              <w:t xml:space="preserve"> (S$</w:t>
+            </w:r>
+            <w:r>
+              <w:rPr>
+                <w:rFonts w:ascii="Courier New" w:hAnsi="Courier New" w:cs="Courier New"/>
+                <w:b/>
+                <w:bCs/>
+                <w:u w:val="single"/>
+              </w:rPr>
+              <w:t>{{</w:t>
+            </w:r>
+            <w:proofErr w:type="spellStart"/>
+            <w:r>
+              <w:rPr>
+                <w:rFonts w:ascii="Courier New" w:hAnsi="Courier New" w:cs="Courier New"/>
+                <w:b/>
+                <w:bCs/>
+                <w:u w:val="single"/>
+              </w:rPr>
+              <w:t>security_deposit</w:t>
+            </w:r>
+            <w:proofErr w:type="spellEnd"/>
+            <w:r>
+              <w:rPr>
+                <w:rFonts w:ascii="Courier New" w:hAnsi="Courier New" w:cs="Courier New"/>
+                <w:b/>
+                <w:bCs/>
+                <w:u w:val="single"/>
+              </w:rPr>
+              <w:t>}}</w:t>
+            </w:r>
+            <w:r>
+              <w:rPr>
+                <w:rFonts w:ascii="Arial" w:hAnsi="Arial" w:cs="Arial"/>
+                <w:b/>
+                <w:bCs/>
+                <w:u w:val="single"/>
+              </w:rPr>
+              <w:t>)</w:t>
+            </w:r>
+            <w:r>
+              <w:rPr>
+                <w:rFonts w:ascii="Arial" w:hAnsi="Arial" w:cs="Arial"/>
+                <w:bCs/>
               </w:rPr>
               <w:t xml:space="preserve"> </w:t>
             </w:r>
             <w:r>
               <w:rPr>
                 <w:rFonts w:ascii="Arial" w:hAnsi="Arial" w:cs="Arial"/>
-                <w:bCs/>
-              </w:rPr>
-              <w:t>(S$</w:t>
+              </w:rPr>
+              <w:t xml:space="preserve">which is equivalent to </w:t>
             </w:r>
             <w:r>
               <w:rPr>
                 <w:rFonts w:ascii="Courier New" w:hAnsi="Courier New" w:cs="Courier New"/>
+                <w:b/>
+                <w:bCs/>
+                <w:u w:val="single"/>
               </w:rPr>
               <w:t>{{</w:t>
             </w:r>
@@ -1856,32 +1978,46 @@
             <w:r>
               <w:rPr>
                 <w:rFonts w:ascii="Courier New" w:hAnsi="Courier New" w:cs="Courier New"/>
-              </w:rPr>
-              <w:t>security_deposit</w:t>
+                <w:b/>
+                <w:bCs/>
+                <w:u w:val="single"/>
+              </w:rPr>
+              <w:t>security_deposit_months_words</w:t>
             </w:r>
             <w:proofErr w:type="spellEnd"/>
             <w:r>
               <w:rPr>
                 <w:rFonts w:ascii="Courier New" w:hAnsi="Courier New" w:cs="Courier New"/>
+                <w:b/>
+                <w:bCs/>
+                <w:u w:val="single"/>
               </w:rPr>
               <w:t>}}</w:t>
             </w:r>
             <w:r>
               <w:rPr>
                 <w:rFonts w:ascii="Arial" w:hAnsi="Arial" w:cs="Arial"/>
-                <w:bCs/>
-              </w:rPr>
-              <w:t xml:space="preserve">) </w:t>
-            </w:r>
-            <w:r>
-              <w:rPr>
-                <w:rFonts w:ascii="Arial" w:hAnsi="Arial" w:cs="Arial"/>
-              </w:rPr>
-              <w:t xml:space="preserve">which is equivalent to </w:t>
+                <w:b/>
+                <w:bCs/>
+                <w:u w:val="single"/>
+              </w:rPr>
+              <w:t xml:space="preserve"> </w:t>
+            </w:r>
+            <w:r>
+              <w:rPr>
+                <w:rFonts w:ascii="Arial" w:hAnsi="Arial" w:cs="Arial"/>
+                <w:b/>
+                <w:bCs/>
+                <w:u w:val="single"/>
+              </w:rPr>
+              <w:t>(</w:t>
             </w:r>
             <w:r>
               <w:rPr>
                 <w:rFonts w:ascii="Courier New" w:hAnsi="Courier New" w:cs="Courier New"/>
+                <w:b/>
+                <w:bCs/>
+                <w:u w:val="single"/>
               </w:rPr>
               <w:t>{{</w:t>
             </w:r>
@@ -1889,74 +2025,37 @@
             <w:r>
               <w:rPr>
                 <w:rFonts w:ascii="Courier New" w:hAnsi="Courier New" w:cs="Courier New"/>
-              </w:rPr>
-              <w:t>security_deposit_</w:t>
-            </w:r>
+                <w:b/>
+                <w:bCs/>
+                <w:u w:val="single"/>
+              </w:rPr>
+              <w:t>security_deposit_months</w:t>
+            </w:r>
+            <w:proofErr w:type="spellEnd"/>
             <w:r>
               <w:rPr>
                 <w:rFonts w:ascii="Courier New" w:hAnsi="Courier New" w:cs="Courier New"/>
-              </w:rPr>
-              <w:t>months_</w:t>
-            </w:r>
-            <w:r>
-              <w:rPr>
-                <w:rFonts w:ascii="Courier New" w:hAnsi="Courier New" w:cs="Courier New"/>
-              </w:rPr>
-              <w:t>words</w:t>
-            </w:r>
-            <w:proofErr w:type="spellEnd"/>
-            <w:r>
-              <w:rPr>
-                <w:rFonts w:ascii="Courier New" w:hAnsi="Courier New" w:cs="Courier New"/>
+                <w:b/>
+                <w:bCs/>
+                <w:u w:val="single"/>
               </w:rPr>
               <w:t>}}</w:t>
             </w:r>
             <w:r>
               <w:rPr>
                 <w:rFonts w:ascii="Arial" w:hAnsi="Arial" w:cs="Arial"/>
-                <w:bCs/>
-              </w:rPr>
-              <w:t xml:space="preserve"> </w:t>
-            </w:r>
-            <w:r>
-              <w:rPr>
-                <w:rFonts w:ascii="Arial" w:hAnsi="Arial" w:cs="Arial"/>
-                <w:bCs/>
-              </w:rPr>
-              <w:t>(</w:t>
-            </w:r>
-            <w:r>
-              <w:rPr>
-                <w:rFonts w:ascii="Courier New" w:hAnsi="Courier New" w:cs="Courier New"/>
-              </w:rPr>
-              <w:t>{{</w:t>
-            </w:r>
-            <w:proofErr w:type="spellStart"/>
-            <w:r>
-              <w:rPr>
-                <w:rFonts w:ascii="Courier New" w:hAnsi="Courier New" w:cs="Courier New"/>
-              </w:rPr>
-              <w:t>security_deposit_</w:t>
-            </w:r>
-            <w:r>
-              <w:rPr>
-                <w:rFonts w:ascii="Courier New" w:hAnsi="Courier New" w:cs="Courier New"/>
-              </w:rPr>
-              <w:t>months</w:t>
-            </w:r>
-            <w:proofErr w:type="spellEnd"/>
-            <w:r>
-              <w:rPr>
-                <w:rFonts w:ascii="Courier New" w:hAnsi="Courier New" w:cs="Courier New"/>
-              </w:rPr>
-              <w:t>}}</w:t>
-            </w:r>
-            <w:r>
-              <w:rPr>
-                <w:rFonts w:ascii="Arial" w:hAnsi="Arial" w:cs="Arial"/>
-                <w:bCs/>
-              </w:rPr>
-              <w:t xml:space="preserve">) month(s) </w:t>
+                <w:b/>
+                <w:bCs/>
+                <w:u w:val="single"/>
+              </w:rPr>
+              <w:t>)</w:t>
+            </w:r>
+            <w:r>
+              <w:rPr>
+                <w:rFonts w:ascii="Arial" w:hAnsi="Arial" w:cs="Arial"/>
+                <w:bCs/>
+              </w:rPr>
+              <w:t xml:space="preserve"> month(s) </w:t>
             </w:r>
             <w:r>
               <w:rPr>
@@ -2650,6 +2749,9 @@
             <w:r>
               <w:rPr>
                 <w:rFonts w:ascii="Courier New" w:hAnsi="Courier New" w:cs="Courier New"/>
+                <w:b/>
+                <w:bCs/>
+                <w:u w:val="single"/>
               </w:rPr>
               <w:t>{{</w:t>
             </w:r>
@@ -2657,32 +2759,138 @@
             <w:r>
               <w:rPr>
                 <w:rFonts w:ascii="Courier New" w:hAnsi="Courier New" w:cs="Courier New"/>
-              </w:rPr>
-              <w:t>repair_cap_</w:t>
-            </w:r>
+                <w:b/>
+                <w:bCs/>
+                <w:u w:val="single"/>
+              </w:rPr>
+              <w:t>repair_cap_words</w:t>
+            </w:r>
+            <w:proofErr w:type="spellEnd"/>
             <w:r>
               <w:rPr>
                 <w:rFonts w:ascii="Courier New" w:hAnsi="Courier New" w:cs="Courier New"/>
-              </w:rPr>
-              <w:t>words</w:t>
+                <w:b/>
+                <w:bCs/>
+                <w:u w:val="single"/>
+              </w:rPr>
+              <w:t>}}</w:t>
+            </w:r>
+            <w:r>
+              <w:rPr>
+                <w:rFonts w:ascii="Arial" w:hAnsi="Arial" w:cs="Arial"/>
+                <w:b/>
+                <w:bCs/>
+                <w:u w:val="single"/>
+              </w:rPr>
+              <w:t xml:space="preserve"> (S$</w:t>
+            </w:r>
+            <w:r>
+              <w:rPr>
+                <w:rFonts w:ascii="Courier New" w:hAnsi="Courier New" w:cs="Courier New"/>
+                <w:b/>
+                <w:bCs/>
+                <w:u w:val="single"/>
+              </w:rPr>
+              <w:t>{{</w:t>
+            </w:r>
+            <w:proofErr w:type="spellStart"/>
+            <w:r>
+              <w:rPr>
+                <w:rFonts w:ascii="Courier New" w:hAnsi="Courier New" w:cs="Courier New"/>
+                <w:b/>
+                <w:bCs/>
+                <w:u w:val="single"/>
+              </w:rPr>
+              <w:t>repair_cap_amount</w:t>
             </w:r>
             <w:proofErr w:type="spellEnd"/>
             <w:r>
               <w:rPr>
                 <w:rFonts w:ascii="Courier New" w:hAnsi="Courier New" w:cs="Courier New"/>
+                <w:b/>
+                <w:bCs/>
+                <w:u w:val="single"/>
               </w:rPr>
               <w:t>}}</w:t>
             </w:r>
             <w:r>
               <w:rPr>
                 <w:rFonts w:ascii="Arial" w:hAnsi="Arial" w:cs="Arial"/>
-                <w:bCs/>
+                <w:b/>
+                <w:bCs/>
+                <w:u w:val="single"/>
+              </w:rPr>
+              <w:t>)</w:t>
+            </w:r>
+            <w:r>
+              <w:rPr>
+                <w:rFonts w:ascii="Arial" w:hAnsi="Arial" w:cs="Arial"/>
+                <w:bCs/>
+              </w:rPr>
+              <w:t xml:space="preserve"> </w:t>
+            </w:r>
+            <w:r>
+              <w:rPr>
+                <w:rFonts w:ascii="Arial" w:hAnsi="Arial" w:cs="Arial"/>
+              </w:rPr>
+              <w:t xml:space="preserve">per item per job. Any expenditure exceeding </w:t>
+            </w:r>
+            <w:r>
+              <w:rPr>
+                <w:rFonts w:ascii="Arial" w:hAnsi="Arial" w:cs="Arial"/>
+              </w:rPr>
+              <w:t xml:space="preserve">Singapore </w:t>
+            </w:r>
+            <w:r>
+              <w:rPr>
+                <w:rFonts w:ascii="Arial" w:hAnsi="Arial" w:cs="Arial"/>
+              </w:rPr>
+              <w:t xml:space="preserve">Dollars </w:t>
+            </w:r>
+            <w:r>
+              <w:rPr>
+                <w:rFonts w:ascii="Courier New" w:hAnsi="Courier New" w:cs="Courier New"/>
+                <w:b/>
+                <w:bCs/>
+                <w:u w:val="single"/>
+              </w:rPr>
+              <w:t>{{</w:t>
+            </w:r>
+            <w:proofErr w:type="spellStart"/>
+            <w:r>
+              <w:rPr>
+                <w:rFonts w:ascii="Courier New" w:hAnsi="Courier New" w:cs="Courier New"/>
+                <w:b/>
+                <w:bCs/>
+                <w:u w:val="single"/>
+              </w:rPr>
+              <w:t>repair_cap_words</w:t>
+            </w:r>
+            <w:proofErr w:type="spellEnd"/>
+            <w:r>
+              <w:rPr>
+                <w:rFonts w:ascii="Courier New" w:hAnsi="Courier New" w:cs="Courier New"/>
+                <w:b/>
+                <w:bCs/>
+                <w:u w:val="single"/>
+              </w:rPr>
+              <w:t>}}</w:t>
+            </w:r>
+            <w:r>
+              <w:rPr>
+                <w:rFonts w:ascii="Arial" w:hAnsi="Arial" w:cs="Arial"/>
+                <w:b/>
+                <w:bCs/>
+                <w:u w:val="single"/>
               </w:rPr>
               <w:t xml:space="preserve"> (S$</w:t>
             </w:r>
             <w:r>
               <w:rPr>
                 <w:rFonts w:ascii="Courier New" w:hAnsi="Courier New" w:cs="Courier New"/>
+                <w:b/>
+                <w:bCs/>
+                <w:u w:val="single"/>
               </w:rPr>
               <w:t>{{</w:t>
             </w:r>
@@ -2690,6 +2898,9 @@
             <w:r>
               <w:rPr>
                 <w:rFonts w:ascii="Courier New" w:hAnsi="Courier New" w:cs="Courier New"/>
+                <w:b/>
+                <w:bCs/>
+                <w:u w:val="single"/>
               </w:rPr>
               <w:t>repair_cap_amount</w:t>
             </w:r>
@@ -2697,37 +2908,66 @@
             <w:r>
               <w:rPr>
                 <w:rFonts w:ascii="Courier New" w:hAnsi="Courier New" w:cs="Courier New"/>
+                <w:b/>
+                <w:bCs/>
+                <w:u w:val="single"/>
               </w:rPr>
               <w:t>}}</w:t>
             </w:r>
             <w:r>
               <w:rPr>
                 <w:rFonts w:ascii="Arial" w:hAnsi="Arial" w:cs="Arial"/>
-                <w:bCs/>
-              </w:rPr>
-              <w:t xml:space="preserve">) </w:t>
-            </w:r>
-            <w:r>
-              <w:rPr>
-                <w:rFonts w:ascii="Arial" w:hAnsi="Arial" w:cs="Arial"/>
-              </w:rPr>
-              <w:t xml:space="preserve">per item per job. Any expenditure exceeding </w:t>
-            </w:r>
-            <w:r>
-              <w:rPr>
-                <w:rFonts w:ascii="Arial" w:hAnsi="Arial" w:cs="Arial"/>
-              </w:rPr>
-              <w:t xml:space="preserve">Singapore </w:t>
-            </w:r>
-            <w:r>
-              <w:rPr>
-                <w:rFonts w:ascii="Arial" w:hAnsi="Arial" w:cs="Arial"/>
-              </w:rPr>
-              <w:t xml:space="preserve">Dollars </w:t>
+                <w:b/>
+                <w:bCs/>
+                <w:u w:val="single"/>
+              </w:rPr>
+              <w:t>)</w:t>
+            </w:r>
+            <w:r>
+              <w:rPr>
+                <w:rFonts w:ascii="Arial" w:hAnsi="Arial" w:cs="Arial"/>
+              </w:rPr>
+              <w:t>,</w:t>
+            </w:r>
+            <w:r>
+              <w:rPr>
+                <w:rFonts w:ascii="Arial" w:hAnsi="Arial" w:cs="Arial"/>
+              </w:rPr>
+              <w:t xml:space="preserve"> the excess shall be borne by Landlord. The Landlord’s consent </w:t>
+            </w:r>
+            <w:r>
+              <w:rPr>
+                <w:rFonts w:ascii="Arial" w:hAnsi="Arial" w:cs="Arial"/>
+              </w:rPr>
+              <w:t xml:space="preserve">is </w:t>
+            </w:r>
+            <w:r>
+              <w:rPr>
+                <w:rFonts w:ascii="Arial" w:hAnsi="Arial" w:cs="Arial"/>
+              </w:rPr>
+              <w:t xml:space="preserve">to be obtained for </w:t>
+            </w:r>
+            <w:r>
+              <w:rPr>
+                <w:rFonts w:ascii="Arial" w:hAnsi="Arial" w:cs="Arial"/>
+              </w:rPr>
+              <w:t>any repair cost that exceeds S</w:t>
+            </w:r>
+            <w:r>
+              <w:rPr>
+                <w:rFonts w:ascii="Arial" w:hAnsi="Arial" w:cs="Arial"/>
+                <w:b/>
+                <w:bCs/>
+                <w:u w:val="single"/>
+              </w:rPr>
+              <w:t>$</w:t>
             </w:r>
             <w:r>
               <w:rPr>
                 <w:rFonts w:ascii="Courier New" w:hAnsi="Courier New" w:cs="Courier New"/>
+                <w:b/>
+                <w:bCs/>
+                <w:u w:val="single"/>
               </w:rPr>
               <w:t>{{</w:t>
             </w:r>
@@ -2735,103 +2975,19 @@
             <w:r>
               <w:rPr>
                 <w:rFonts w:ascii="Courier New" w:hAnsi="Courier New" w:cs="Courier New"/>
-              </w:rPr>
-              <w:t>repair_cap_</w:t>
-            </w:r>
+                <w:b/>
+                <w:bCs/>
+                <w:u w:val="single"/>
+              </w:rPr>
+              <w:t>repair_threshold_amount</w:t>
+            </w:r>
+            <w:proofErr w:type="spellEnd"/>
             <w:r>
               <w:rPr>
                 <w:rFonts w:ascii="Courier New" w:hAnsi="Courier New" w:cs="Courier New"/>
-              </w:rPr>
-              <w:t>words</w:t>
-            </w:r>
-            <w:proofErr w:type="spellEnd"/>
-            <w:r>
-              <w:rPr>
-                <w:rFonts w:ascii="Courier New" w:hAnsi="Courier New" w:cs="Courier New"/>
-              </w:rPr>
-              <w:t>}}</w:t>
-            </w:r>
-            <w:r>
-              <w:rPr>
-                <w:rFonts w:ascii="Arial" w:hAnsi="Arial" w:cs="Arial"/>
-                <w:bCs/>
-              </w:rPr>
-              <w:t xml:space="preserve"> (S$</w:t>
-            </w:r>
-            <w:r>
-              <w:rPr>
-                <w:rFonts w:ascii="Courier New" w:hAnsi="Courier New" w:cs="Courier New"/>
-              </w:rPr>
-              <w:t>{{</w:t>
-            </w:r>
-            <w:proofErr w:type="spellStart"/>
-            <w:r>
-              <w:rPr>
-                <w:rFonts w:ascii="Courier New" w:hAnsi="Courier New" w:cs="Courier New"/>
-              </w:rPr>
-              <w:t>repair_cap_amount</w:t>
-            </w:r>
-            <w:proofErr w:type="spellEnd"/>
-            <w:r>
-              <w:rPr>
-                <w:rFonts w:ascii="Courier New" w:hAnsi="Courier New" w:cs="Courier New"/>
-              </w:rPr>
-              <w:t>}}</w:t>
-            </w:r>
-            <w:r>
-              <w:rPr>
-                <w:rFonts w:ascii="Arial" w:hAnsi="Arial" w:cs="Arial"/>
-                <w:bCs/>
-              </w:rPr>
-              <w:t>)</w:t>
-            </w:r>
-            <w:r>
-              <w:rPr>
-                <w:rFonts w:ascii="Arial" w:hAnsi="Arial" w:cs="Arial"/>
-              </w:rPr>
-              <w:t>,</w:t>
-            </w:r>
-            <w:r>
-              <w:rPr>
-                <w:rFonts w:ascii="Arial" w:hAnsi="Arial" w:cs="Arial"/>
-              </w:rPr>
-              <w:t xml:space="preserve"> the excess shall be borne by Landlord. The Landlord’s consent </w:t>
-            </w:r>
-            <w:r>
-              <w:rPr>
-                <w:rFonts w:ascii="Arial" w:hAnsi="Arial" w:cs="Arial"/>
-              </w:rPr>
-              <w:t xml:space="preserve">is </w:t>
-            </w:r>
-            <w:r>
-              <w:rPr>
-                <w:rFonts w:ascii="Arial" w:hAnsi="Arial" w:cs="Arial"/>
-              </w:rPr>
-              <w:t xml:space="preserve">to be obtained for </w:t>
-            </w:r>
-            <w:r>
-              <w:rPr>
-                <w:rFonts w:ascii="Arial" w:hAnsi="Arial" w:cs="Arial"/>
-              </w:rPr>
-              <w:t>any repair cost that exceeds S$</w:t>
-            </w:r>
-            <w:r>
-              <w:rPr>
-                <w:rFonts w:ascii="Courier New" w:hAnsi="Courier New" w:cs="Courier New"/>
-              </w:rPr>
-              <w:t>{{</w:t>
-            </w:r>
-            <w:proofErr w:type="spellStart"/>
-            <w:r>
-              <w:rPr>
-                <w:rFonts w:ascii="Courier New" w:hAnsi="Courier New" w:cs="Courier New"/>
-              </w:rPr>
-              <w:t>repair_threshold_amount</w:t>
-            </w:r>
-            <w:proofErr w:type="spellEnd"/>
-            <w:r>
-              <w:rPr>
-                <w:rFonts w:ascii="Courier New" w:hAnsi="Courier New" w:cs="Courier New"/>
+                <w:b/>
+                <w:bCs/>
+                <w:u w:val="single"/>
               </w:rPr>
               <w:t>}}</w:t>
             </w:r>
@@ -3766,6 +3922,7 @@
                 <w:sz w:val="20"/>
                 <w:szCs w:val="20"/>
               </w:rPr>
+              <w:lastRenderedPageBreak/>
               <w:t>Not to erect or put up any sign board on the Premises without the Landlord’s written consent.</w:t>
             </w:r>
           </w:p>
@@ -3979,6 +4136,9 @@
             <w:r>
               <w:rPr>
                 <w:rFonts w:ascii="Courier New" w:hAnsi="Courier New" w:cs="Courier New"/>
+                <w:b/>
+                <w:bCs/>
+                <w:u w:val="single"/>
               </w:rPr>
               <w:t>{{</w:t>
             </w:r>
@@ -3986,6 +4146,9 @@
             <w:r>
               <w:rPr>
                 <w:rFonts w:ascii="Courier New" w:hAnsi="Courier New" w:cs="Courier New"/>
+                <w:b/>
+                <w:bCs/>
+                <w:u w:val="single"/>
               </w:rPr>
               <w:t>rent_amount</w:t>
             </w:r>
@@ -3993,6 +4156,9 @@
             <w:r>
               <w:rPr>
                 <w:rFonts w:ascii="Courier New" w:hAnsi="Courier New" w:cs="Courier New"/>
+                <w:b/>
+                <w:bCs/>
+                <w:u w:val="single"/>
               </w:rPr>
               <w:t>}}</w:t>
             </w:r>
@@ -6815,6 +6981,9 @@
             <w:r>
               <w:rPr>
                 <w:rFonts w:ascii="Courier New" w:hAnsi="Courier New" w:cs="Courier New"/>
+                <w:b/>
+                <w:bCs/>
+                <w:u w:val="single"/>
               </w:rPr>
               <w:t>{{</w:t>
             </w:r>
@@ -6822,25 +6991,19 @@
             <w:r>
               <w:rPr>
                 <w:rFonts w:ascii="Courier New" w:hAnsi="Courier New" w:cs="Courier New"/>
-              </w:rPr>
-              <w:t>tenant</w:t>
-            </w:r>
+                <w:b/>
+                <w:bCs/>
+                <w:u w:val="single"/>
+              </w:rPr>
+              <w:t>tenant_name</w:t>
+            </w:r>
+            <w:proofErr w:type="spellEnd"/>
             <w:r>
               <w:rPr>
                 <w:rFonts w:ascii="Courier New" w:hAnsi="Courier New" w:cs="Courier New"/>
-              </w:rPr>
-              <w:t>_</w:t>
-            </w:r>
-            <w:r>
-              <w:rPr>
-                <w:rFonts w:ascii="Courier New" w:hAnsi="Courier New" w:cs="Courier New"/>
-              </w:rPr>
-              <w:t>name</w:t>
-            </w:r>
-            <w:proofErr w:type="spellEnd"/>
-            <w:r>
-              <w:rPr>
-                <w:rFonts w:ascii="Courier New" w:hAnsi="Courier New" w:cs="Courier New"/>
+                <w:b/>
+                <w:bCs/>
+                <w:u w:val="single"/>
               </w:rPr>
               <w:t>}}</w:t>
             </w:r>
@@ -6873,6 +7036,9 @@
             <w:r>
               <w:rPr>
                 <w:rFonts w:ascii="Courier New" w:hAnsi="Courier New" w:cs="Courier New"/>
+                <w:b/>
+                <w:bCs/>
+                <w:u w:val="single"/>
               </w:rPr>
               <w:t>{{</w:t>
             </w:r>
@@ -6880,6 +7046,9 @@
             <w:r>
               <w:rPr>
                 <w:rFonts w:ascii="Courier New" w:hAnsi="Courier New" w:cs="Courier New"/>
+                <w:b/>
+                <w:bCs/>
+                <w:u w:val="single"/>
               </w:rPr>
               <w:t>diplomatic_clause_months</w:t>
             </w:r>
@@ -6887,6 +7056,9 @@
             <w:r>
               <w:rPr>
                 <w:rFonts w:ascii="Courier New" w:hAnsi="Courier New" w:cs="Courier New"/>
+                <w:b/>
+                <w:bCs/>
+                <w:u w:val="single"/>
               </w:rPr>
               <w:t>}}</w:t>
             </w:r>
@@ -6908,6 +7080,9 @@
             <w:r>
               <w:rPr>
                 <w:rFonts w:ascii="Courier New" w:hAnsi="Courier New" w:cs="Courier New"/>
+                <w:b/>
+                <w:bCs/>
+                <w:u w:val="single"/>
               </w:rPr>
               <w:t>{{</w:t>
             </w:r>
@@ -6915,72 +7090,75 @@
             <w:r>
               <w:rPr>
                 <w:rFonts w:ascii="Courier New" w:hAnsi="Courier New" w:cs="Courier New"/>
-              </w:rPr>
-              <w:t>diplomatic_clause_months</w:t>
-            </w:r>
+                <w:b/>
+                <w:bCs/>
+                <w:u w:val="single"/>
+              </w:rPr>
+              <w:t>diplomatic_clause_months_plus_two</w:t>
+            </w:r>
+            <w:proofErr w:type="spellEnd"/>
             <w:r>
               <w:rPr>
                 <w:rFonts w:ascii="Courier New" w:hAnsi="Courier New" w:cs="Courier New"/>
-              </w:rPr>
-              <w:t>_plus_two</w:t>
+                <w:b/>
+                <w:bCs/>
+                <w:u w:val="single"/>
+              </w:rPr>
+              <w:t>}}</w:t>
+            </w:r>
+            <w:proofErr w:type="spellStart"/>
+            <w:r>
+              <w:rPr>
+                <w:rFonts w:ascii="Arial" w:hAnsi="Arial" w:cs="Arial"/>
+                <w:vertAlign w:val="superscript"/>
+              </w:rPr>
+              <w:t>th</w:t>
             </w:r>
             <w:proofErr w:type="spellEnd"/>
             <w:r>
               <w:rPr>
+                <w:rFonts w:ascii="Arial" w:hAnsi="Arial" w:cs="Arial"/>
+              </w:rPr>
+              <w:t xml:space="preserve"> month of this lease.</w:t>
+            </w:r>
+            <w:r>
+              <w:rPr>
+                <w:rFonts w:ascii="Arial" w:hAnsi="Arial" w:cs="Arial"/>
+              </w:rPr>
+              <w:t xml:space="preserve"> </w:t>
+            </w:r>
+            <w:r>
+              <w:rPr>
+                <w:rFonts w:ascii="Arial" w:hAnsi="Arial" w:cs="Arial"/>
+              </w:rPr>
+              <w:t xml:space="preserve">This way, under all circumstances, the Landlord will always receive a minimum of </w:t>
+            </w:r>
+            <w:r>
+              <w:rPr>
                 <w:rFonts w:ascii="Courier New" w:hAnsi="Courier New" w:cs="Courier New"/>
-              </w:rPr>
-              <w:t>}}</w:t>
+                <w:b/>
+                <w:bCs/>
+                <w:u w:val="single"/>
+              </w:rPr>
+              <w:t>{{</w:t>
             </w:r>
             <w:proofErr w:type="spellStart"/>
             <w:r>
               <w:rPr>
-                <w:rFonts w:ascii="Arial" w:hAnsi="Arial" w:cs="Arial"/>
-                <w:vertAlign w:val="superscript"/>
-              </w:rPr>
-              <w:t>th</w:t>
+                <w:rFonts w:ascii="Courier New" w:hAnsi="Courier New" w:cs="Courier New"/>
+                <w:b/>
+                <w:bCs/>
+                <w:u w:val="single"/>
+              </w:rPr>
+              <w:t>diplomatic_clause_months_plus_two</w:t>
             </w:r>
             <w:proofErr w:type="spellEnd"/>
             <w:r>
               <w:rPr>
-                <w:rFonts w:ascii="Arial" w:hAnsi="Arial" w:cs="Arial"/>
-              </w:rPr>
-              <w:t xml:space="preserve"> month of this lease.</w:t>
-            </w:r>
-            <w:r>
-              <w:rPr>
-                <w:rFonts w:ascii="Arial" w:hAnsi="Arial" w:cs="Arial"/>
-              </w:rPr>
-              <w:t xml:space="preserve"> </w:t>
-            </w:r>
-            <w:r>
-              <w:rPr>
-                <w:rFonts w:ascii="Arial" w:hAnsi="Arial" w:cs="Arial"/>
-              </w:rPr>
-              <w:t xml:space="preserve">This way, under all circumstances, the Landlord will always receive a minimum of </w:t>
-            </w:r>
-            <w:r>
-              <w:rPr>
                 <w:rFonts w:ascii="Courier New" w:hAnsi="Courier New" w:cs="Courier New"/>
-              </w:rPr>
-              <w:t>{{</w:t>
-            </w:r>
-            <w:proofErr w:type="spellStart"/>
-            <w:r>
-              <w:rPr>
-                <w:rFonts w:ascii="Courier New" w:hAnsi="Courier New" w:cs="Courier New"/>
-              </w:rPr>
-              <w:t>diplomatic_clause_months</w:t>
-            </w:r>
-            <w:r>
-              <w:rPr>
-                <w:rFonts w:ascii="Courier New" w:hAnsi="Courier New" w:cs="Courier New"/>
-              </w:rPr>
-              <w:t>_plus_two</w:t>
-            </w:r>
-            <w:proofErr w:type="spellEnd"/>
-            <w:r>
-              <w:rPr>
-                <w:rFonts w:ascii="Courier New" w:hAnsi="Courier New" w:cs="Courier New"/>
+                <w:b/>
+                <w:bCs/>
+                <w:u w:val="single"/>
               </w:rPr>
               <w:t>}}</w:t>
             </w:r>
@@ -10152,15 +10330,7 @@
                 <w:sz w:val="20"/>
                 <w:szCs w:val="20"/>
               </w:rPr>
-              <w:t>tenant</w:t>
-            </w:r>
-            <w:r>
-              <w:rPr>
-                <w:rFonts w:ascii="Courier New" w:eastAsia="Times New Roman" w:hAnsi="Courier New" w:cs="Courier New"/>
-                <w:sz w:val="20"/>
-                <w:szCs w:val="20"/>
-              </w:rPr>
-              <w:t>2</w:t>
+              <w:t>tenant2</w:t>
             </w:r>
             <w:r>
               <w:rPr>
@@ -10213,15 +10383,7 @@
                 <w:sz w:val="20"/>
                 <w:szCs w:val="20"/>
               </w:rPr>
-              <w:t>tenant</w:t>
-            </w:r>
-            <w:r>
-              <w:rPr>
-                <w:rFonts w:ascii="Courier New" w:eastAsia="Times New Roman" w:hAnsi="Courier New" w:cs="Courier New"/>
-                <w:sz w:val="20"/>
-                <w:szCs w:val="20"/>
-              </w:rPr>
-              <w:t>2</w:t>
+              <w:t>tenant2</w:t>
             </w:r>
             <w:r>
               <w:rPr>

--- a/Realtor Forms/PTE RESIDENTIAL Tenancy Agreement.docx
+++ b/Realtor Forms/PTE RESIDENTIAL Tenancy Agreement.docx
@@ -245,9 +245,9 @@
           <w:bCs/>
           <w:u w:val="single"/>
         </w:rPr>
-        <w:t>{{landlord_name</w:t>
-      </w:r>
-      <w:proofErr w:type="gramStart"/>
+        <w:t>{{</w:t>
+      </w:r>
+      <w:proofErr w:type="spellStart"/>
       <w:r>
         <w:rPr>
           <w:rFonts w:ascii="Courier New" w:hAnsi="Courier New" w:cs="Courier New"/>
@@ -255,9 +255,10 @@
           <w:bCs/>
           <w:u w:val="single"/>
         </w:rPr>
-        <w:t>}}(</w:t>
-      </w:r>
-      <w:proofErr w:type="gramEnd"/>
+        <w:t>landlord_name</w:t>
+      </w:r>
+      <w:proofErr w:type="spellEnd"/>
+      <w:proofErr w:type="gramStart"/>
       <w:r>
         <w:rPr>
           <w:rFonts w:ascii="Courier New" w:hAnsi="Courier New" w:cs="Courier New"/>
@@ -265,9 +266,9 @@
           <w:bCs/>
           <w:u w:val="single"/>
         </w:rPr>
-        <w:t>{{landlord_nric}</w:t>
-      </w:r>
-      <w:proofErr w:type="gramStart"/>
+        <w:t>}}(</w:t>
+      </w:r>
+      <w:proofErr w:type="gramEnd"/>
       <w:r>
         <w:rPr>
           <w:rFonts w:ascii="Courier New" w:hAnsi="Courier New" w:cs="Courier New"/>
@@ -275,9 +276,9 @@
           <w:bCs/>
           <w:u w:val="single"/>
         </w:rPr>
-        <w:t>}){</w:t>
-      </w:r>
-      <w:proofErr w:type="gramEnd"/>
+        <w:t>{{</w:t>
+      </w:r>
+      <w:proofErr w:type="spellStart"/>
       <w:r>
         <w:rPr>
           <w:rFonts w:ascii="Courier New" w:hAnsi="Courier New" w:cs="Courier New"/>
@@ -285,7 +286,35 @@
           <w:bCs/>
           <w:u w:val="single"/>
         </w:rPr>
-        <w:t>{landlord2_name</w:t>
+        <w:t>landlord_nric</w:t>
+      </w:r>
+      <w:proofErr w:type="spellEnd"/>
+      <w:r>
+        <w:rPr>
+          <w:rFonts w:ascii="Courier New" w:hAnsi="Courier New" w:cs="Courier New"/>
+          <w:b/>
+          <w:bCs/>
+          <w:u w:val="single"/>
+        </w:rPr>
+        <w:t>}})</w:t>
+      </w:r>
+      <w:r>
+        <w:rPr>
+          <w:rFonts w:ascii="Courier New" w:hAnsi="Courier New" w:cs="Courier New"/>
+          <w:b/>
+          <w:bCs/>
+          <w:u w:val="single"/>
+        </w:rPr>
+        <w:t xml:space="preserve"> </w:t>
+      </w:r>
+      <w:r>
+        <w:rPr>
+          <w:rFonts w:ascii="Courier New" w:hAnsi="Courier New" w:cs="Courier New"/>
+          <w:b/>
+          <w:bCs/>
+          <w:u w:val="single"/>
+        </w:rPr>
+        <w:t>{{landlord2_name</w:t>
       </w:r>
       <w:proofErr w:type="gramStart"/>
       <w:r>
